--- a/doc/design/media_control_system.docx
+++ b/doc/design/media_control_system.docx
@@ -1357,7 +1357,15 @@
         <w:t>your home</w:t>
       </w:r>
       <w:r>
-        <w:t>.  A myriad of combinations all managed from any computer anywhere in the house thanks to wifi networking.</w:t>
+        <w:t xml:space="preserve">.  A myriad of combinations all managed from any computer anywhere in the house thanks to </w:t>
+      </w:r>
+      <w:proofErr w:type="spellStart"/>
+      <w:r>
+        <w:t>wifi</w:t>
+      </w:r>
+      <w:proofErr w:type="spellEnd"/>
+      <w:r>
+        <w:t xml:space="preserve"> networking.</w:t>
       </w:r>
     </w:p>
     <w:p>
@@ -1539,12 +1547,21 @@
                                   <w:szCs w:val="24"/>
                                 </w:rPr>
                               </w:pPr>
+                              <w:proofErr w:type="spellStart"/>
                               <w:r>
                                 <w:rPr>
                                   <w:sz w:val="24"/>
                                   <w:szCs w:val="24"/>
                                 </w:rPr>
-                                <w:t xml:space="preserve">Xantech Speaker </w:t>
+                                <w:t>Xantech</w:t>
+                              </w:r>
+                              <w:proofErr w:type="spellEnd"/>
+                              <w:r>
+                                <w:rPr>
+                                  <w:sz w:val="24"/>
+                                  <w:szCs w:val="24"/>
+                                </w:rPr>
+                                <w:t xml:space="preserve"> Speaker </w:t>
                               </w:r>
                               <w:r>
                                 <w:rPr>
@@ -3298,14 +3315,34 @@
                                   <w:szCs w:val="24"/>
                                 </w:rPr>
                               </w:pPr>
+                              <w:proofErr w:type="spellStart"/>
                               <w:r>
                                 <w:rPr>
                                   <w:color w:val="0000FF"/>
                                   <w:sz w:val="24"/>
                                   <w:szCs w:val="24"/>
                                 </w:rPr>
-                                <w:t>Gige/Wifi</w:t>
+                                <w:t>Gige</w:t>
                               </w:r>
+                              <w:proofErr w:type="spellEnd"/>
+                              <w:r>
+                                <w:rPr>
+                                  <w:color w:val="0000FF"/>
+                                  <w:sz w:val="24"/>
+                                  <w:szCs w:val="24"/>
+                                </w:rPr>
+                                <w:t>/</w:t>
+                              </w:r>
+                              <w:proofErr w:type="spellStart"/>
+                              <w:r>
+                                <w:rPr>
+                                  <w:color w:val="0000FF"/>
+                                  <w:sz w:val="24"/>
+                                  <w:szCs w:val="24"/>
+                                </w:rPr>
+                                <w:t>Wifi</w:t>
+                              </w:r>
+                              <w:proofErr w:type="spellEnd"/>
                               <w:r>
                                 <w:rPr>
                                   <w:color w:val="0000FF"/>
@@ -3391,13 +3428,23 @@
                                   <w:szCs w:val="24"/>
                                 </w:rPr>
                               </w:pPr>
+                              <w:proofErr w:type="spellStart"/>
                               <w:r>
                                 <w:rPr>
                                   <w:color w:val="00CCFF"/>
                                   <w:sz w:val="24"/>
                                   <w:szCs w:val="24"/>
                                 </w:rPr>
-                                <w:t>Toslink/Coax S/PDIF</w:t>
+                                <w:t>Toslink</w:t>
+                              </w:r>
+                              <w:proofErr w:type="spellEnd"/>
+                              <w:r>
+                                <w:rPr>
+                                  <w:color w:val="00CCFF"/>
+                                  <w:sz w:val="24"/>
+                                  <w:szCs w:val="24"/>
+                                </w:rPr>
+                                <w:t>/Coax S/PDIF</w:t>
                               </w:r>
                             </w:p>
                             <w:p>
@@ -3425,13 +3472,23 @@
                                   <w:szCs w:val="24"/>
                                 </w:rPr>
                               </w:pPr>
+                              <w:proofErr w:type="spellStart"/>
                               <w:r>
                                 <w:rPr>
                                   <w:color w:val="806000" w:themeColor="accent4" w:themeShade="80"/>
                                   <w:sz w:val="24"/>
                                   <w:szCs w:val="24"/>
                                 </w:rPr>
-                                <w:t>Zigbee Remote Control</w:t>
+                                <w:t>Zigbee</w:t>
+                              </w:r>
+                              <w:proofErr w:type="spellEnd"/>
+                              <w:r>
+                                <w:rPr>
+                                  <w:color w:val="806000" w:themeColor="accent4" w:themeShade="80"/>
+                                  <w:sz w:val="24"/>
+                                  <w:szCs w:val="24"/>
+                                </w:rPr>
+                                <w:t xml:space="preserve"> Remote Control</w:t>
                               </w:r>
                             </w:p>
                           </w:txbxContent>
@@ -3510,12 +3567,21 @@
                                   <w:szCs w:val="24"/>
                                 </w:rPr>
                               </w:pPr>
+                              <w:proofErr w:type="spellStart"/>
                               <w:r>
                                 <w:rPr>
                                   <w:sz w:val="24"/>
                                   <w:szCs w:val="24"/>
                                 </w:rPr>
-                                <w:t xml:space="preserve">Tira USB </w:t>
+                                <w:t>Tira</w:t>
+                              </w:r>
+                              <w:proofErr w:type="spellEnd"/>
+                              <w:r>
+                                <w:rPr>
+                                  <w:sz w:val="24"/>
+                                  <w:szCs w:val="24"/>
+                                </w:rPr>
+                                <w:t xml:space="preserve"> USB </w:t>
                               </w:r>
                               <w:r>
                                 <w:rPr>
@@ -3937,25 +4003,48 @@
                                 <w:t xml:space="preserve">R Receiver and IR </w:t>
                               </w:r>
                               <w:r>
-                                <w:t>Emitter is the Xantech model 48095DBKIT</w:t>
+                                <w:t xml:space="preserve">Emitter is the </w:t>
+                              </w:r>
+                              <w:proofErr w:type="spellStart"/>
+                              <w:r>
+                                <w:t>Xantech</w:t>
+                              </w:r>
+                              <w:proofErr w:type="spellEnd"/>
+                              <w:r>
+                                <w:t xml:space="preserve"> model 48095DBKIT</w:t>
                               </w:r>
                               <w:r>
                                 <w:br/>
                               </w:r>
+                              <w:proofErr w:type="spellStart"/>
                               <w:r>
                                 <w:t>iT</w:t>
                               </w:r>
                               <w:r>
-                                <w:t>ach Wifi IR is the Global Cache model WF2IR</w:t>
+                                <w:t>ach</w:t>
+                              </w:r>
+                              <w:proofErr w:type="spellEnd"/>
+                              <w:r>
+                                <w:t xml:space="preserve"> </w:t>
+                              </w:r>
+                              <w:proofErr w:type="spellStart"/>
+                              <w:r>
+                                <w:t>Wifi</w:t>
+                              </w:r>
+                              <w:proofErr w:type="spellEnd"/>
+                              <w:r>
+                                <w:t xml:space="preserve"> IR is the Global Cache model WF2IR</w:t>
                               </w:r>
                             </w:p>
                             <w:p>
                               <w:pPr>
                                 <w:ind w:left="360"/>
                               </w:pPr>
+                              <w:proofErr w:type="spellStart"/>
                               <w:r>
                                 <w:t>Tira</w:t>
                               </w:r>
+                              <w:proofErr w:type="spellEnd"/>
                               <w:r>
                                 <w:t xml:space="preserve"> USB IR is the Home Electronics Tira-2.1 Remote Control</w:t>
                               </w:r>
@@ -3973,9 +4062,11 @@
                               <w:r>
                                 <w:t xml:space="preserve"> </w:t>
                               </w:r>
+                              <w:proofErr w:type="spellStart"/>
                               <w:r>
                                 <w:t>Zigbee</w:t>
                               </w:r>
+                              <w:proofErr w:type="spellEnd"/>
                               <w:r>
                                 <w:t xml:space="preserve"> </w:t>
                               </w:r>
@@ -4194,12 +4285,21 @@
                                     <w:szCs w:val="24"/>
                                   </w:rPr>
                                 </w:pPr>
+                                <w:proofErr w:type="spellStart"/>
                                 <w:r>
                                   <w:rPr>
                                     <w:sz w:val="24"/>
                                     <w:szCs w:val="24"/>
                                   </w:rPr>
-                                  <w:t xml:space="preserve">Tira USB </w:t>
+                                  <w:t>Tira</w:t>
+                                </w:r>
+                                <w:proofErr w:type="spellEnd"/>
+                                <w:r>
+                                  <w:rPr>
+                                    <w:sz w:val="24"/>
+                                    <w:szCs w:val="24"/>
+                                  </w:rPr>
+                                  <w:t xml:space="preserve"> USB </w:t>
                                 </w:r>
                                 <w:r>
                                   <w:rPr>
@@ -5008,6 +5108,8 @@
                                 <w:pStyle w:val="NormalWeb"/>
                                 <w:spacing w:before="0" w:beforeAutospacing="0" w:after="0" w:afterAutospacing="0"/>
                               </w:pPr>
+                              <w:proofErr w:type="spellStart"/>
+                              <w:proofErr w:type="gramStart"/>
                               <w:r>
                                 <w:rPr>
                                   <w:rFonts w:ascii="Arial" w:eastAsia="Times New Roman" w:hAnsi="Arial" w:cs="Arial"/>
@@ -5018,8 +5120,24 @@
                                 <w:rPr>
                                   <w:rFonts w:ascii="Arial" w:eastAsia="Times New Roman" w:hAnsi="Arial" w:cs="Arial"/>
                                 </w:rPr>
-                                <w:t>ach Wifi</w:t>
+                                <w:t>ach</w:t>
                               </w:r>
+                              <w:proofErr w:type="spellEnd"/>
+                              <w:proofErr w:type="gramEnd"/>
+                              <w:r>
+                                <w:rPr>
+                                  <w:rFonts w:ascii="Arial" w:eastAsia="Times New Roman" w:hAnsi="Arial" w:cs="Arial"/>
+                                </w:rPr>
+                                <w:t xml:space="preserve"> </w:t>
+                              </w:r>
+                              <w:proofErr w:type="spellStart"/>
+                              <w:r>
+                                <w:rPr>
+                                  <w:rFonts w:ascii="Arial" w:eastAsia="Times New Roman" w:hAnsi="Arial" w:cs="Arial"/>
+                                </w:rPr>
+                                <w:t>Wifi</w:t>
+                              </w:r>
+                              <w:proofErr w:type="spellEnd"/>
                               <w:r>
                                 <w:rPr>
                                   <w:rFonts w:ascii="Arial" w:eastAsia="Times New Roman" w:hAnsi="Arial" w:cs="Arial"/>
@@ -7241,12 +7359,21 @@
                                   <w:szCs w:val="24"/>
                                 </w:rPr>
                               </w:pPr>
+                              <w:proofErr w:type="spellStart"/>
                               <w:r>
                                 <w:rPr>
                                   <w:sz w:val="24"/>
                                   <w:szCs w:val="24"/>
                                 </w:rPr>
-                                <w:t xml:space="preserve">Xantech Speaker </w:t>
+                                <w:t>Xantech</w:t>
+                              </w:r>
+                              <w:proofErr w:type="spellEnd"/>
+                              <w:r>
+                                <w:rPr>
+                                  <w:sz w:val="24"/>
+                                  <w:szCs w:val="24"/>
+                                </w:rPr>
+                                <w:t xml:space="preserve"> Speaker </w:t>
                               </w:r>
                               <w:r>
                                 <w:rPr>
@@ -7372,6 +7499,7 @@
                                   <w:szCs w:val="24"/>
                                 </w:rPr>
                               </w:pPr>
+                              <w:proofErr w:type="gramStart"/>
                               <w:r>
                                 <w:rPr>
                                   <w:sz w:val="24"/>
@@ -7379,6 +7507,7 @@
                                 </w:rPr>
                                 <w:t>and</w:t>
                               </w:r>
+                              <w:proofErr w:type="gramEnd"/>
                             </w:p>
                             <w:p>
                               <w:pPr>
@@ -8826,6 +8955,7 @@
                                   <w:szCs w:val="24"/>
                                 </w:rPr>
                               </w:pPr>
+                              <w:proofErr w:type="gramStart"/>
                               <w:r>
                                 <w:rPr>
                                   <w:sz w:val="24"/>
@@ -8833,6 +8963,7 @@
                                 </w:rPr>
                                 <w:t>and</w:t>
                               </w:r>
+                              <w:proofErr w:type="gramEnd"/>
                             </w:p>
                             <w:p>
                               <w:pPr>
@@ -8915,13 +9046,41 @@
                                   <w:szCs w:val="24"/>
                                 </w:rPr>
                               </w:pPr>
+                              <w:proofErr w:type="spellStart"/>
                               <w:r>
                                 <w:rPr>
                                   <w:color w:val="0000FF"/>
                                   <w:sz w:val="24"/>
                                   <w:szCs w:val="24"/>
                                 </w:rPr>
-                                <w:t>Gige/Wifi TCP/IP</w:t>
+                                <w:t>Gige</w:t>
+                              </w:r>
+                              <w:proofErr w:type="spellEnd"/>
+                              <w:r>
+                                <w:rPr>
+                                  <w:color w:val="0000FF"/>
+                                  <w:sz w:val="24"/>
+                                  <w:szCs w:val="24"/>
+                                </w:rPr>
+                                <w:t>/</w:t>
+                              </w:r>
+                              <w:proofErr w:type="spellStart"/>
+                              <w:r>
+                                <w:rPr>
+                                  <w:color w:val="0000FF"/>
+                                  <w:sz w:val="24"/>
+                                  <w:szCs w:val="24"/>
+                                </w:rPr>
+                                <w:t>Wifi</w:t>
+                              </w:r>
+                              <w:proofErr w:type="spellEnd"/>
+                              <w:r>
+                                <w:rPr>
+                                  <w:color w:val="0000FF"/>
+                                  <w:sz w:val="24"/>
+                                  <w:szCs w:val="24"/>
+                                </w:rPr>
+                                <w:t xml:space="preserve"> TCP/IP</w:t>
                               </w:r>
                             </w:p>
                             <w:p>
@@ -8983,13 +9142,23 @@
                                   <w:szCs w:val="24"/>
                                 </w:rPr>
                               </w:pPr>
+                              <w:proofErr w:type="spellStart"/>
                               <w:r>
                                 <w:rPr>
                                   <w:color w:val="00CCFF"/>
                                   <w:sz w:val="24"/>
                                   <w:szCs w:val="24"/>
                                 </w:rPr>
-                                <w:t>Toslink/Coax S/PDIF</w:t>
+                                <w:t>Toslink</w:t>
+                              </w:r>
+                              <w:proofErr w:type="spellEnd"/>
+                              <w:r>
+                                <w:rPr>
+                                  <w:color w:val="00CCFF"/>
+                                  <w:sz w:val="24"/>
+                                  <w:szCs w:val="24"/>
+                                </w:rPr>
+                                <w:t>/Coax S/PDIF</w:t>
                               </w:r>
                             </w:p>
                             <w:p>
@@ -9085,12 +9254,21 @@
                                   <w:szCs w:val="24"/>
                                 </w:rPr>
                               </w:pPr>
+                              <w:proofErr w:type="spellStart"/>
                               <w:r>
                                 <w:rPr>
                                   <w:sz w:val="24"/>
                                   <w:szCs w:val="24"/>
                                 </w:rPr>
-                                <w:t>Tira USB IR</w:t>
+                                <w:t>Tira</w:t>
+                              </w:r>
+                              <w:proofErr w:type="spellEnd"/>
+                              <w:r>
+                                <w:rPr>
+                                  <w:sz w:val="24"/>
+                                  <w:szCs w:val="24"/>
+                                </w:rPr>
+                                <w:t xml:space="preserve"> USB IR</w:t>
                               </w:r>
                             </w:p>
                             <w:p/>
@@ -9292,8 +9470,13 @@
                               <w:pPr>
                                 <w:ind w:left="360"/>
                               </w:pPr>
+                              <w:proofErr w:type="spellStart"/>
                               <w:r>
-                                <w:t>Tira USB IR is the Home Electronics Tira-2.1 Remote Control</w:t>
+                                <w:t>Tira</w:t>
+                              </w:r>
+                              <w:proofErr w:type="spellEnd"/>
+                              <w:r>
+                                <w:t xml:space="preserve"> USB IR is the Home Electronics Tira-2.1 Remote Control</w:t>
                               </w:r>
                             </w:p>
                             <w:p/>
@@ -12558,11 +12741,16 @@
                               <w:r>
                                 <w:t xml:space="preserve">On/Off Switch is the </w:t>
                               </w:r>
+                              <w:proofErr w:type="spellStart"/>
                               <w:r>
                                 <w:t>X</w:t>
                               </w:r>
                               <w:r>
-                                <w:t xml:space="preserve">antech model CC12 </w:t>
+                                <w:t>antech</w:t>
+                              </w:r>
+                              <w:proofErr w:type="spellEnd"/>
+                              <w:r>
+                                <w:t xml:space="preserve"> model CC12 </w:t>
                               </w:r>
                             </w:p>
                             <w:p>
@@ -12572,11 +12760,16 @@
                               <w:r>
                                 <w:t xml:space="preserve">A/B Switch is the </w:t>
                               </w:r>
+                              <w:proofErr w:type="spellStart"/>
                               <w:r>
                                 <w:t>Xant</w:t>
                               </w:r>
                               <w:r>
-                                <w:t>ech model SR21</w:t>
+                                <w:t>ech</w:t>
+                              </w:r>
+                              <w:proofErr w:type="spellEnd"/>
+                              <w:r>
+                                <w:t xml:space="preserve"> model SR21</w:t>
                               </w:r>
                             </w:p>
                           </w:txbxContent>
@@ -12624,8 +12817,13 @@
                                 <w:pStyle w:val="Heading1"/>
                               </w:pPr>
                               <w:bookmarkStart w:id="3" w:name="_Toc227679436"/>
+                              <w:proofErr w:type="spellStart"/>
                               <w:r>
-                                <w:t>Xantech Speaker Switch Matrix</w:t>
+                                <w:t>Xantech</w:t>
+                              </w:r>
+                              <w:proofErr w:type="spellEnd"/>
+                              <w:r>
+                                <w:t xml:space="preserve"> Speaker Switch Matrix</w:t>
                               </w:r>
                               <w:bookmarkEnd w:id="3"/>
                             </w:p>
@@ -13241,13 +13439,154 @@
     </w:p>
     <w:p>
       <w:r>
-        <w:t xml:space="preserve">The V1 diagram was created before Smart TVs.  The V2 diagram with a Smart TV eliminates the HTPC Remote Control Agent and all the associated Zigbee and IR equipment.   The Audio Control Client turns the Smart TV on/off over the LAN and streaming media is controlled with a Bluetooth mouse.  The Audio Receiver and Xantech Speaker Switch Matrix still uses IR control in the V1 and V2 diagrams. </w:t>
+        <w:t xml:space="preserve">The V1 diagram was created before Smart TVs.  The V2 diagram with a Smart TV eliminates the HTPC Remote Control Agent and all the associated </w:t>
+      </w:r>
+      <w:proofErr w:type="spellStart"/>
+      <w:r>
+        <w:t>Zigbee</w:t>
+      </w:r>
+      <w:proofErr w:type="spellEnd"/>
+      <w:r>
+        <w:t xml:space="preserve"> and IR equipment.   The Audio Control Client turns the Smart TV on/off over the LAN and streaming media is controlled with a Bluetooth mouse.  The Audio Receiver and </w:t>
+      </w:r>
+      <w:proofErr w:type="spellStart"/>
+      <w:r>
+        <w:t>Xantech</w:t>
+      </w:r>
+      <w:proofErr w:type="spellEnd"/>
+      <w:r>
+        <w:t xml:space="preserve"> Speaker Switch Matrix still uses IR control in the V1 and V2 diagrams. </w:t>
       </w:r>
     </w:p>
     <w:p/>
     <w:p>
       <w:r>
-        <w:t>Eliminating a Smart TV’s IR remote is an optional choice that will require an alternative means of toggling the TV on and off.  A precompiled lgtv.exe is a command line utility to power an LG TV on and off from a remote host.  A precompiled lgtv_gui.exe is also available for the Audio Control Client to toggle the TV’s power when the Audio Receiver’s power is toggled.  The source code for the utility is located in mcs/util/lgtv/module.  Installing Python is only necessary if you want to change the source code.  The steps to configure a host to control an LG TV are available from mcs/util/lgtv/readme.txt.</w:t>
+        <w:t xml:space="preserve">The 2025 LG TV tested corrupted the IR signal received by the </w:t>
+      </w:r>
+      <w:proofErr w:type="spellStart"/>
+      <w:r>
+        <w:t>Tira</w:t>
+      </w:r>
+      <w:proofErr w:type="spellEnd"/>
+      <w:r>
+        <w:t xml:space="preserve"> 2.1 device.  The corruption issue prompted the decision to use the LG TV’s </w:t>
+      </w:r>
+      <w:proofErr w:type="spellStart"/>
+      <w:r>
+        <w:t>WebSocket</w:t>
+      </w:r>
+      <w:proofErr w:type="spellEnd"/>
+      <w:r>
+        <w:t xml:space="preserve"> interface as </w:t>
+      </w:r>
+      <w:r>
+        <w:t>an alternative means of toggling the TV on and of</w:t>
+      </w:r>
+      <w:r>
+        <w:t xml:space="preserve">f.  A precompiled </w:t>
+      </w:r>
+      <w:proofErr w:type="spellStart"/>
+      <w:r>
+        <w:t>mcs</w:t>
+      </w:r>
+      <w:proofErr w:type="spellEnd"/>
+      <w:r>
+        <w:t xml:space="preserve">/client/audio/lgtv.exe </w:t>
+      </w:r>
+      <w:r>
+        <w:t xml:space="preserve">command line utility </w:t>
+      </w:r>
+      <w:r>
+        <w:t xml:space="preserve">is provided </w:t>
+      </w:r>
+      <w:r>
+        <w:t>to power an LG TV on and off from a remote host.  A precompile</w:t>
+      </w:r>
+      <w:r>
+        <w:t>d lgtv_gui.exe is also used by</w:t>
+      </w:r>
+      <w:r>
+        <w:t xml:space="preserve"> the Audio Control Client to toggle the TV’s power when the Audio Receiver’s power is toggled.  The </w:t>
+      </w:r>
+      <w:r>
+        <w:t xml:space="preserve">Python </w:t>
+      </w:r>
+      <w:r>
+        <w:t>source code for the utility is</w:t>
+      </w:r>
+      <w:r>
+        <w:t xml:space="preserve"> located in </w:t>
+      </w:r>
+      <w:proofErr w:type="spellStart"/>
+      <w:r>
+        <w:t>mcs</w:t>
+      </w:r>
+      <w:proofErr w:type="spellEnd"/>
+      <w:r>
+        <w:t>/</w:t>
+      </w:r>
+      <w:proofErr w:type="spellStart"/>
+      <w:r>
+        <w:t>util</w:t>
+      </w:r>
+      <w:proofErr w:type="spellEnd"/>
+      <w:r>
+        <w:t>/</w:t>
+      </w:r>
+      <w:proofErr w:type="spellStart"/>
+      <w:r>
+        <w:t>lgtv</w:t>
+      </w:r>
+      <w:proofErr w:type="spellEnd"/>
+      <w:r>
+        <w:t>.</w:t>
+      </w:r>
+      <w:r>
+        <w:t xml:space="preserve">  </w:t>
+      </w:r>
+      <w:r>
+        <w:t xml:space="preserve">Python is only needed if code modifications are needed.  The steps required </w:t>
+      </w:r>
+      <w:bookmarkStart w:id="5" w:name="_GoBack"/>
+      <w:bookmarkEnd w:id="5"/>
+      <w:r>
+        <w:t>to authorize</w:t>
+      </w:r>
+      <w:r>
+        <w:t xml:space="preserve"> a host to cont</w:t>
+      </w:r>
+      <w:r>
+        <w:t xml:space="preserve">rol an LG TV are available in the </w:t>
+      </w:r>
+      <w:proofErr w:type="spellStart"/>
+      <w:r>
+        <w:t>mcs</w:t>
+      </w:r>
+      <w:proofErr w:type="spellEnd"/>
+      <w:r>
+        <w:t>/</w:t>
+      </w:r>
+      <w:proofErr w:type="spellStart"/>
+      <w:r>
+        <w:t>util</w:t>
+      </w:r>
+      <w:proofErr w:type="spellEnd"/>
+      <w:r>
+        <w:t>/</w:t>
+      </w:r>
+      <w:proofErr w:type="spellStart"/>
+      <w:r>
+        <w:t>lgtv</w:t>
+      </w:r>
+      <w:proofErr w:type="spellEnd"/>
+      <w:r>
+        <w:t>/readme.txt</w:t>
+      </w:r>
+      <w:r>
+        <w:t xml:space="preserve"> file</w:t>
+      </w:r>
+      <w:r>
+        <w:t>.</w:t>
       </w:r>
       <w:r>
         <w:br w:type="page"/>
@@ -13257,10 +13596,15 @@
       <w:pPr>
         <w:pStyle w:val="Heading1"/>
       </w:pPr>
-      <w:bookmarkStart w:id="5" w:name="_Toc227679438"/>
+      <w:bookmarkStart w:id="6" w:name="_Toc227679438"/>
+      <w:proofErr w:type="spellStart"/>
       <w:r>
         <w:lastRenderedPageBreak/>
-        <w:t>Tira IR Receive</w:t>
+        <w:t>Tira</w:t>
+      </w:r>
+      <w:proofErr w:type="spellEnd"/>
+      <w:r>
+        <w:t xml:space="preserve"> IR Receive</w:t>
       </w:r>
       <w:r>
         <w:t>/Transmit</w:t>
@@ -13268,11 +13612,35 @@
       <w:r>
         <w:t xml:space="preserve"> Device</w:t>
       </w:r>
-      <w:bookmarkEnd w:id="5"/>
+      <w:bookmarkEnd w:id="6"/>
     </w:p>
     <w:p>
       <w:r>
-        <w:t xml:space="preserve">The Home Electronics Tira 2.1 IR receiver/transmitter is used by both the audio receiver and remote control agents.  The audio receiver agent uses the Tira device to send IR commands to control the audio receiver.  The remote control agent uses the Tira device to receive IR commands from a universal remote and transmit IR commands to control an HDMI switch. </w:t>
+        <w:t xml:space="preserve">The Home Electronics </w:t>
+      </w:r>
+      <w:proofErr w:type="spellStart"/>
+      <w:r>
+        <w:t>Tira</w:t>
+      </w:r>
+      <w:proofErr w:type="spellEnd"/>
+      <w:r>
+        <w:t xml:space="preserve"> 2.1 IR receiver/transmitter is used by both the audio receiver and remote control agents.  The audio receiver agent uses the </w:t>
+      </w:r>
+      <w:proofErr w:type="spellStart"/>
+      <w:r>
+        <w:t>Tira</w:t>
+      </w:r>
+      <w:proofErr w:type="spellEnd"/>
+      <w:r>
+        <w:t xml:space="preserve"> device to send IR commands to control the audio receiver.  The remote control agent uses the </w:t>
+      </w:r>
+      <w:proofErr w:type="spellStart"/>
+      <w:r>
+        <w:t>Tira</w:t>
+      </w:r>
+      <w:proofErr w:type="spellEnd"/>
+      <w:r>
+        <w:t xml:space="preserve"> device to receive IR commands from a universal remote and transmit IR commands to control an HDMI switch. </w:t>
       </w:r>
     </w:p>
     <w:p/>
@@ -13452,7 +13820,25 @@
           <w:szCs w:val="24"/>
           <w:lang w:val="en-GB"/>
         </w:rPr>
-        <w:t>3.5mm jack for connecting external emitters (Center pin "+", sleeve "-")</w:t>
+        <w:t>3.5mm jack for connecting external emitters (</w:t>
+      </w:r>
+      <w:proofErr w:type="spellStart"/>
+      <w:r>
+        <w:rPr>
+          <w:sz w:val="24"/>
+          <w:szCs w:val="24"/>
+          <w:lang w:val="en-GB"/>
+        </w:rPr>
+        <w:t>Center</w:t>
+      </w:r>
+      <w:proofErr w:type="spellEnd"/>
+      <w:r>
+        <w:rPr>
+          <w:sz w:val="24"/>
+          <w:szCs w:val="24"/>
+          <w:lang w:val="en-GB"/>
+        </w:rPr>
+        <w:t xml:space="preserve"> pin "+", sleeve "-")</w:t>
       </w:r>
     </w:p>
     <w:p>
@@ -13469,16 +13855,76 @@
         <w:spacing w:before="120" w:after="120"/>
       </w:pPr>
       <w:r>
-        <w:t xml:space="preserve">IR commands are transmitted by a library call to the Tira device with an array of chars argument.  Generating the array of chars for desired IR commands is done using the </w:t>
-      </w:r>
-      <w:r>
-        <w:rPr>
-          <w:rFonts w:ascii="Courier New" w:hAnsi="Courier New" w:cs="Courier New"/>
-        </w:rPr>
-        <w:t>mcs/util/tira/demo.exe</w:t>
-      </w:r>
-      <w:r>
-        <w:t xml:space="preserve"> utility.  Simply connect a Tira device to a PC</w:t>
+        <w:t xml:space="preserve">IR commands are transmitted by a library call to the </w:t>
+      </w:r>
+      <w:proofErr w:type="spellStart"/>
+      <w:r>
+        <w:t>Tira</w:t>
+      </w:r>
+      <w:proofErr w:type="spellEnd"/>
+      <w:r>
+        <w:t xml:space="preserve"> device with an array of </w:t>
+      </w:r>
+      <w:proofErr w:type="gramStart"/>
+      <w:r>
+        <w:t>chars</w:t>
+      </w:r>
+      <w:proofErr w:type="gramEnd"/>
+      <w:r>
+        <w:t xml:space="preserve"> argument.  Generating the array of chars for desired IR commands is done using the </w:t>
+      </w:r>
+      <w:proofErr w:type="spellStart"/>
+      <w:r>
+        <w:rPr>
+          <w:rFonts w:ascii="Courier New" w:hAnsi="Courier New" w:cs="Courier New"/>
+        </w:rPr>
+        <w:t>mcs</w:t>
+      </w:r>
+      <w:proofErr w:type="spellEnd"/>
+      <w:r>
+        <w:rPr>
+          <w:rFonts w:ascii="Courier New" w:hAnsi="Courier New" w:cs="Courier New"/>
+        </w:rPr>
+        <w:t>/</w:t>
+      </w:r>
+      <w:proofErr w:type="spellStart"/>
+      <w:r>
+        <w:rPr>
+          <w:rFonts w:ascii="Courier New" w:hAnsi="Courier New" w:cs="Courier New"/>
+        </w:rPr>
+        <w:t>util</w:t>
+      </w:r>
+      <w:proofErr w:type="spellEnd"/>
+      <w:r>
+        <w:rPr>
+          <w:rFonts w:ascii="Courier New" w:hAnsi="Courier New" w:cs="Courier New"/>
+        </w:rPr>
+        <w:t>/</w:t>
+      </w:r>
+      <w:proofErr w:type="spellStart"/>
+      <w:r>
+        <w:rPr>
+          <w:rFonts w:ascii="Courier New" w:hAnsi="Courier New" w:cs="Courier New"/>
+        </w:rPr>
+        <w:t>tira</w:t>
+      </w:r>
+      <w:proofErr w:type="spellEnd"/>
+      <w:r>
+        <w:rPr>
+          <w:rFonts w:ascii="Courier New" w:hAnsi="Courier New" w:cs="Courier New"/>
+        </w:rPr>
+        <w:t>/demo.exe</w:t>
+      </w:r>
+      <w:r>
+        <w:t xml:space="preserve"> utility.  Simply connect a </w:t>
+      </w:r>
+      <w:proofErr w:type="spellStart"/>
+      <w:r>
+        <w:t>Tira</w:t>
+      </w:r>
+      <w:proofErr w:type="spellEnd"/>
+      <w:r>
+        <w:t xml:space="preserve"> device to a PC</w:t>
       </w:r>
       <w:r>
         <w:t xml:space="preserve"> USB port, run demo.exe, activate</w:t>
@@ -13487,20 +13933,41 @@
         <w:t xml:space="preserve"> c</w:t>
       </w:r>
       <w:r>
-        <w:t xml:space="preserve">apture mode, point the an </w:t>
-      </w:r>
-      <w:r>
-        <w:t>IR remote at the Tira receiver and press the button on the remote you wish to capture.  The demo uti</w:t>
+        <w:t xml:space="preserve">apture mode, point </w:t>
+      </w:r>
+      <w:proofErr w:type="gramStart"/>
+      <w:r>
+        <w:t>the an</w:t>
+      </w:r>
+      <w:proofErr w:type="gramEnd"/>
+      <w:r>
+        <w:t xml:space="preserve"> </w:t>
+      </w:r>
+      <w:r>
+        <w:t xml:space="preserve">IR remote at the </w:t>
+      </w:r>
+      <w:proofErr w:type="spellStart"/>
+      <w:r>
+        <w:t>Tira</w:t>
+      </w:r>
+      <w:proofErr w:type="spellEnd"/>
+      <w:r>
+        <w:t xml:space="preserve"> receiver and press the button on the remote you wish to capture.  The demo uti</w:t>
       </w:r>
       <w:r>
         <w:t>lity will output the IR codes in</w:t>
       </w:r>
       <w:r>
-        <w:t xml:space="preserve"> an array of ch</w:t>
+        <w:t xml:space="preserve"> an array of </w:t>
+      </w:r>
+      <w:proofErr w:type="gramStart"/>
+      <w:r>
+        <w:t>ch</w:t>
       </w:r>
       <w:r>
         <w:t>ars</w:t>
       </w:r>
+      <w:proofErr w:type="gramEnd"/>
       <w:r>
         <w:t xml:space="preserve"> format</w:t>
       </w:r>
@@ -13538,7 +14005,15 @@
         <w:t xml:space="preserve">sent </w:t>
       </w:r>
       <w:r>
-        <w:t xml:space="preserve">to the Tira device on demand </w:t>
+        <w:t xml:space="preserve">to the </w:t>
+      </w:r>
+      <w:proofErr w:type="spellStart"/>
+      <w:r>
+        <w:t>Tira</w:t>
+      </w:r>
+      <w:proofErr w:type="spellEnd"/>
+      <w:r>
+        <w:t xml:space="preserve"> device on demand </w:t>
       </w:r>
       <w:r>
         <w:t>to</w:t>
@@ -13573,14 +14048,16 @@
           <w:szCs w:val="20"/>
         </w:rPr>
       </w:pPr>
+      <w:proofErr w:type="spellStart"/>
       <w:r>
         <w:rPr>
           <w:rFonts w:ascii="Courier New" w:hAnsi="Courier New" w:cs="Courier New"/>
           <w:sz w:val="20"/>
           <w:szCs w:val="20"/>
         </w:rPr>
-        <w:t>mcs\util\tira</w:t>
-      </w:r>
+        <w:t>mcs</w:t>
+      </w:r>
+      <w:proofErr w:type="spellEnd"/>
       <w:r>
         <w:rPr>
           <w:rFonts w:ascii="Courier New" w:hAnsi="Courier New" w:cs="Courier New"/>
@@ -13589,12 +14066,48 @@
         </w:rPr>
         <w:t>\</w:t>
       </w:r>
+      <w:proofErr w:type="spellStart"/>
       <w:r>
         <w:rPr>
           <w:rFonts w:ascii="Courier New" w:hAnsi="Courier New" w:cs="Courier New"/>
           <w:sz w:val="20"/>
           <w:szCs w:val="20"/>
         </w:rPr>
+        <w:t>util</w:t>
+      </w:r>
+      <w:proofErr w:type="spellEnd"/>
+      <w:r>
+        <w:rPr>
+          <w:rFonts w:ascii="Courier New" w:hAnsi="Courier New" w:cs="Courier New"/>
+          <w:sz w:val="20"/>
+          <w:szCs w:val="20"/>
+        </w:rPr>
+        <w:t>\</w:t>
+      </w:r>
+      <w:proofErr w:type="spellStart"/>
+      <w:r>
+        <w:rPr>
+          <w:rFonts w:ascii="Courier New" w:hAnsi="Courier New" w:cs="Courier New"/>
+          <w:sz w:val="20"/>
+          <w:szCs w:val="20"/>
+        </w:rPr>
+        <w:t>tira</w:t>
+      </w:r>
+      <w:proofErr w:type="spellEnd"/>
+      <w:r>
+        <w:rPr>
+          <w:rFonts w:ascii="Courier New" w:hAnsi="Courier New" w:cs="Courier New"/>
+          <w:sz w:val="20"/>
+          <w:szCs w:val="20"/>
+        </w:rPr>
+        <w:t>\</w:t>
+      </w:r>
+      <w:r>
+        <w:rPr>
+          <w:rFonts w:ascii="Courier New" w:hAnsi="Courier New" w:cs="Courier New"/>
+          <w:sz w:val="20"/>
+          <w:szCs w:val="20"/>
+        </w:rPr>
         <w:t>demo.exe 5</w:t>
       </w:r>
     </w:p>
@@ -13608,13 +14121,23 @@
           <w:szCs w:val="20"/>
         </w:rPr>
       </w:pPr>
+      <w:proofErr w:type="spellStart"/>
       <w:r>
         <w:rPr>
           <w:rFonts w:ascii="Courier New" w:hAnsi="Courier New" w:cs="Courier New"/>
           <w:sz w:val="20"/>
           <w:szCs w:val="20"/>
         </w:rPr>
-        <w:t>Tira library loaded</w:t>
+        <w:t>Tira</w:t>
+      </w:r>
+      <w:proofErr w:type="spellEnd"/>
+      <w:r>
+        <w:rPr>
+          <w:rFonts w:ascii="Courier New" w:hAnsi="Courier New" w:cs="Courier New"/>
+          <w:sz w:val="20"/>
+          <w:szCs w:val="20"/>
+        </w:rPr>
+        <w:t xml:space="preserve"> library loaded</w:t>
       </w:r>
     </w:p>
     <w:p>
@@ -13627,13 +14150,23 @@
           <w:szCs w:val="20"/>
         </w:rPr>
       </w:pPr>
+      <w:proofErr w:type="spellStart"/>
       <w:r>
         <w:rPr>
           <w:rFonts w:ascii="Courier New" w:hAnsi="Courier New" w:cs="Courier New"/>
           <w:sz w:val="20"/>
           <w:szCs w:val="20"/>
         </w:rPr>
-        <w:t>Tira activated on com port 5</w:t>
+        <w:t>Tira</w:t>
+      </w:r>
+      <w:proofErr w:type="spellEnd"/>
+      <w:r>
+        <w:rPr>
+          <w:rFonts w:ascii="Courier New" w:hAnsi="Courier New" w:cs="Courier New"/>
+          <w:sz w:val="20"/>
+          <w:szCs w:val="20"/>
+        </w:rPr>
+        <w:t xml:space="preserve"> activated on com port 5</w:t>
       </w:r>
     </w:p>
     <w:p>
@@ -13646,13 +14179,23 @@
           <w:szCs w:val="20"/>
         </w:rPr>
       </w:pPr>
+      <w:proofErr w:type="spellStart"/>
       <w:r>
         <w:rPr>
           <w:rFonts w:ascii="Courier New" w:hAnsi="Courier New" w:cs="Courier New"/>
           <w:sz w:val="20"/>
           <w:szCs w:val="20"/>
         </w:rPr>
-        <w:t>Tira set callback handler succeeded</w:t>
+        <w:t>Tira</w:t>
+      </w:r>
+      <w:proofErr w:type="spellEnd"/>
+      <w:r>
+        <w:rPr>
+          <w:rFonts w:ascii="Courier New" w:hAnsi="Courier New" w:cs="Courier New"/>
+          <w:sz w:val="20"/>
+          <w:szCs w:val="20"/>
+        </w:rPr>
+        <w:t xml:space="preserve"> set callback handler succeeded</w:t>
       </w:r>
     </w:p>
     <w:p>
@@ -13676,13 +14219,25 @@
           <w:szCs w:val="20"/>
         </w:rPr>
       </w:pPr>
+      <w:proofErr w:type="spellStart"/>
+      <w:proofErr w:type="gramStart"/>
       <w:r>
         <w:rPr>
           <w:rFonts w:ascii="Courier New" w:hAnsi="Courier New" w:cs="Courier New"/>
           <w:sz w:val="20"/>
           <w:szCs w:val="20"/>
         </w:rPr>
-        <w:t>a               activates capture mode</w:t>
+        <w:t>a</w:t>
+      </w:r>
+      <w:proofErr w:type="spellEnd"/>
+      <w:proofErr w:type="gramEnd"/>
+      <w:r>
+        <w:rPr>
+          <w:rFonts w:ascii="Courier New" w:hAnsi="Courier New" w:cs="Courier New"/>
+          <w:sz w:val="20"/>
+          <w:szCs w:val="20"/>
+        </w:rPr>
+        <w:t xml:space="preserve">               activates capture mode</w:t>
       </w:r>
     </w:p>
     <w:p>
@@ -13695,13 +14250,23 @@
           <w:szCs w:val="20"/>
         </w:rPr>
       </w:pPr>
+      <w:proofErr w:type="gramStart"/>
       <w:r>
         <w:rPr>
           <w:rFonts w:ascii="Courier New" w:hAnsi="Courier New" w:cs="Courier New"/>
           <w:sz w:val="20"/>
           <w:szCs w:val="20"/>
         </w:rPr>
-        <w:t>b               activate the capture callback method</w:t>
+        <w:t>b</w:t>
+      </w:r>
+      <w:proofErr w:type="gramEnd"/>
+      <w:r>
+        <w:rPr>
+          <w:rFonts w:ascii="Courier New" w:hAnsi="Courier New" w:cs="Courier New"/>
+          <w:sz w:val="20"/>
+          <w:szCs w:val="20"/>
+        </w:rPr>
+        <w:t xml:space="preserve">               activate the capture callback method</w:t>
       </w:r>
     </w:p>
     <w:p>
@@ -13714,13 +14279,23 @@
           <w:szCs w:val="20"/>
         </w:rPr>
       </w:pPr>
+      <w:proofErr w:type="gramStart"/>
       <w:r>
         <w:rPr>
           <w:rFonts w:ascii="Courier New" w:hAnsi="Courier New" w:cs="Courier New"/>
           <w:sz w:val="20"/>
           <w:szCs w:val="20"/>
         </w:rPr>
-        <w:t>c               cancels capture mode</w:t>
+        <w:t>c</w:t>
+      </w:r>
+      <w:proofErr w:type="gramEnd"/>
+      <w:r>
+        <w:rPr>
+          <w:rFonts w:ascii="Courier New" w:hAnsi="Courier New" w:cs="Courier New"/>
+          <w:sz w:val="20"/>
+          <w:szCs w:val="20"/>
+        </w:rPr>
+        <w:t xml:space="preserve">               cancels capture mode</w:t>
       </w:r>
     </w:p>
     <w:p>
@@ -13739,7 +14314,25 @@
           <w:sz w:val="20"/>
           <w:szCs w:val="20"/>
         </w:rPr>
-        <w:t>!               transmit the dynamic IR code</w:t>
+        <w:t xml:space="preserve">!               </w:t>
+      </w:r>
+      <w:proofErr w:type="gramStart"/>
+      <w:r>
+        <w:rPr>
+          <w:rFonts w:ascii="Courier New" w:hAnsi="Courier New" w:cs="Courier New"/>
+          <w:sz w:val="20"/>
+          <w:szCs w:val="20"/>
+        </w:rPr>
+        <w:t>transmit</w:t>
+      </w:r>
+      <w:proofErr w:type="gramEnd"/>
+      <w:r>
+        <w:rPr>
+          <w:rFonts w:ascii="Courier New" w:hAnsi="Courier New" w:cs="Courier New"/>
+          <w:sz w:val="20"/>
+          <w:szCs w:val="20"/>
+        </w:rPr>
+        <w:t xml:space="preserve"> the dynamic IR code</w:t>
       </w:r>
     </w:p>
     <w:p>
@@ -13752,13 +14345,25 @@
           <w:szCs w:val="20"/>
         </w:rPr>
       </w:pPr>
+      <w:proofErr w:type="spellStart"/>
+      <w:proofErr w:type="gramStart"/>
       <w:r>
         <w:rPr>
           <w:rFonts w:ascii="Courier New" w:hAnsi="Courier New" w:cs="Courier New"/>
           <w:sz w:val="20"/>
           <w:szCs w:val="20"/>
         </w:rPr>
-        <w:t>i               audio power on</w:t>
+        <w:t>i</w:t>
+      </w:r>
+      <w:proofErr w:type="spellEnd"/>
+      <w:proofErr w:type="gramEnd"/>
+      <w:r>
+        <w:rPr>
+          <w:rFonts w:ascii="Courier New" w:hAnsi="Courier New" w:cs="Courier New"/>
+          <w:sz w:val="20"/>
+          <w:szCs w:val="20"/>
+        </w:rPr>
+        <w:t xml:space="preserve">               audio power on</w:t>
       </w:r>
     </w:p>
     <w:p>
@@ -13771,13 +14376,23 @@
           <w:szCs w:val="20"/>
         </w:rPr>
       </w:pPr>
+      <w:proofErr w:type="gramStart"/>
       <w:r>
         <w:rPr>
           <w:rFonts w:ascii="Courier New" w:hAnsi="Courier New" w:cs="Courier New"/>
           <w:sz w:val="20"/>
           <w:szCs w:val="20"/>
         </w:rPr>
-        <w:t>o               audio power off</w:t>
+        <w:t>o</w:t>
+      </w:r>
+      <w:proofErr w:type="gramEnd"/>
+      <w:r>
+        <w:rPr>
+          <w:rFonts w:ascii="Courier New" w:hAnsi="Courier New" w:cs="Courier New"/>
+          <w:sz w:val="20"/>
+          <w:szCs w:val="20"/>
+        </w:rPr>
+        <w:t xml:space="preserve">               audio power off</w:t>
       </w:r>
     </w:p>
     <w:p>
@@ -13790,14 +14405,34 @@
           <w:szCs w:val="20"/>
         </w:rPr>
       </w:pPr>
+      <w:proofErr w:type="gramStart"/>
       <w:r>
         <w:rPr>
           <w:rFonts w:ascii="Courier New" w:hAnsi="Courier New" w:cs="Courier New"/>
           <w:sz w:val="20"/>
           <w:szCs w:val="20"/>
         </w:rPr>
-        <w:t>f               fm</w:t>
-      </w:r>
+        <w:t>f</w:t>
+      </w:r>
+      <w:proofErr w:type="gramEnd"/>
+      <w:r>
+        <w:rPr>
+          <w:rFonts w:ascii="Courier New" w:hAnsi="Courier New" w:cs="Courier New"/>
+          <w:sz w:val="20"/>
+          <w:szCs w:val="20"/>
+        </w:rPr>
+        <w:t xml:space="preserve">               </w:t>
+      </w:r>
+      <w:proofErr w:type="spellStart"/>
+      <w:r>
+        <w:rPr>
+          <w:rFonts w:ascii="Courier New" w:hAnsi="Courier New" w:cs="Courier New"/>
+          <w:sz w:val="20"/>
+          <w:szCs w:val="20"/>
+        </w:rPr>
+        <w:t>fm</w:t>
+      </w:r>
+      <w:proofErr w:type="spellEnd"/>
     </w:p>
     <w:p>
       <w:pPr>
@@ -13809,14 +14444,34 @@
           <w:szCs w:val="20"/>
         </w:rPr>
       </w:pPr>
+      <w:proofErr w:type="gramStart"/>
       <w:r>
         <w:rPr>
           <w:rFonts w:ascii="Courier New" w:hAnsi="Courier New" w:cs="Courier New"/>
           <w:sz w:val="20"/>
           <w:szCs w:val="20"/>
         </w:rPr>
-        <w:t>g               georgia</w:t>
-      </w:r>
+        <w:t>g</w:t>
+      </w:r>
+      <w:proofErr w:type="gramEnd"/>
+      <w:r>
+        <w:rPr>
+          <w:rFonts w:ascii="Courier New" w:hAnsi="Courier New" w:cs="Courier New"/>
+          <w:sz w:val="20"/>
+          <w:szCs w:val="20"/>
+        </w:rPr>
+        <w:t xml:space="preserve">               </w:t>
+      </w:r>
+      <w:proofErr w:type="spellStart"/>
+      <w:r>
+        <w:rPr>
+          <w:rFonts w:ascii="Courier New" w:hAnsi="Courier New" w:cs="Courier New"/>
+          <w:sz w:val="20"/>
+          <w:szCs w:val="20"/>
+        </w:rPr>
+        <w:t>georgia</w:t>
+      </w:r>
+      <w:proofErr w:type="spellEnd"/>
     </w:p>
     <w:p>
       <w:pPr>
@@ -13828,13 +14483,23 @@
           <w:szCs w:val="20"/>
         </w:rPr>
       </w:pPr>
+      <w:proofErr w:type="gramStart"/>
       <w:r>
         <w:rPr>
           <w:rFonts w:ascii="Courier New" w:hAnsi="Courier New" w:cs="Courier New"/>
           <w:sz w:val="20"/>
           <w:szCs w:val="20"/>
         </w:rPr>
-        <w:t>j               jimson</w:t>
+        <w:t>j</w:t>
+      </w:r>
+      <w:proofErr w:type="gramEnd"/>
+      <w:r>
+        <w:rPr>
+          <w:rFonts w:ascii="Courier New" w:hAnsi="Courier New" w:cs="Courier New"/>
+          <w:sz w:val="20"/>
+          <w:szCs w:val="20"/>
+        </w:rPr>
+        <w:t xml:space="preserve">               jimson</w:t>
       </w:r>
     </w:p>
     <w:p>
@@ -13847,14 +14512,34 @@
           <w:szCs w:val="20"/>
         </w:rPr>
       </w:pPr>
+      <w:proofErr w:type="gramStart"/>
       <w:r>
         <w:rPr>
           <w:rFonts w:ascii="Courier New" w:hAnsi="Courier New" w:cs="Courier New"/>
           <w:sz w:val="20"/>
           <w:szCs w:val="20"/>
         </w:rPr>
-        <w:t>t               tv</w:t>
-      </w:r>
+        <w:t>t</w:t>
+      </w:r>
+      <w:proofErr w:type="gramEnd"/>
+      <w:r>
+        <w:rPr>
+          <w:rFonts w:ascii="Courier New" w:hAnsi="Courier New" w:cs="Courier New"/>
+          <w:sz w:val="20"/>
+          <w:szCs w:val="20"/>
+        </w:rPr>
+        <w:t xml:space="preserve">               </w:t>
+      </w:r>
+      <w:proofErr w:type="spellStart"/>
+      <w:r>
+        <w:rPr>
+          <w:rFonts w:ascii="Courier New" w:hAnsi="Courier New" w:cs="Courier New"/>
+          <w:sz w:val="20"/>
+          <w:szCs w:val="20"/>
+        </w:rPr>
+        <w:t>tv</w:t>
+      </w:r>
+      <w:proofErr w:type="spellEnd"/>
     </w:p>
     <w:p>
       <w:pPr>
@@ -13866,14 +14551,34 @@
           <w:szCs w:val="20"/>
         </w:rPr>
       </w:pPr>
+      <w:proofErr w:type="gramStart"/>
       <w:r>
         <w:rPr>
           <w:rFonts w:ascii="Courier New" w:hAnsi="Courier New" w:cs="Courier New"/>
           <w:sz w:val="20"/>
           <w:szCs w:val="20"/>
         </w:rPr>
-        <w:t>v               dvd</w:t>
-      </w:r>
+        <w:t>v</w:t>
+      </w:r>
+      <w:proofErr w:type="gramEnd"/>
+      <w:r>
+        <w:rPr>
+          <w:rFonts w:ascii="Courier New" w:hAnsi="Courier New" w:cs="Courier New"/>
+          <w:sz w:val="20"/>
+          <w:szCs w:val="20"/>
+        </w:rPr>
+        <w:t xml:space="preserve">               </w:t>
+      </w:r>
+      <w:proofErr w:type="spellStart"/>
+      <w:r>
+        <w:rPr>
+          <w:rFonts w:ascii="Courier New" w:hAnsi="Courier New" w:cs="Courier New"/>
+          <w:sz w:val="20"/>
+          <w:szCs w:val="20"/>
+        </w:rPr>
+        <w:t>dvd</w:t>
+      </w:r>
+      <w:proofErr w:type="spellEnd"/>
     </w:p>
     <w:p>
       <w:pPr>
@@ -13885,13 +14590,23 @@
           <w:szCs w:val="20"/>
         </w:rPr>
       </w:pPr>
+      <w:proofErr w:type="gramStart"/>
       <w:r>
         <w:rPr>
           <w:rFonts w:ascii="Courier New" w:hAnsi="Courier New" w:cs="Courier New"/>
           <w:sz w:val="20"/>
           <w:szCs w:val="20"/>
         </w:rPr>
-        <w:t>y               video aux</w:t>
+        <w:t>y</w:t>
+      </w:r>
+      <w:proofErr w:type="gramEnd"/>
+      <w:r>
+        <w:rPr>
+          <w:rFonts w:ascii="Courier New" w:hAnsi="Courier New" w:cs="Courier New"/>
+          <w:sz w:val="20"/>
+          <w:szCs w:val="20"/>
+        </w:rPr>
+        <w:t xml:space="preserve">               video aux</w:t>
       </w:r>
     </w:p>
     <w:p>
@@ -13904,13 +14619,23 @@
           <w:szCs w:val="20"/>
         </w:rPr>
       </w:pPr>
+      <w:proofErr w:type="gramStart"/>
       <w:r>
         <w:rPr>
           <w:rFonts w:ascii="Courier New" w:hAnsi="Courier New" w:cs="Courier New"/>
           <w:sz w:val="20"/>
           <w:szCs w:val="20"/>
         </w:rPr>
-        <w:t>u               master volume up</w:t>
+        <w:t>u</w:t>
+      </w:r>
+      <w:proofErr w:type="gramEnd"/>
+      <w:r>
+        <w:rPr>
+          <w:rFonts w:ascii="Courier New" w:hAnsi="Courier New" w:cs="Courier New"/>
+          <w:sz w:val="20"/>
+          <w:szCs w:val="20"/>
+        </w:rPr>
+        <w:t xml:space="preserve">               master volume up</w:t>
       </w:r>
     </w:p>
     <w:p>
@@ -13923,13 +14648,23 @@
           <w:szCs w:val="20"/>
         </w:rPr>
       </w:pPr>
+      <w:proofErr w:type="gramStart"/>
       <w:r>
         <w:rPr>
           <w:rFonts w:ascii="Courier New" w:hAnsi="Courier New" w:cs="Courier New"/>
           <w:sz w:val="20"/>
           <w:szCs w:val="20"/>
         </w:rPr>
-        <w:t>d               master volume down</w:t>
+        <w:t>d</w:t>
+      </w:r>
+      <w:proofErr w:type="gramEnd"/>
+      <w:r>
+        <w:rPr>
+          <w:rFonts w:ascii="Courier New" w:hAnsi="Courier New" w:cs="Courier New"/>
+          <w:sz w:val="20"/>
+          <w:szCs w:val="20"/>
+        </w:rPr>
+        <w:t xml:space="preserve">               master volume down</w:t>
       </w:r>
     </w:p>
     <w:p>
@@ -13942,13 +14677,23 @@
           <w:szCs w:val="20"/>
         </w:rPr>
       </w:pPr>
+      <w:proofErr w:type="gramStart"/>
       <w:r>
         <w:rPr>
           <w:rFonts w:ascii="Courier New" w:hAnsi="Courier New" w:cs="Courier New"/>
           <w:sz w:val="20"/>
           <w:szCs w:val="20"/>
         </w:rPr>
-        <w:t>m               mute toggle</w:t>
+        <w:t>m</w:t>
+      </w:r>
+      <w:proofErr w:type="gramEnd"/>
+      <w:r>
+        <w:rPr>
+          <w:rFonts w:ascii="Courier New" w:hAnsi="Courier New" w:cs="Courier New"/>
+          <w:sz w:val="20"/>
+          <w:szCs w:val="20"/>
+        </w:rPr>
+        <w:t xml:space="preserve">               mute toggle</w:t>
       </w:r>
     </w:p>
     <w:p>
@@ -13986,7 +14731,25 @@
           <w:sz w:val="20"/>
           <w:szCs w:val="20"/>
         </w:rPr>
-        <w:t>(               channel a to rear speakers</w:t>
+        <w:t xml:space="preserve">(               </w:t>
+      </w:r>
+      <w:proofErr w:type="gramStart"/>
+      <w:r>
+        <w:rPr>
+          <w:rFonts w:ascii="Courier New" w:hAnsi="Courier New" w:cs="Courier New"/>
+          <w:sz w:val="20"/>
+          <w:szCs w:val="20"/>
+        </w:rPr>
+        <w:t>channel</w:t>
+      </w:r>
+      <w:proofErr w:type="gramEnd"/>
+      <w:r>
+        <w:rPr>
+          <w:rFonts w:ascii="Courier New" w:hAnsi="Courier New" w:cs="Courier New"/>
+          <w:sz w:val="20"/>
+          <w:szCs w:val="20"/>
+        </w:rPr>
+        <w:t xml:space="preserve"> a to rear speakers</w:t>
       </w:r>
     </w:p>
     <w:p>
@@ -14024,7 +14787,25 @@
           <w:sz w:val="20"/>
           <w:szCs w:val="20"/>
         </w:rPr>
-        <w:t>[               rear speakers from rear channel</w:t>
+        <w:t xml:space="preserve">[               </w:t>
+      </w:r>
+      <w:proofErr w:type="gramStart"/>
+      <w:r>
+        <w:rPr>
+          <w:rFonts w:ascii="Courier New" w:hAnsi="Courier New" w:cs="Courier New"/>
+          <w:sz w:val="20"/>
+          <w:szCs w:val="20"/>
+        </w:rPr>
+        <w:t>rear</w:t>
+      </w:r>
+      <w:proofErr w:type="gramEnd"/>
+      <w:r>
+        <w:rPr>
+          <w:rFonts w:ascii="Courier New" w:hAnsi="Courier New" w:cs="Courier New"/>
+          <w:sz w:val="20"/>
+          <w:szCs w:val="20"/>
+        </w:rPr>
+        <w:t xml:space="preserve"> speakers from rear channel</w:t>
       </w:r>
     </w:p>
     <w:p>
@@ -14043,7 +14824,43 @@
           <w:sz w:val="20"/>
           <w:szCs w:val="20"/>
         </w:rPr>
-        <w:t>+               channel a on</w:t>
+        <w:t xml:space="preserve">+               </w:t>
+      </w:r>
+      <w:proofErr w:type="gramStart"/>
+      <w:r>
+        <w:rPr>
+          <w:rFonts w:ascii="Courier New" w:hAnsi="Courier New" w:cs="Courier New"/>
+          <w:sz w:val="20"/>
+          <w:szCs w:val="20"/>
+        </w:rPr>
+        <w:t>channel</w:t>
+      </w:r>
+      <w:proofErr w:type="gramEnd"/>
+      <w:r>
+        <w:rPr>
+          <w:rFonts w:ascii="Courier New" w:hAnsi="Courier New" w:cs="Courier New"/>
+          <w:sz w:val="20"/>
+          <w:szCs w:val="20"/>
+        </w:rPr>
+        <w:t xml:space="preserve"> </w:t>
+      </w:r>
+      <w:proofErr w:type="spellStart"/>
+      <w:r>
+        <w:rPr>
+          <w:rFonts w:ascii="Courier New" w:hAnsi="Courier New" w:cs="Courier New"/>
+          <w:sz w:val="20"/>
+          <w:szCs w:val="20"/>
+        </w:rPr>
+        <w:t>a</w:t>
+      </w:r>
+      <w:proofErr w:type="spellEnd"/>
+      <w:r>
+        <w:rPr>
+          <w:rFonts w:ascii="Courier New" w:hAnsi="Courier New" w:cs="Courier New"/>
+          <w:sz w:val="20"/>
+          <w:szCs w:val="20"/>
+        </w:rPr>
+        <w:t xml:space="preserve"> on</w:t>
       </w:r>
     </w:p>
     <w:p>
@@ -14062,7 +14879,43 @@
           <w:sz w:val="20"/>
           <w:szCs w:val="20"/>
         </w:rPr>
-        <w:t>-               channel a off</w:t>
+        <w:t xml:space="preserve">-               </w:t>
+      </w:r>
+      <w:proofErr w:type="gramStart"/>
+      <w:r>
+        <w:rPr>
+          <w:rFonts w:ascii="Courier New" w:hAnsi="Courier New" w:cs="Courier New"/>
+          <w:sz w:val="20"/>
+          <w:szCs w:val="20"/>
+        </w:rPr>
+        <w:t>channel</w:t>
+      </w:r>
+      <w:proofErr w:type="gramEnd"/>
+      <w:r>
+        <w:rPr>
+          <w:rFonts w:ascii="Courier New" w:hAnsi="Courier New" w:cs="Courier New"/>
+          <w:sz w:val="20"/>
+          <w:szCs w:val="20"/>
+        </w:rPr>
+        <w:t xml:space="preserve"> </w:t>
+      </w:r>
+      <w:proofErr w:type="spellStart"/>
+      <w:r>
+        <w:rPr>
+          <w:rFonts w:ascii="Courier New" w:hAnsi="Courier New" w:cs="Courier New"/>
+          <w:sz w:val="20"/>
+          <w:szCs w:val="20"/>
+        </w:rPr>
+        <w:t>a</w:t>
+      </w:r>
+      <w:proofErr w:type="spellEnd"/>
+      <w:r>
+        <w:rPr>
+          <w:rFonts w:ascii="Courier New" w:hAnsi="Courier New" w:cs="Courier New"/>
+          <w:sz w:val="20"/>
+          <w:szCs w:val="20"/>
+        </w:rPr>
+        <w:t xml:space="preserve"> off</w:t>
       </w:r>
     </w:p>
     <w:p>
@@ -14139,7 +14992,25 @@
           <w:szCs w:val="20"/>
         </w:rPr>
         <w:lastRenderedPageBreak/>
-        <w:t>{               subwoofer off</w:t>
+        <w:t xml:space="preserve">{               </w:t>
+      </w:r>
+      <w:proofErr w:type="gramStart"/>
+      <w:r>
+        <w:rPr>
+          <w:rFonts w:ascii="Courier New" w:hAnsi="Courier New" w:cs="Courier New"/>
+          <w:sz w:val="20"/>
+          <w:szCs w:val="20"/>
+        </w:rPr>
+        <w:t>subwoofer</w:t>
+      </w:r>
+      <w:proofErr w:type="gramEnd"/>
+      <w:r>
+        <w:rPr>
+          <w:rFonts w:ascii="Courier New" w:hAnsi="Courier New" w:cs="Courier New"/>
+          <w:sz w:val="20"/>
+          <w:szCs w:val="20"/>
+        </w:rPr>
+        <w:t xml:space="preserve"> off</w:t>
       </w:r>
     </w:p>
     <w:p>
@@ -14158,7 +15029,27 @@
           <w:sz w:val="20"/>
           <w:szCs w:val="20"/>
         </w:rPr>
-        <w:t>;               dsp effect toggle</w:t>
+        <w:t xml:space="preserve">;               </w:t>
+      </w:r>
+      <w:proofErr w:type="spellStart"/>
+      <w:proofErr w:type="gramStart"/>
+      <w:r>
+        <w:rPr>
+          <w:rFonts w:ascii="Courier New" w:hAnsi="Courier New" w:cs="Courier New"/>
+          <w:sz w:val="20"/>
+          <w:szCs w:val="20"/>
+        </w:rPr>
+        <w:t>dsp</w:t>
+      </w:r>
+      <w:proofErr w:type="spellEnd"/>
+      <w:proofErr w:type="gramEnd"/>
+      <w:r>
+        <w:rPr>
+          <w:rFonts w:ascii="Courier New" w:hAnsi="Courier New" w:cs="Courier New"/>
+          <w:sz w:val="20"/>
+          <w:szCs w:val="20"/>
+        </w:rPr>
+        <w:t xml:space="preserve"> effect toggle</w:t>
       </w:r>
     </w:p>
     <w:p>
@@ -14177,7 +15068,45 @@
           <w:sz w:val="20"/>
           <w:szCs w:val="20"/>
         </w:rPr>
-        <w:t>:               dsp dolby normal</w:t>
+        <w:t xml:space="preserve">:               </w:t>
+      </w:r>
+      <w:proofErr w:type="spellStart"/>
+      <w:proofErr w:type="gramStart"/>
+      <w:r>
+        <w:rPr>
+          <w:rFonts w:ascii="Courier New" w:hAnsi="Courier New" w:cs="Courier New"/>
+          <w:sz w:val="20"/>
+          <w:szCs w:val="20"/>
+        </w:rPr>
+        <w:t>dsp</w:t>
+      </w:r>
+      <w:proofErr w:type="spellEnd"/>
+      <w:proofErr w:type="gramEnd"/>
+      <w:r>
+        <w:rPr>
+          <w:rFonts w:ascii="Courier New" w:hAnsi="Courier New" w:cs="Courier New"/>
+          <w:sz w:val="20"/>
+          <w:szCs w:val="20"/>
+        </w:rPr>
+        <w:t xml:space="preserve"> </w:t>
+      </w:r>
+      <w:proofErr w:type="spellStart"/>
+      <w:r>
+        <w:rPr>
+          <w:rFonts w:ascii="Courier New" w:hAnsi="Courier New" w:cs="Courier New"/>
+          <w:sz w:val="20"/>
+          <w:szCs w:val="20"/>
+        </w:rPr>
+        <w:t>dolby</w:t>
+      </w:r>
+      <w:proofErr w:type="spellEnd"/>
+      <w:r>
+        <w:rPr>
+          <w:rFonts w:ascii="Courier New" w:hAnsi="Courier New" w:cs="Courier New"/>
+          <w:sz w:val="20"/>
+          <w:szCs w:val="20"/>
+        </w:rPr>
+        <w:t xml:space="preserve"> normal</w:t>
       </w:r>
     </w:p>
     <w:p>
@@ -14196,7 +15125,45 @@
           <w:sz w:val="20"/>
           <w:szCs w:val="20"/>
         </w:rPr>
-        <w:t>9               hdmi tv source</w:t>
+        <w:t xml:space="preserve">9               </w:t>
+      </w:r>
+      <w:proofErr w:type="spellStart"/>
+      <w:r>
+        <w:rPr>
+          <w:rFonts w:ascii="Courier New" w:hAnsi="Courier New" w:cs="Courier New"/>
+          <w:sz w:val="20"/>
+          <w:szCs w:val="20"/>
+        </w:rPr>
+        <w:t>hdmi</w:t>
+      </w:r>
+      <w:proofErr w:type="spellEnd"/>
+      <w:r>
+        <w:rPr>
+          <w:rFonts w:ascii="Courier New" w:hAnsi="Courier New" w:cs="Courier New"/>
+          <w:sz w:val="20"/>
+          <w:szCs w:val="20"/>
+        </w:rPr>
+        <w:t xml:space="preserve"> </w:t>
+      </w:r>
+      <w:proofErr w:type="spellStart"/>
+      <w:proofErr w:type="gramStart"/>
+      <w:r>
+        <w:rPr>
+          <w:rFonts w:ascii="Courier New" w:hAnsi="Courier New" w:cs="Courier New"/>
+          <w:sz w:val="20"/>
+          <w:szCs w:val="20"/>
+        </w:rPr>
+        <w:t>tv</w:t>
+      </w:r>
+      <w:proofErr w:type="spellEnd"/>
+      <w:proofErr w:type="gramEnd"/>
+      <w:r>
+        <w:rPr>
+          <w:rFonts w:ascii="Courier New" w:hAnsi="Courier New" w:cs="Courier New"/>
+          <w:sz w:val="20"/>
+          <w:szCs w:val="20"/>
+        </w:rPr>
+        <w:t xml:space="preserve"> source</w:t>
       </w:r>
     </w:p>
     <w:p>
@@ -14215,7 +15182,45 @@
           <w:sz w:val="20"/>
           <w:szCs w:val="20"/>
         </w:rPr>
-        <w:t>0               hdmi dvd source</w:t>
+        <w:t xml:space="preserve">0               </w:t>
+      </w:r>
+      <w:proofErr w:type="spellStart"/>
+      <w:r>
+        <w:rPr>
+          <w:rFonts w:ascii="Courier New" w:hAnsi="Courier New" w:cs="Courier New"/>
+          <w:sz w:val="20"/>
+          <w:szCs w:val="20"/>
+        </w:rPr>
+        <w:t>hdmi</w:t>
+      </w:r>
+      <w:proofErr w:type="spellEnd"/>
+      <w:r>
+        <w:rPr>
+          <w:rFonts w:ascii="Courier New" w:hAnsi="Courier New" w:cs="Courier New"/>
+          <w:sz w:val="20"/>
+          <w:szCs w:val="20"/>
+        </w:rPr>
+        <w:t xml:space="preserve"> </w:t>
+      </w:r>
+      <w:proofErr w:type="spellStart"/>
+      <w:proofErr w:type="gramStart"/>
+      <w:r>
+        <w:rPr>
+          <w:rFonts w:ascii="Courier New" w:hAnsi="Courier New" w:cs="Courier New"/>
+          <w:sz w:val="20"/>
+          <w:szCs w:val="20"/>
+        </w:rPr>
+        <w:t>dvd</w:t>
+      </w:r>
+      <w:proofErr w:type="spellEnd"/>
+      <w:proofErr w:type="gramEnd"/>
+      <w:r>
+        <w:rPr>
+          <w:rFonts w:ascii="Courier New" w:hAnsi="Courier New" w:cs="Courier New"/>
+          <w:sz w:val="20"/>
+          <w:szCs w:val="20"/>
+        </w:rPr>
+        <w:t xml:space="preserve"> source</w:t>
       </w:r>
     </w:p>
     <w:p>
@@ -14234,7 +15239,45 @@
           <w:sz w:val="20"/>
           <w:szCs w:val="20"/>
         </w:rPr>
-        <w:t>_               hdmi dvr source</w:t>
+        <w:t xml:space="preserve">_               </w:t>
+      </w:r>
+      <w:proofErr w:type="spellStart"/>
+      <w:proofErr w:type="gramStart"/>
+      <w:r>
+        <w:rPr>
+          <w:rFonts w:ascii="Courier New" w:hAnsi="Courier New" w:cs="Courier New"/>
+          <w:sz w:val="20"/>
+          <w:szCs w:val="20"/>
+        </w:rPr>
+        <w:t>hdmi</w:t>
+      </w:r>
+      <w:proofErr w:type="spellEnd"/>
+      <w:proofErr w:type="gramEnd"/>
+      <w:r>
+        <w:rPr>
+          <w:rFonts w:ascii="Courier New" w:hAnsi="Courier New" w:cs="Courier New"/>
+          <w:sz w:val="20"/>
+          <w:szCs w:val="20"/>
+        </w:rPr>
+        <w:t xml:space="preserve"> </w:t>
+      </w:r>
+      <w:proofErr w:type="spellStart"/>
+      <w:r>
+        <w:rPr>
+          <w:rFonts w:ascii="Courier New" w:hAnsi="Courier New" w:cs="Courier New"/>
+          <w:sz w:val="20"/>
+          <w:szCs w:val="20"/>
+        </w:rPr>
+        <w:t>dvr</w:t>
+      </w:r>
+      <w:proofErr w:type="spellEnd"/>
+      <w:r>
+        <w:rPr>
+          <w:rFonts w:ascii="Courier New" w:hAnsi="Courier New" w:cs="Courier New"/>
+          <w:sz w:val="20"/>
+          <w:szCs w:val="20"/>
+        </w:rPr>
+        <w:t xml:space="preserve"> source</w:t>
       </w:r>
     </w:p>
     <w:p>
@@ -14399,13 +15442,23 @@
           <w:szCs w:val="20"/>
         </w:rPr>
       </w:pPr>
+      <w:proofErr w:type="gramStart"/>
       <w:r>
         <w:rPr>
           <w:rFonts w:ascii="Courier New" w:hAnsi="Courier New" w:cs="Courier New"/>
           <w:sz w:val="20"/>
           <w:szCs w:val="20"/>
         </w:rPr>
-        <w:t>l               effect speaker level menu</w:t>
+        <w:t>l</w:t>
+      </w:r>
+      <w:proofErr w:type="gramEnd"/>
+      <w:r>
+        <w:rPr>
+          <w:rFonts w:ascii="Courier New" w:hAnsi="Courier New" w:cs="Courier New"/>
+          <w:sz w:val="20"/>
+          <w:szCs w:val="20"/>
+        </w:rPr>
+        <w:t xml:space="preserve">               effect speaker level menu</w:t>
       </w:r>
     </w:p>
     <w:p>
@@ -14418,13 +15471,23 @@
           <w:szCs w:val="20"/>
         </w:rPr>
       </w:pPr>
+      <w:proofErr w:type="gramStart"/>
       <w:r>
         <w:rPr>
           <w:rFonts w:ascii="Courier New" w:hAnsi="Courier New" w:cs="Courier New"/>
           <w:sz w:val="20"/>
           <w:szCs w:val="20"/>
         </w:rPr>
-        <w:t>s               settings menu</w:t>
+        <w:t>s</w:t>
+      </w:r>
+      <w:proofErr w:type="gramEnd"/>
+      <w:r>
+        <w:rPr>
+          <w:rFonts w:ascii="Courier New" w:hAnsi="Courier New" w:cs="Courier New"/>
+          <w:sz w:val="20"/>
+          <w:szCs w:val="20"/>
+        </w:rPr>
+        <w:t xml:space="preserve">               settings menu</w:t>
       </w:r>
     </w:p>
     <w:p>
@@ -14443,7 +15506,25 @@
           <w:sz w:val="20"/>
           <w:szCs w:val="20"/>
         </w:rPr>
-        <w:t>↑               menu up</w:t>
+        <w:t xml:space="preserve">↑               </w:t>
+      </w:r>
+      <w:proofErr w:type="gramStart"/>
+      <w:r>
+        <w:rPr>
+          <w:rFonts w:ascii="Courier New" w:hAnsi="Courier New" w:cs="Courier New"/>
+          <w:sz w:val="20"/>
+          <w:szCs w:val="20"/>
+        </w:rPr>
+        <w:t>menu</w:t>
+      </w:r>
+      <w:proofErr w:type="gramEnd"/>
+      <w:r>
+        <w:rPr>
+          <w:rFonts w:ascii="Courier New" w:hAnsi="Courier New" w:cs="Courier New"/>
+          <w:sz w:val="20"/>
+          <w:szCs w:val="20"/>
+        </w:rPr>
+        <w:t xml:space="preserve"> up</w:t>
       </w:r>
     </w:p>
     <w:p>
@@ -14462,7 +15543,25 @@
           <w:sz w:val="20"/>
           <w:szCs w:val="20"/>
         </w:rPr>
-        <w:t>↓               menu down</w:t>
+        <w:t xml:space="preserve">↓               </w:t>
+      </w:r>
+      <w:proofErr w:type="gramStart"/>
+      <w:r>
+        <w:rPr>
+          <w:rFonts w:ascii="Courier New" w:hAnsi="Courier New" w:cs="Courier New"/>
+          <w:sz w:val="20"/>
+          <w:szCs w:val="20"/>
+        </w:rPr>
+        <w:t>menu</w:t>
+      </w:r>
+      <w:proofErr w:type="gramEnd"/>
+      <w:r>
+        <w:rPr>
+          <w:rFonts w:ascii="Courier New" w:hAnsi="Courier New" w:cs="Courier New"/>
+          <w:sz w:val="20"/>
+          <w:szCs w:val="20"/>
+        </w:rPr>
+        <w:t xml:space="preserve"> down</w:t>
       </w:r>
     </w:p>
     <w:p>
@@ -14481,7 +15580,25 @@
           <w:sz w:val="20"/>
           <w:szCs w:val="20"/>
         </w:rPr>
-        <w:t>→               menu right</w:t>
+        <w:t xml:space="preserve">→               </w:t>
+      </w:r>
+      <w:proofErr w:type="gramStart"/>
+      <w:r>
+        <w:rPr>
+          <w:rFonts w:ascii="Courier New" w:hAnsi="Courier New" w:cs="Courier New"/>
+          <w:sz w:val="20"/>
+          <w:szCs w:val="20"/>
+        </w:rPr>
+        <w:t>menu</w:t>
+      </w:r>
+      <w:proofErr w:type="gramEnd"/>
+      <w:r>
+        <w:rPr>
+          <w:rFonts w:ascii="Courier New" w:hAnsi="Courier New" w:cs="Courier New"/>
+          <w:sz w:val="20"/>
+          <w:szCs w:val="20"/>
+        </w:rPr>
+        <w:t xml:space="preserve"> right</w:t>
       </w:r>
     </w:p>
     <w:p>
@@ -14500,7 +15617,25 @@
           <w:sz w:val="20"/>
           <w:szCs w:val="20"/>
         </w:rPr>
-        <w:t>←               menu left</w:t>
+        <w:t xml:space="preserve">←               </w:t>
+      </w:r>
+      <w:proofErr w:type="gramStart"/>
+      <w:r>
+        <w:rPr>
+          <w:rFonts w:ascii="Courier New" w:hAnsi="Courier New" w:cs="Courier New"/>
+          <w:sz w:val="20"/>
+          <w:szCs w:val="20"/>
+        </w:rPr>
+        <w:t>menu</w:t>
+      </w:r>
+      <w:proofErr w:type="gramEnd"/>
+      <w:r>
+        <w:rPr>
+          <w:rFonts w:ascii="Courier New" w:hAnsi="Courier New" w:cs="Courier New"/>
+          <w:sz w:val="20"/>
+          <w:szCs w:val="20"/>
+        </w:rPr>
+        <w:t xml:space="preserve"> left</w:t>
       </w:r>
     </w:p>
     <w:p>
@@ -14519,8 +15654,18 @@
           <w:sz w:val="20"/>
           <w:szCs w:val="20"/>
         </w:rPr>
-        <w:t>q               quit</w:t>
-      </w:r>
+        <w:t xml:space="preserve">q               </w:t>
+      </w:r>
+      <w:proofErr w:type="gramStart"/>
+      <w:r>
+        <w:rPr>
+          <w:rFonts w:ascii="Courier New" w:hAnsi="Courier New" w:cs="Courier New"/>
+          <w:sz w:val="20"/>
+          <w:szCs w:val="20"/>
+        </w:rPr>
+        <w:t>quit</w:t>
+      </w:r>
+      <w:proofErr w:type="gramEnd"/>
     </w:p>
     <w:p>
       <w:pPr>
@@ -14976,12 +16121,28 @@
       <w:r>
         <w:t xml:space="preserve">Transmit IR codes are defined in </w:t>
       </w:r>
-      <w:r>
-        <w:rPr>
-          <w:rFonts w:ascii="Courier New" w:hAnsi="Courier New" w:cs="Courier New"/>
-        </w:rPr>
-        <w:t>mcs/common/tira_tx.h</w:t>
-      </w:r>
+      <w:proofErr w:type="spellStart"/>
+      <w:r>
+        <w:rPr>
+          <w:rFonts w:ascii="Courier New" w:hAnsi="Courier New" w:cs="Courier New"/>
+        </w:rPr>
+        <w:t>mcs</w:t>
+      </w:r>
+      <w:proofErr w:type="spellEnd"/>
+      <w:r>
+        <w:rPr>
+          <w:rFonts w:ascii="Courier New" w:hAnsi="Courier New" w:cs="Courier New"/>
+        </w:rPr>
+        <w:t>/common/</w:t>
+      </w:r>
+      <w:proofErr w:type="spellStart"/>
+      <w:r>
+        <w:rPr>
+          <w:rFonts w:ascii="Courier New" w:hAnsi="Courier New" w:cs="Courier New"/>
+        </w:rPr>
+        <w:t>tira_tx.h</w:t>
+      </w:r>
+      <w:proofErr w:type="spellEnd"/>
       <w:r>
         <w:t xml:space="preserve"> and are used by both the receiver and remote control agents.  </w:t>
       </w:r>
@@ -14991,8 +16152,13 @@
       <w:r>
         <w:t xml:space="preserve">Besides capturing IR codes for transmit, the </w:t>
       </w:r>
-      <w:r>
-        <w:t xml:space="preserve">tira </w:t>
+      <w:proofErr w:type="spellStart"/>
+      <w:r>
+        <w:t>tira</w:t>
+      </w:r>
+      <w:proofErr w:type="spellEnd"/>
+      <w:r>
+        <w:t xml:space="preserve"> </w:t>
       </w:r>
       <w:r>
         <w:t xml:space="preserve">demo </w:t>
@@ -15013,7 +16179,15 @@
         <w:t>ing</w:t>
       </w:r>
       <w:r>
-        <w:t xml:space="preserve"> the IR remote at the Tira device and press</w:t>
+        <w:t xml:space="preserve"> the IR remote at the </w:t>
+      </w:r>
+      <w:proofErr w:type="spellStart"/>
+      <w:r>
+        <w:t>Tira</w:t>
+      </w:r>
+      <w:proofErr w:type="spellEnd"/>
+      <w:r>
+        <w:t xml:space="preserve"> device and press</w:t>
       </w:r>
       <w:r>
         <w:t>ing</w:t>
@@ -15085,12 +16259,28 @@
       <w:r>
         <w:t xml:space="preserve">Receive IR codes are defined in </w:t>
       </w:r>
-      <w:r>
-        <w:rPr>
-          <w:rFonts w:ascii="Courier New" w:hAnsi="Courier New" w:cs="Courier New"/>
-        </w:rPr>
-        <w:t>mcs/agent/remote/tira_rx.h</w:t>
-      </w:r>
+      <w:proofErr w:type="spellStart"/>
+      <w:r>
+        <w:rPr>
+          <w:rFonts w:ascii="Courier New" w:hAnsi="Courier New" w:cs="Courier New"/>
+        </w:rPr>
+        <w:t>mcs</w:t>
+      </w:r>
+      <w:proofErr w:type="spellEnd"/>
+      <w:r>
+        <w:rPr>
+          <w:rFonts w:ascii="Courier New" w:hAnsi="Courier New" w:cs="Courier New"/>
+        </w:rPr>
+        <w:t>/agent/remote/</w:t>
+      </w:r>
+      <w:proofErr w:type="spellStart"/>
+      <w:r>
+        <w:rPr>
+          <w:rFonts w:ascii="Courier New" w:hAnsi="Courier New" w:cs="Courier New"/>
+        </w:rPr>
+        <w:t>tira_rx.h</w:t>
+      </w:r>
+      <w:proofErr w:type="spellEnd"/>
       <w:r>
         <w:t xml:space="preserve"> and are used by the remote control agent.</w:t>
       </w:r>
@@ -15113,17 +16303,38 @@
       <w:pPr>
         <w:pStyle w:val="Heading1"/>
       </w:pPr>
-      <w:bookmarkStart w:id="6" w:name="_Toc227679439"/>
+      <w:bookmarkStart w:id="7" w:name="_Toc227679439"/>
+      <w:proofErr w:type="spellStart"/>
       <w:r>
         <w:lastRenderedPageBreak/>
-        <w:t>Itach Wifi to IR Device</w:t>
-      </w:r>
-      <w:bookmarkEnd w:id="6"/>
+        <w:t>Itach</w:t>
+      </w:r>
+      <w:proofErr w:type="spellEnd"/>
+      <w:r>
+        <w:t xml:space="preserve"> </w:t>
+      </w:r>
+      <w:proofErr w:type="spellStart"/>
+      <w:r>
+        <w:t>Wifi</w:t>
+      </w:r>
+      <w:proofErr w:type="spellEnd"/>
+      <w:r>
+        <w:t xml:space="preserve"> to IR Device</w:t>
+      </w:r>
+      <w:bookmarkEnd w:id="7"/>
     </w:p>
     <w:p>
       <w:r>
         <w:br/>
-        <w:t>The iTach WF2IR device is used by the remote control agent to automate sending IR commands.</w:t>
+        <w:t xml:space="preserve">The </w:t>
+      </w:r>
+      <w:proofErr w:type="spellStart"/>
+      <w:r>
+        <w:t>iTach</w:t>
+      </w:r>
+      <w:proofErr w:type="spellEnd"/>
+      <w:r>
+        <w:t xml:space="preserve"> WF2IR device is used by the remote control agent to automate sending IR commands.</w:t>
       </w:r>
     </w:p>
     <w:p/>
@@ -15303,13 +16514,25 @@
                 <w:szCs w:val="18"/>
               </w:rPr>
             </w:pPr>
+            <w:proofErr w:type="spellStart"/>
+            <w:proofErr w:type="gramStart"/>
             <w:r>
               <w:rPr>
                 <w:rFonts w:cs="Arial"/>
                 <w:sz w:val="18"/>
                 <w:szCs w:val="18"/>
               </w:rPr>
-              <w:t>iHelp Setup Utility</w:t>
+              <w:t>iHelp</w:t>
+            </w:r>
+            <w:proofErr w:type="spellEnd"/>
+            <w:proofErr w:type="gramEnd"/>
+            <w:r>
+              <w:rPr>
+                <w:rFonts w:cs="Arial"/>
+                <w:sz w:val="18"/>
+                <w:szCs w:val="18"/>
+              </w:rPr>
+              <w:t xml:space="preserve"> Setup Utility</w:t>
             </w:r>
           </w:p>
         </w:tc>
@@ -15335,6 +16558,7 @@
               <w:t xml:space="preserve">Downloadable </w:t>
             </w:r>
             <w:hyperlink r:id="rId14" w:history="1">
+              <w:proofErr w:type="spellStart"/>
               <w:r>
                 <w:rPr>
                   <w:rStyle w:val="Strong"/>
@@ -15345,6 +16569,7 @@
                 </w:rPr>
                 <w:t>iHelp</w:t>
               </w:r>
+              <w:proofErr w:type="spellEnd"/>
             </w:hyperlink>
             <w:r>
               <w:rPr>
@@ -15407,6 +16632,7 @@
               <w:t xml:space="preserve">Downloadable </w:t>
             </w:r>
             <w:hyperlink r:id="rId15" w:history="1">
+              <w:proofErr w:type="spellStart"/>
               <w:r>
                 <w:rPr>
                   <w:rStyle w:val="Strong"/>
@@ -15417,6 +16643,7 @@
                 </w:rPr>
                 <w:t>iLearn</w:t>
               </w:r>
+              <w:proofErr w:type="spellEnd"/>
             </w:hyperlink>
             <w:r>
               <w:rPr>
@@ -15506,7 +16733,25 @@
                 <w:szCs w:val="18"/>
               </w:rPr>
               <w:br/>
-              <w:t>Supports wireless LAN, adhoc (for setup)  and Infrastructure modes</w:t>
+              <w:t xml:space="preserve">Supports wireless LAN, </w:t>
+            </w:r>
+            <w:proofErr w:type="spellStart"/>
+            <w:r>
+              <w:rPr>
+                <w:rFonts w:ascii="Arial" w:hAnsi="Arial" w:cs="Arial"/>
+                <w:sz w:val="18"/>
+                <w:szCs w:val="18"/>
+              </w:rPr>
+              <w:t>adhoc</w:t>
+            </w:r>
+            <w:proofErr w:type="spellEnd"/>
+            <w:r>
+              <w:rPr>
+                <w:rFonts w:ascii="Arial" w:hAnsi="Arial" w:cs="Arial"/>
+                <w:sz w:val="18"/>
+                <w:szCs w:val="18"/>
+              </w:rPr>
+              <w:t xml:space="preserve"> (for setup)  and Infrastructure modes</w:t>
             </w:r>
             <w:r>
               <w:rPr>
@@ -15708,7 +16953,23 @@
                 <w:szCs w:val="18"/>
               </w:rPr>
               <w:br/>
-              <w:t>Dimensions (LxWxH): 3.25″ x 2.25″ x 1.25″</w:t>
+              <w:t>Dimensions (</w:t>
+            </w:r>
+            <w:proofErr w:type="spellStart"/>
+            <w:r>
+              <w:rPr>
+                <w:sz w:val="18"/>
+                <w:szCs w:val="18"/>
+              </w:rPr>
+              <w:t>LxWxH</w:t>
+            </w:r>
+            <w:proofErr w:type="spellEnd"/>
+            <w:r>
+              <w:rPr>
+                <w:sz w:val="18"/>
+                <w:szCs w:val="18"/>
+              </w:rPr>
+              <w:t>): 3.25″ x 2.25″ x 1.25″</w:t>
             </w:r>
             <w:r>
               <w:rPr>
@@ -15807,7 +17068,15 @@
     <w:p/>
     <w:p>
       <w:r>
-        <w:t xml:space="preserve">Use the iLearn utility to capture IR remote commands and paste them into file </w:t>
+        <w:t xml:space="preserve">Use the </w:t>
+      </w:r>
+      <w:proofErr w:type="spellStart"/>
+      <w:r>
+        <w:t>iLearn</w:t>
+      </w:r>
+      <w:proofErr w:type="spellEnd"/>
+      <w:r>
+        <w:t xml:space="preserve"> utility to capture IR remote commands and paste them into file </w:t>
       </w:r>
       <w:r>
         <w:rPr>
@@ -15821,8 +17090,13 @@
       <w:r>
         <w:t xml:space="preserve"> the </w:t>
       </w:r>
-      <w:r>
-        <w:t xml:space="preserve">perl utility </w:t>
+      <w:proofErr w:type="spellStart"/>
+      <w:r>
+        <w:t>perl</w:t>
+      </w:r>
+      <w:proofErr w:type="spellEnd"/>
+      <w:r>
+        <w:t xml:space="preserve"> utility </w:t>
       </w:r>
       <w:r>
         <w:rPr>
@@ -15836,12 +17110,28 @@
         </w:rPr>
         <w:t>l &gt;</w:t>
       </w:r>
-      <w:r>
-        <w:rPr>
-          <w:rFonts w:ascii="Courier New" w:hAnsi="Courier New" w:cs="Courier New"/>
-        </w:rPr>
-        <w:t>..\..\agent\remote\itach.h</w:t>
-      </w:r>
+      <w:proofErr w:type="gramStart"/>
+      <w:r>
+        <w:rPr>
+          <w:rFonts w:ascii="Courier New" w:hAnsi="Courier New" w:cs="Courier New"/>
+        </w:rPr>
+        <w:t>..</w:t>
+      </w:r>
+      <w:proofErr w:type="gramEnd"/>
+      <w:r>
+        <w:rPr>
+          <w:rFonts w:ascii="Courier New" w:hAnsi="Courier New" w:cs="Courier New"/>
+        </w:rPr>
+        <w:t>\..\agent\remote\</w:t>
+      </w:r>
+      <w:proofErr w:type="spellStart"/>
+      <w:r>
+        <w:rPr>
+          <w:rFonts w:ascii="Courier New" w:hAnsi="Courier New" w:cs="Courier New"/>
+        </w:rPr>
+        <w:t>itach.h</w:t>
+      </w:r>
+      <w:proofErr w:type="spellEnd"/>
       <w:r>
         <w:t xml:space="preserve"> will</w:t>
       </w:r>
@@ -15851,20 +17141,58 @@
       <w:r>
         <w:t xml:space="preserve">into a c language header file.  The </w:t>
       </w:r>
+      <w:proofErr w:type="spellStart"/>
       <w:r>
         <w:rPr>
           <w:rFonts w:ascii="Courier New" w:hAnsi="Courier New" w:cs="Courier New"/>
         </w:rPr>
         <w:t>itach.h</w:t>
       </w:r>
+      <w:proofErr w:type="spellEnd"/>
       <w:r>
         <w:t xml:space="preserve"> file is used by the </w:t>
       </w:r>
-      <w:r>
-        <w:rPr>
-          <w:rFonts w:ascii="Courier New" w:hAnsi="Courier New" w:cs="Courier New"/>
-        </w:rPr>
-        <w:t>mcs\util\itach\demo.exe</w:t>
+      <w:proofErr w:type="spellStart"/>
+      <w:r>
+        <w:rPr>
+          <w:rFonts w:ascii="Courier New" w:hAnsi="Courier New" w:cs="Courier New"/>
+        </w:rPr>
+        <w:t>mcs</w:t>
+      </w:r>
+      <w:proofErr w:type="spellEnd"/>
+      <w:r>
+        <w:rPr>
+          <w:rFonts w:ascii="Courier New" w:hAnsi="Courier New" w:cs="Courier New"/>
+        </w:rPr>
+        <w:t>\</w:t>
+      </w:r>
+      <w:proofErr w:type="spellStart"/>
+      <w:r>
+        <w:rPr>
+          <w:rFonts w:ascii="Courier New" w:hAnsi="Courier New" w:cs="Courier New"/>
+        </w:rPr>
+        <w:t>util</w:t>
+      </w:r>
+      <w:proofErr w:type="spellEnd"/>
+      <w:r>
+        <w:rPr>
+          <w:rFonts w:ascii="Courier New" w:hAnsi="Courier New" w:cs="Courier New"/>
+        </w:rPr>
+        <w:t>\</w:t>
+      </w:r>
+      <w:proofErr w:type="spellStart"/>
+      <w:r>
+        <w:rPr>
+          <w:rFonts w:ascii="Courier New" w:hAnsi="Courier New" w:cs="Courier New"/>
+        </w:rPr>
+        <w:t>itach</w:t>
+      </w:r>
+      <w:proofErr w:type="spellEnd"/>
+      <w:r>
+        <w:rPr>
+          <w:rFonts w:ascii="Courier New" w:hAnsi="Courier New" w:cs="Courier New"/>
+        </w:rPr>
+        <w:t>\demo.exe</w:t>
       </w:r>
       <w:r>
         <w:t xml:space="preserve"> and the remote control agent.  </w:t>
@@ -15872,17 +17200,61 @@
       <w:r>
         <w:t xml:space="preserve">See the readme file located in </w:t>
       </w:r>
-      <w:r>
-        <w:rPr>
-          <w:rFonts w:ascii="Courier New" w:hAnsi="Courier New" w:cs="Courier New"/>
-        </w:rPr>
-        <w:t>mcs/util/itach/itach_capture_tips.txt</w:t>
+      <w:proofErr w:type="spellStart"/>
+      <w:r>
+        <w:rPr>
+          <w:rFonts w:ascii="Courier New" w:hAnsi="Courier New" w:cs="Courier New"/>
+        </w:rPr>
+        <w:t>mcs</w:t>
+      </w:r>
+      <w:proofErr w:type="spellEnd"/>
+      <w:r>
+        <w:rPr>
+          <w:rFonts w:ascii="Courier New" w:hAnsi="Courier New" w:cs="Courier New"/>
+        </w:rPr>
+        <w:t>/</w:t>
+      </w:r>
+      <w:proofErr w:type="spellStart"/>
+      <w:r>
+        <w:rPr>
+          <w:rFonts w:ascii="Courier New" w:hAnsi="Courier New" w:cs="Courier New"/>
+        </w:rPr>
+        <w:t>util</w:t>
+      </w:r>
+      <w:proofErr w:type="spellEnd"/>
+      <w:r>
+        <w:rPr>
+          <w:rFonts w:ascii="Courier New" w:hAnsi="Courier New" w:cs="Courier New"/>
+        </w:rPr>
+        <w:t>/</w:t>
+      </w:r>
+      <w:proofErr w:type="spellStart"/>
+      <w:r>
+        <w:rPr>
+          <w:rFonts w:ascii="Courier New" w:hAnsi="Courier New" w:cs="Courier New"/>
+        </w:rPr>
+        <w:t>itach</w:t>
+      </w:r>
+      <w:proofErr w:type="spellEnd"/>
+      <w:r>
+        <w:rPr>
+          <w:rFonts w:ascii="Courier New" w:hAnsi="Courier New" w:cs="Courier New"/>
+        </w:rPr>
+        <w:t>/itach_capture_tips.txt</w:t>
       </w:r>
       <w:r>
         <w:t xml:space="preserve"> for more details</w:t>
       </w:r>
       <w:r>
-        <w:t xml:space="preserve"> about capturing itach IR commands</w:t>
+        <w:t xml:space="preserve"> about capturing </w:t>
+      </w:r>
+      <w:proofErr w:type="spellStart"/>
+      <w:r>
+        <w:t>itach</w:t>
+      </w:r>
+      <w:proofErr w:type="spellEnd"/>
+      <w:r>
+        <w:t xml:space="preserve"> IR commands</w:t>
       </w:r>
       <w:r>
         <w:t xml:space="preserve">. </w:t>
@@ -15897,19 +17269,29 @@
       <w:pPr>
         <w:pStyle w:val="Heading1"/>
       </w:pPr>
-      <w:bookmarkStart w:id="7" w:name="_Toc227679440"/>
+      <w:bookmarkStart w:id="8" w:name="_Toc227679440"/>
+      <w:proofErr w:type="spellStart"/>
       <w:r>
         <w:lastRenderedPageBreak/>
-        <w:t>Zigbee Remote Control Device</w:t>
-      </w:r>
-      <w:bookmarkEnd w:id="7"/>
+        <w:t>Zigbee</w:t>
+      </w:r>
+      <w:proofErr w:type="spellEnd"/>
+      <w:r>
+        <w:t xml:space="preserve"> Remote Control Device</w:t>
+      </w:r>
+      <w:bookmarkEnd w:id="8"/>
     </w:p>
     <w:p>
+      <w:proofErr w:type="spellStart"/>
       <w:r>
         <w:t>Zig</w:t>
       </w:r>
       <w:r>
-        <w:t>bee remote c</w:t>
+        <w:t>bee</w:t>
+      </w:r>
+      <w:proofErr w:type="spellEnd"/>
+      <w:r>
+        <w:t xml:space="preserve"> remote c</w:t>
       </w:r>
       <w:r>
         <w:t>ontrol functionalit</w:t>
@@ -15932,11 +17314,47 @@
       <w:r>
         <w:t xml:space="preserve">Details for programming the USB dongle are located in the </w:t>
       </w:r>
-      <w:r>
-        <w:rPr>
-          <w:rFonts w:ascii="Courier New" w:hAnsi="Courier New" w:cs="Courier New"/>
-        </w:rPr>
-        <w:t>mcs\util\zrc\cc2531\readme.txt</w:t>
+      <w:proofErr w:type="spellStart"/>
+      <w:r>
+        <w:rPr>
+          <w:rFonts w:ascii="Courier New" w:hAnsi="Courier New" w:cs="Courier New"/>
+        </w:rPr>
+        <w:t>mcs</w:t>
+      </w:r>
+      <w:proofErr w:type="spellEnd"/>
+      <w:r>
+        <w:rPr>
+          <w:rFonts w:ascii="Courier New" w:hAnsi="Courier New" w:cs="Courier New"/>
+        </w:rPr>
+        <w:t>\</w:t>
+      </w:r>
+      <w:proofErr w:type="spellStart"/>
+      <w:r>
+        <w:rPr>
+          <w:rFonts w:ascii="Courier New" w:hAnsi="Courier New" w:cs="Courier New"/>
+        </w:rPr>
+        <w:t>util</w:t>
+      </w:r>
+      <w:proofErr w:type="spellEnd"/>
+      <w:r>
+        <w:rPr>
+          <w:rFonts w:ascii="Courier New" w:hAnsi="Courier New" w:cs="Courier New"/>
+        </w:rPr>
+        <w:t>\</w:t>
+      </w:r>
+      <w:proofErr w:type="spellStart"/>
+      <w:r>
+        <w:rPr>
+          <w:rFonts w:ascii="Courier New" w:hAnsi="Courier New" w:cs="Courier New"/>
+        </w:rPr>
+        <w:t>zrc</w:t>
+      </w:r>
+      <w:proofErr w:type="spellEnd"/>
+      <w:r>
+        <w:rPr>
+          <w:rFonts w:ascii="Courier New" w:hAnsi="Courier New" w:cs="Courier New"/>
+        </w:rPr>
+        <w:t>\cc2531\readme.txt</w:t>
       </w:r>
       <w:r>
         <w:t xml:space="preserve"> file.</w:t>
@@ -16065,12 +17483,21 @@
                                 <w:szCs w:val="20"/>
                               </w:rPr>
                             </w:pPr>
+                            <w:proofErr w:type="spellStart"/>
                             <w:r>
                               <w:rPr>
                                 <w:sz w:val="20"/>
                                 <w:szCs w:val="20"/>
                               </w:rPr>
-                              <w:t>Zigbee USB Dongle (Texas Instruments Part # CC2531EMK)</w:t>
+                              <w:t>Zigbee</w:t>
+                            </w:r>
+                            <w:proofErr w:type="spellEnd"/>
+                            <w:r>
+                              <w:rPr>
+                                <w:sz w:val="20"/>
+                                <w:szCs w:val="20"/>
+                              </w:rPr>
+                              <w:t xml:space="preserve"> USB Dongle (Texas Instruments Part # CC2531EMK)</w:t>
                             </w:r>
                           </w:p>
                           <w:p/>
@@ -16156,7 +17583,15 @@
         <w:t xml:space="preserve">The “demo.exe” test program is </w:t>
       </w:r>
       <w:r>
-        <w:t>used to pair the TI Zigbee USB dongle to a Comcast set top b</w:t>
+        <w:t xml:space="preserve">used to pair the TI </w:t>
+      </w:r>
+      <w:proofErr w:type="spellStart"/>
+      <w:r>
+        <w:t>Zigbee</w:t>
+      </w:r>
+      <w:proofErr w:type="spellEnd"/>
+      <w:r>
+        <w:t xml:space="preserve"> USB dongle to a Comcast set top b</w:t>
       </w:r>
       <w:r>
         <w:t>ox:</w:t>
@@ -16173,7 +17608,21 @@
         <w:rPr>
           <w:rFonts w:ascii="Courier New" w:hAnsi="Courier New" w:cs="Courier New"/>
         </w:rPr>
-        <w:t>Windows demo.exe app &lt;-&gt; TI Zigbee USB D</w:t>
+        <w:t xml:space="preserve">Windows demo.exe app &lt;-&gt; TI </w:t>
+      </w:r>
+      <w:proofErr w:type="spellStart"/>
+      <w:r>
+        <w:rPr>
+          <w:rFonts w:ascii="Courier New" w:hAnsi="Courier New" w:cs="Courier New"/>
+        </w:rPr>
+        <w:t>Zigbee</w:t>
+      </w:r>
+      <w:proofErr w:type="spellEnd"/>
+      <w:r>
+        <w:rPr>
+          <w:rFonts w:ascii="Courier New" w:hAnsi="Courier New" w:cs="Courier New"/>
+        </w:rPr>
+        <w:t xml:space="preserve"> USB D</w:t>
       </w:r>
       <w:r>
         <w:rPr>
@@ -16211,7 +17660,61 @@
           <w:sz w:val="24"/>
           <w:szCs w:val="24"/>
         </w:rPr>
-        <w:t>&gt; mcs\util\zrc\demo.exe</w:t>
+        <w:t xml:space="preserve">&gt; </w:t>
+      </w:r>
+      <w:proofErr w:type="spellStart"/>
+      <w:r>
+        <w:rPr>
+          <w:rFonts w:ascii="Courier New" w:hAnsi="Courier New"/>
+          <w:sz w:val="24"/>
+          <w:szCs w:val="24"/>
+        </w:rPr>
+        <w:t>mcs</w:t>
+      </w:r>
+      <w:proofErr w:type="spellEnd"/>
+      <w:r>
+        <w:rPr>
+          <w:rFonts w:ascii="Courier New" w:hAnsi="Courier New"/>
+          <w:sz w:val="24"/>
+          <w:szCs w:val="24"/>
+        </w:rPr>
+        <w:t>\</w:t>
+      </w:r>
+      <w:proofErr w:type="spellStart"/>
+      <w:r>
+        <w:rPr>
+          <w:rFonts w:ascii="Courier New" w:hAnsi="Courier New"/>
+          <w:sz w:val="24"/>
+          <w:szCs w:val="24"/>
+        </w:rPr>
+        <w:t>util</w:t>
+      </w:r>
+      <w:proofErr w:type="spellEnd"/>
+      <w:r>
+        <w:rPr>
+          <w:rFonts w:ascii="Courier New" w:hAnsi="Courier New"/>
+          <w:sz w:val="24"/>
+          <w:szCs w:val="24"/>
+        </w:rPr>
+        <w:t>\</w:t>
+      </w:r>
+      <w:proofErr w:type="spellStart"/>
+      <w:r>
+        <w:rPr>
+          <w:rFonts w:ascii="Courier New" w:hAnsi="Courier New"/>
+          <w:sz w:val="24"/>
+          <w:szCs w:val="24"/>
+        </w:rPr>
+        <w:t>zrc</w:t>
+      </w:r>
+      <w:proofErr w:type="spellEnd"/>
+      <w:r>
+        <w:rPr>
+          <w:rFonts w:ascii="Courier New" w:hAnsi="Courier New"/>
+          <w:sz w:val="24"/>
+          <w:szCs w:val="24"/>
+        </w:rPr>
+        <w:t>\demo.exe</w:t>
       </w:r>
     </w:p>
     <w:p>
@@ -16254,7 +17757,25 @@
           <w:sz w:val="24"/>
           <w:szCs w:val="24"/>
         </w:rPr>
-        <w:t>Calling RTI_InitReq...done</w:t>
+        <w:t xml:space="preserve">Calling </w:t>
+      </w:r>
+      <w:proofErr w:type="spellStart"/>
+      <w:r>
+        <w:rPr>
+          <w:rFonts w:ascii="Courier New" w:hAnsi="Courier New"/>
+          <w:sz w:val="24"/>
+          <w:szCs w:val="24"/>
+        </w:rPr>
+        <w:t>RTI_InitReq</w:t>
+      </w:r>
+      <w:proofErr w:type="spellEnd"/>
+      <w:r>
+        <w:rPr>
+          <w:rFonts w:ascii="Courier New" w:hAnsi="Courier New"/>
+          <w:sz w:val="24"/>
+          <w:szCs w:val="24"/>
+        </w:rPr>
+        <w:t>...done</w:t>
       </w:r>
     </w:p>
     <w:p>
@@ -16495,13 +18016,23 @@
           <w:szCs w:val="24"/>
         </w:rPr>
       </w:pPr>
+      <w:proofErr w:type="gramStart"/>
       <w:r>
         <w:rPr>
           <w:rFonts w:ascii="Courier New" w:hAnsi="Courier New"/>
           <w:sz w:val="24"/>
           <w:szCs w:val="24"/>
         </w:rPr>
-        <w:t>g    guide</w:t>
+        <w:t>g</w:t>
+      </w:r>
+      <w:proofErr w:type="gramEnd"/>
+      <w:r>
+        <w:rPr>
+          <w:rFonts w:ascii="Courier New" w:hAnsi="Courier New"/>
+          <w:sz w:val="24"/>
+          <w:szCs w:val="24"/>
+        </w:rPr>
+        <w:t xml:space="preserve">    guide</w:t>
       </w:r>
     </w:p>
     <w:p>
@@ -16518,7 +18049,25 @@
           <w:sz w:val="24"/>
           <w:szCs w:val="24"/>
         </w:rPr>
-        <w:t>↑    up arrow</w:t>
+        <w:t xml:space="preserve">↑    </w:t>
+      </w:r>
+      <w:proofErr w:type="gramStart"/>
+      <w:r>
+        <w:rPr>
+          <w:rFonts w:ascii="Courier New" w:hAnsi="Courier New"/>
+          <w:sz w:val="24"/>
+          <w:szCs w:val="24"/>
+        </w:rPr>
+        <w:t>up</w:t>
+      </w:r>
+      <w:proofErr w:type="gramEnd"/>
+      <w:r>
+        <w:rPr>
+          <w:rFonts w:ascii="Courier New" w:hAnsi="Courier New"/>
+          <w:sz w:val="24"/>
+          <w:szCs w:val="24"/>
+        </w:rPr>
+        <w:t xml:space="preserve"> arrow</w:t>
       </w:r>
     </w:p>
     <w:p>
@@ -16535,7 +18084,25 @@
           <w:sz w:val="24"/>
           <w:szCs w:val="24"/>
         </w:rPr>
-        <w:t>↓    down arrow</w:t>
+        <w:t xml:space="preserve">↓    </w:t>
+      </w:r>
+      <w:proofErr w:type="gramStart"/>
+      <w:r>
+        <w:rPr>
+          <w:rFonts w:ascii="Courier New" w:hAnsi="Courier New"/>
+          <w:sz w:val="24"/>
+          <w:szCs w:val="24"/>
+        </w:rPr>
+        <w:t>down</w:t>
+      </w:r>
+      <w:proofErr w:type="gramEnd"/>
+      <w:r>
+        <w:rPr>
+          <w:rFonts w:ascii="Courier New" w:hAnsi="Courier New"/>
+          <w:sz w:val="24"/>
+          <w:szCs w:val="24"/>
+        </w:rPr>
+        <w:t xml:space="preserve"> arrow</w:t>
       </w:r>
     </w:p>
     <w:p>
@@ -16552,7 +18119,25 @@
           <w:sz w:val="24"/>
           <w:szCs w:val="24"/>
         </w:rPr>
-        <w:t>→    right arrow</w:t>
+        <w:t xml:space="preserve">→    </w:t>
+      </w:r>
+      <w:proofErr w:type="gramStart"/>
+      <w:r>
+        <w:rPr>
+          <w:rFonts w:ascii="Courier New" w:hAnsi="Courier New"/>
+          <w:sz w:val="24"/>
+          <w:szCs w:val="24"/>
+        </w:rPr>
+        <w:t>right</w:t>
+      </w:r>
+      <w:proofErr w:type="gramEnd"/>
+      <w:r>
+        <w:rPr>
+          <w:rFonts w:ascii="Courier New" w:hAnsi="Courier New"/>
+          <w:sz w:val="24"/>
+          <w:szCs w:val="24"/>
+        </w:rPr>
+        <w:t xml:space="preserve"> arrow</w:t>
       </w:r>
     </w:p>
     <w:p>
@@ -16580,13 +18165,25 @@
           <w:szCs w:val="24"/>
         </w:rPr>
       </w:pPr>
+      <w:proofErr w:type="spellStart"/>
+      <w:proofErr w:type="gramStart"/>
       <w:r>
         <w:rPr>
           <w:rFonts w:ascii="Courier New" w:hAnsi="Courier New"/>
           <w:sz w:val="24"/>
           <w:szCs w:val="24"/>
         </w:rPr>
-        <w:t>cr   ok</w:t>
+        <w:t>cr</w:t>
+      </w:r>
+      <w:proofErr w:type="spellEnd"/>
+      <w:proofErr w:type="gramEnd"/>
+      <w:r>
+        <w:rPr>
+          <w:rFonts w:ascii="Courier New" w:hAnsi="Courier New"/>
+          <w:sz w:val="24"/>
+          <w:szCs w:val="24"/>
+        </w:rPr>
+        <w:t xml:space="preserve">   ok</w:t>
       </w:r>
     </w:p>
     <w:p>
@@ -16597,13 +18194,23 @@
           <w:szCs w:val="24"/>
         </w:rPr>
       </w:pPr>
+      <w:proofErr w:type="gramStart"/>
       <w:r>
         <w:rPr>
           <w:rFonts w:ascii="Courier New" w:hAnsi="Courier New"/>
           <w:sz w:val="24"/>
           <w:szCs w:val="24"/>
         </w:rPr>
-        <w:t>x    exit</w:t>
+        <w:t>x</w:t>
+      </w:r>
+      <w:proofErr w:type="gramEnd"/>
+      <w:r>
+        <w:rPr>
+          <w:rFonts w:ascii="Courier New" w:hAnsi="Courier New"/>
+          <w:sz w:val="24"/>
+          <w:szCs w:val="24"/>
+        </w:rPr>
+        <w:t xml:space="preserve">    exit</w:t>
       </w:r>
     </w:p>
     <w:p>
@@ -16623,13 +18230,23 @@
           <w:szCs w:val="24"/>
         </w:rPr>
       </w:pPr>
+      <w:proofErr w:type="gramStart"/>
       <w:r>
         <w:rPr>
           <w:rFonts w:ascii="Courier New" w:hAnsi="Courier New"/>
           <w:sz w:val="24"/>
           <w:szCs w:val="24"/>
         </w:rPr>
-        <w:t>p    pair</w:t>
+        <w:t>p</w:t>
+      </w:r>
+      <w:proofErr w:type="gramEnd"/>
+      <w:r>
+        <w:rPr>
+          <w:rFonts w:ascii="Courier New" w:hAnsi="Courier New"/>
+          <w:sz w:val="24"/>
+          <w:szCs w:val="24"/>
+        </w:rPr>
+        <w:t xml:space="preserve">    pair</w:t>
       </w:r>
     </w:p>
     <w:p>
@@ -16640,14 +18257,34 @@
           <w:szCs w:val="24"/>
         </w:rPr>
       </w:pPr>
+      <w:proofErr w:type="gramStart"/>
       <w:r>
         <w:rPr>
           <w:rFonts w:ascii="Courier New" w:hAnsi="Courier New"/>
           <w:sz w:val="24"/>
           <w:szCs w:val="24"/>
         </w:rPr>
-        <w:t>u    unpair</w:t>
-      </w:r>
+        <w:t>u</w:t>
+      </w:r>
+      <w:proofErr w:type="gramEnd"/>
+      <w:r>
+        <w:rPr>
+          <w:rFonts w:ascii="Courier New" w:hAnsi="Courier New"/>
+          <w:sz w:val="24"/>
+          <w:szCs w:val="24"/>
+        </w:rPr>
+        <w:t xml:space="preserve">    </w:t>
+      </w:r>
+      <w:proofErr w:type="spellStart"/>
+      <w:r>
+        <w:rPr>
+          <w:rFonts w:ascii="Courier New" w:hAnsi="Courier New"/>
+          <w:sz w:val="24"/>
+          <w:szCs w:val="24"/>
+        </w:rPr>
+        <w:t>unpair</w:t>
+      </w:r>
+      <w:proofErr w:type="spellEnd"/>
     </w:p>
     <w:p>
       <w:pPr>
@@ -16663,8 +18300,18 @@
           <w:sz w:val="24"/>
           <w:szCs w:val="24"/>
         </w:rPr>
-        <w:t>q    quit</w:t>
-      </w:r>
+        <w:t xml:space="preserve">q    </w:t>
+      </w:r>
+      <w:proofErr w:type="gramStart"/>
+      <w:r>
+        <w:rPr>
+          <w:rFonts w:ascii="Courier New" w:hAnsi="Courier New"/>
+          <w:sz w:val="24"/>
+          <w:szCs w:val="24"/>
+        </w:rPr>
+        <w:t>quit</w:t>
+      </w:r>
+      <w:proofErr w:type="gramEnd"/>
     </w:p>
     <w:p>
       <w:pPr>
@@ -16687,7 +18334,7 @@
       <w:pPr>
         <w:pStyle w:val="Heading1"/>
       </w:pPr>
-      <w:bookmarkStart w:id="8" w:name="_Toc227679441"/>
+      <w:bookmarkStart w:id="9" w:name="_Toc227679441"/>
       <w:r>
         <w:lastRenderedPageBreak/>
         <w:t>Audio</w:t>
@@ -16704,7 +18351,7 @@
       <w:r>
         <w:t>Client</w:t>
       </w:r>
-      <w:bookmarkEnd w:id="8"/>
+      <w:bookmarkEnd w:id="9"/>
     </w:p>
     <w:p>
       <w:pPr>
@@ -16873,7 +18520,14 @@
       </w:r>
       <w:r>
         <w:tab/>
-        <w:t>javaw –jar acClient.ja</w:t>
+      </w:r>
+      <w:proofErr w:type="spellStart"/>
+      <w:r>
+        <w:t>javaw</w:t>
+      </w:r>
+      <w:proofErr w:type="spellEnd"/>
+      <w:r>
+        <w:t xml:space="preserve"> –jar acClient.ja</w:t>
       </w:r>
       <w:r>
         <w:t>r</w:t>
@@ -16931,12 +18585,12 @@
         <w:pStyle w:val="Heading-Primary"/>
         <w:outlineLvl w:val="0"/>
       </w:pPr>
-      <w:bookmarkStart w:id="9" w:name="_Toc227679442"/>
+      <w:bookmarkStart w:id="10" w:name="_Toc227679442"/>
       <w:r>
         <w:lastRenderedPageBreak/>
         <w:t>Audio Receiver Agent</w:t>
       </w:r>
-      <w:bookmarkEnd w:id="9"/>
+      <w:bookmarkEnd w:id="10"/>
     </w:p>
     <w:p>
       <w:pPr>
@@ -16984,6 +18638,7 @@
       <w:r>
         <w:t xml:space="preserve">” is translated using the </w:t>
       </w:r>
+      <w:proofErr w:type="spellStart"/>
       <w:r>
         <w:rPr>
           <w:rFonts w:ascii="Courier New" w:hAnsi="Courier New" w:cs="Courier New"/>
@@ -16996,24 +18651,42 @@
         </w:rPr>
         <w:t>Cmd</w:t>
       </w:r>
+      <w:proofErr w:type="spellEnd"/>
       <w:r>
         <w:t xml:space="preserve"> array found in </w:t>
       </w:r>
-      <w:r>
-        <w:rPr>
-          <w:rFonts w:ascii="Courier New" w:hAnsi="Courier New" w:cs="Courier New"/>
-        </w:rPr>
-        <w:t>mcs/</w:t>
-      </w:r>
-      <w:r>
-        <w:rPr>
-          <w:rFonts w:ascii="Courier New" w:hAnsi="Courier New" w:cs="Courier New"/>
-        </w:rPr>
-        <w:t>common/tira_tx.c</w:t>
-      </w:r>
+      <w:proofErr w:type="spellStart"/>
+      <w:r>
+        <w:rPr>
+          <w:rFonts w:ascii="Courier New" w:hAnsi="Courier New" w:cs="Courier New"/>
+        </w:rPr>
+        <w:t>mcs</w:t>
+      </w:r>
+      <w:proofErr w:type="spellEnd"/>
+      <w:r>
+        <w:rPr>
+          <w:rFonts w:ascii="Courier New" w:hAnsi="Courier New" w:cs="Courier New"/>
+        </w:rPr>
+        <w:t>/</w:t>
+      </w:r>
+      <w:r>
+        <w:rPr>
+          <w:rFonts w:ascii="Courier New" w:hAnsi="Courier New" w:cs="Courier New"/>
+        </w:rPr>
+        <w:t>common/</w:t>
+      </w:r>
+      <w:proofErr w:type="spellStart"/>
+      <w:r>
+        <w:rPr>
+          <w:rFonts w:ascii="Courier New" w:hAnsi="Courier New" w:cs="Courier New"/>
+        </w:rPr>
+        <w:t>tira_tx.c</w:t>
+      </w:r>
+      <w:proofErr w:type="spellEnd"/>
       <w:r>
         <w:t xml:space="preserve">.  The </w:t>
       </w:r>
+      <w:proofErr w:type="spellStart"/>
       <w:r>
         <w:rPr>
           <w:rFonts w:ascii="Courier New" w:hAnsi="Courier New" w:cs="Courier New"/>
@@ -17026,6 +18699,7 @@
         </w:rPr>
         <w:t>Cmd</w:t>
       </w:r>
+      <w:proofErr w:type="spellEnd"/>
       <w:r>
         <w:t xml:space="preserve"> array contains structures that associate IP message strings to IR commands.  </w:t>
       </w:r>
@@ -17159,8 +18833,9 @@
           <w:sz w:val="24"/>
           <w:szCs w:val="24"/>
         </w:rPr>
-        <w:t>unique ip command string</w:t>
-      </w:r>
+        <w:t xml:space="preserve">unique </w:t>
+      </w:r>
+      <w:proofErr w:type="spellStart"/>
       <w:r>
         <w:rPr>
           <w:rFonts w:ascii="Courier New" w:hAnsi="Courier New" w:cs="Courier New"/>
@@ -17168,6 +18843,25 @@
           <w:sz w:val="24"/>
           <w:szCs w:val="24"/>
         </w:rPr>
+        <w:t>ip</w:t>
+      </w:r>
+      <w:proofErr w:type="spellEnd"/>
+      <w:r>
+        <w:rPr>
+          <w:rFonts w:ascii="Courier New" w:hAnsi="Courier New" w:cs="Courier New"/>
+          <w:color w:val="339966"/>
+          <w:sz w:val="24"/>
+          <w:szCs w:val="24"/>
+        </w:rPr>
+        <w:t xml:space="preserve"> command string</w:t>
+      </w:r>
+      <w:r>
+        <w:rPr>
+          <w:rFonts w:ascii="Courier New" w:hAnsi="Courier New" w:cs="Courier New"/>
+          <w:color w:val="339966"/>
+          <w:sz w:val="24"/>
+          <w:szCs w:val="24"/>
+        </w:rPr>
         <w:t xml:space="preserve"> sent from a client</w:t>
       </w:r>
       <w:r>
@@ -17186,8 +18880,9 @@
           <w:sz w:val="24"/>
           <w:szCs w:val="24"/>
         </w:rPr>
-        <w:t xml:space="preserve">     &amp;audioP</w:t>
-      </w:r>
+        <w:t xml:space="preserve">     &amp;</w:t>
+      </w:r>
+      <w:proofErr w:type="spellStart"/>
       <w:r>
         <w:rPr>
           <w:rFonts w:ascii="Courier New" w:hAnsi="Courier New" w:cs="Courier New"/>
@@ -17195,7 +18890,7 @@
           <w:sz w:val="24"/>
           <w:szCs w:val="24"/>
         </w:rPr>
-        <w:t>owerState,</w:t>
+        <w:t>audioP</w:t>
       </w:r>
       <w:r>
         <w:rPr>
@@ -17204,6 +18899,26 @@
           <w:sz w:val="24"/>
           <w:szCs w:val="24"/>
         </w:rPr>
+        <w:t>owerState</w:t>
+      </w:r>
+      <w:proofErr w:type="spellEnd"/>
+      <w:proofErr w:type="gramStart"/>
+      <w:r>
+        <w:rPr>
+          <w:rFonts w:ascii="Courier New" w:hAnsi="Courier New" w:cs="Courier New"/>
+          <w:color w:val="000000"/>
+          <w:sz w:val="24"/>
+          <w:szCs w:val="24"/>
+        </w:rPr>
+        <w:t>,</w:t>
+      </w:r>
+      <w:r>
+        <w:rPr>
+          <w:rFonts w:ascii="Courier New" w:hAnsi="Courier New" w:cs="Courier New"/>
+          <w:color w:val="000000"/>
+          <w:sz w:val="24"/>
+          <w:szCs w:val="24"/>
+        </w:rPr>
         <w:t xml:space="preserve">  </w:t>
       </w:r>
       <w:r>
@@ -17213,8 +18928,9 @@
           <w:sz w:val="24"/>
           <w:szCs w:val="24"/>
         </w:rPr>
-        <w:t xml:space="preserve">// valid values </w:t>
-      </w:r>
+        <w:t>/</w:t>
+      </w:r>
+      <w:proofErr w:type="gramEnd"/>
       <w:r>
         <w:rPr>
           <w:rFonts w:ascii="Courier New" w:hAnsi="Courier New" w:cs="Courier New"/>
@@ -17222,6 +18938,15 @@
           <w:sz w:val="24"/>
           <w:szCs w:val="24"/>
         </w:rPr>
+        <w:t xml:space="preserve">/ valid values </w:t>
+      </w:r>
+      <w:r>
+        <w:rPr>
+          <w:rFonts w:ascii="Courier New" w:hAnsi="Courier New" w:cs="Courier New"/>
+          <w:color w:val="339966"/>
+          <w:sz w:val="24"/>
+          <w:szCs w:val="24"/>
+        </w:rPr>
         <w:t>AUDIO_</w:t>
       </w:r>
       <w:r>
@@ -17269,6 +18994,7 @@
         </w:rPr>
         <w:t xml:space="preserve">     </w:t>
       </w:r>
+      <w:proofErr w:type="spellStart"/>
       <w:r>
         <w:rPr>
           <w:rFonts w:ascii="Courier New" w:hAnsi="Courier New" w:cs="Courier New"/>
@@ -17280,6 +19006,7 @@
         </w:rPr>
         <w:t>sizeof</w:t>
       </w:r>
+      <w:proofErr w:type="spellEnd"/>
       <w:r>
         <w:rPr>
           <w:rFonts w:ascii="Courier New" w:hAnsi="Courier New" w:cs="Courier New"/>
@@ -17287,8 +19014,9 @@
           <w:sz w:val="24"/>
           <w:szCs w:val="24"/>
         </w:rPr>
-        <w:t>(irPowerOn),</w:t>
-      </w:r>
+        <w:t>(</w:t>
+      </w:r>
+      <w:proofErr w:type="spellStart"/>
       <w:r>
         <w:rPr>
           <w:rFonts w:ascii="Courier New" w:hAnsi="Courier New" w:cs="Courier New"/>
@@ -17296,9 +19024,39 @@
           <w:sz w:val="24"/>
           <w:szCs w:val="24"/>
         </w:rPr>
+        <w:t>irPowerOn</w:t>
+      </w:r>
+      <w:proofErr w:type="spellEnd"/>
+      <w:r>
+        <w:rPr>
+          <w:rFonts w:ascii="Courier New" w:hAnsi="Courier New" w:cs="Courier New"/>
+          <w:color w:val="000000"/>
+          <w:sz w:val="24"/>
+          <w:szCs w:val="24"/>
+        </w:rPr>
+        <w:t>),</w:t>
+      </w:r>
+      <w:r>
+        <w:rPr>
+          <w:rFonts w:ascii="Courier New" w:hAnsi="Courier New" w:cs="Courier New"/>
+          <w:color w:val="000000"/>
+          <w:sz w:val="24"/>
+          <w:szCs w:val="24"/>
+        </w:rPr>
         <w:br/>
-        <w:t xml:space="preserve">     irPowerOn</w:t>
-      </w:r>
+        <w:t xml:space="preserve">     </w:t>
+      </w:r>
+      <w:proofErr w:type="spellStart"/>
+      <w:r>
+        <w:rPr>
+          <w:rFonts w:ascii="Courier New" w:hAnsi="Courier New" w:cs="Courier New"/>
+          <w:color w:val="000000"/>
+          <w:sz w:val="24"/>
+          <w:szCs w:val="24"/>
+        </w:rPr>
+        <w:t>irPowerOn</w:t>
+      </w:r>
+      <w:proofErr w:type="spellEnd"/>
       <w:r>
         <w:rPr>
           <w:rFonts w:ascii="Courier New" w:hAnsi="Courier New" w:cs="Courier New"/>
@@ -17371,6 +19129,7 @@
         </w:rPr>
         <w:t xml:space="preserve">passed to the </w:t>
       </w:r>
+      <w:proofErr w:type="spellStart"/>
       <w:r>
         <w:rPr>
           <w:rFonts w:ascii="Courier New" w:hAnsi="Courier New" w:cs="Courier New"/>
@@ -17378,8 +19137,9 @@
           <w:sz w:val="24"/>
           <w:szCs w:val="24"/>
         </w:rPr>
-        <w:t>Tira device</w:t>
-      </w:r>
+        <w:t>Tira</w:t>
+      </w:r>
+      <w:proofErr w:type="spellEnd"/>
       <w:r>
         <w:rPr>
           <w:rFonts w:ascii="Courier New" w:hAnsi="Courier New" w:cs="Courier New"/>
@@ -17387,6 +19147,15 @@
           <w:sz w:val="24"/>
           <w:szCs w:val="24"/>
         </w:rPr>
+        <w:t xml:space="preserve"> device</w:t>
+      </w:r>
+      <w:r>
+        <w:rPr>
+          <w:rFonts w:ascii="Courier New" w:hAnsi="Courier New" w:cs="Courier New"/>
+          <w:color w:val="339966"/>
+          <w:sz w:val="24"/>
+          <w:szCs w:val="24"/>
+        </w:rPr>
         <w:t xml:space="preserve"> for transmitting an IR command </w:t>
       </w:r>
       <w:r>
@@ -17410,12 +19179,14 @@
       <w:r>
         <w:t xml:space="preserve">The </w:t>
       </w:r>
+      <w:proofErr w:type="spellStart"/>
       <w:r>
         <w:rPr>
           <w:rFonts w:ascii="Courier New" w:hAnsi="Courier New" w:cs="Courier New"/>
         </w:rPr>
         <w:t>irPowerOn</w:t>
       </w:r>
+      <w:proofErr w:type="spellEnd"/>
       <w:r>
         <w:t xml:space="preserve"> </w:t>
       </w:r>
@@ -17428,11 +19199,19 @@
       <w:r>
         <w:t xml:space="preserve"> the section entitled </w:t>
       </w:r>
+      <w:proofErr w:type="spellStart"/>
       <w:r>
         <w:rPr>
           <w:i/>
         </w:rPr>
-        <w:t>Tira IR Receive/</w:t>
+        <w:t>Tira</w:t>
+      </w:r>
+      <w:proofErr w:type="spellEnd"/>
+      <w:r>
+        <w:rPr>
+          <w:i/>
+        </w:rPr>
+        <w:t xml:space="preserve"> IR Receive/</w:t>
       </w:r>
       <w:r>
         <w:rPr>
@@ -17454,7 +19233,7 @@
         <w:pStyle w:val="Heading-Primary"/>
         <w:outlineLvl w:val="0"/>
       </w:pPr>
-      <w:bookmarkStart w:id="10" w:name="_Toc227679443"/>
+      <w:bookmarkStart w:id="11" w:name="_Toc227679443"/>
       <w:r>
         <w:lastRenderedPageBreak/>
         <w:t xml:space="preserve">Remote </w:t>
@@ -17462,7 +19241,7 @@
       <w:r>
         <w:t>Control Agent</w:t>
       </w:r>
-      <w:bookmarkEnd w:id="10"/>
+      <w:bookmarkEnd w:id="11"/>
     </w:p>
     <w:p>
       <w:pPr>
@@ -17508,11 +19287,16 @@
         <w:t>exe</w:t>
       </w:r>
       <w:r>
-        <w:t>.  The r</w:t>
+        <w:t xml:space="preserve">.  The </w:t>
+      </w:r>
+      <w:proofErr w:type="spellStart"/>
+      <w:r>
+        <w:t>r</w:t>
       </w:r>
       <w:r>
         <w:t>cAgent</w:t>
       </w:r>
+      <w:proofErr w:type="spellEnd"/>
       <w:r>
         <w:t xml:space="preserve"> </w:t>
       </w:r>
@@ -17582,7 +19366,15 @@
         <w:spacing w:before="120" w:after="120"/>
       </w:pPr>
       <w:r>
-        <w:t>The rcAgent revolve</w:t>
+        <w:t xml:space="preserve">The </w:t>
+      </w:r>
+      <w:proofErr w:type="spellStart"/>
+      <w:r>
+        <w:t>rcAgent</w:t>
+      </w:r>
+      <w:proofErr w:type="spellEnd"/>
+      <w:r>
+        <w:t xml:space="preserve"> revolve</w:t>
       </w:r>
       <w:r>
         <w:t xml:space="preserve">s around an array of </w:t>
@@ -17596,12 +19388,14 @@
       <w:r>
         <w:t xml:space="preserve">, </w:t>
       </w:r>
+      <w:proofErr w:type="spellStart"/>
       <w:r>
         <w:rPr>
           <w:rFonts w:ascii="Courier New" w:hAnsi="Courier New" w:cs="Courier New"/>
         </w:rPr>
         <w:t>rcCmd</w:t>
       </w:r>
+      <w:proofErr w:type="spellEnd"/>
       <w:r>
         <w:t>.  Upon receiving</w:t>
       </w:r>
@@ -17618,7 +19412,15 @@
         <w:t>input message</w:t>
       </w:r>
       <w:r>
-        <w:t xml:space="preserve">, the rcAgent looks up the </w:t>
+        <w:t xml:space="preserve">, the </w:t>
+      </w:r>
+      <w:proofErr w:type="spellStart"/>
+      <w:r>
+        <w:t>rcAgent</w:t>
+      </w:r>
+      <w:proofErr w:type="spellEnd"/>
+      <w:r>
+        <w:t xml:space="preserve"> looks up the </w:t>
       </w:r>
       <w:r>
         <w:t xml:space="preserve">corresponding </w:t>
@@ -17632,8 +19434,13 @@
       <w:r>
         <w:t xml:space="preserve">s the appropriate keyboard shortcut, IR command, or </w:t>
       </w:r>
-      <w:r>
-        <w:t>Zigbee remote control command</w:t>
+      <w:proofErr w:type="spellStart"/>
+      <w:r>
+        <w:t>Zigbee</w:t>
+      </w:r>
+      <w:proofErr w:type="spellEnd"/>
+      <w:r>
+        <w:t xml:space="preserve"> remote control command</w:t>
       </w:r>
       <w:r>
         <w:t xml:space="preserve"> based on context</w:t>
@@ -17655,6 +19462,7 @@
           <w:szCs w:val="24"/>
         </w:rPr>
       </w:pPr>
+      <w:proofErr w:type="gramStart"/>
       <w:r>
         <w:rPr>
           <w:rFonts w:ascii="Courier New" w:hAnsi="Courier New" w:cs="Courier New"/>
@@ -17666,6 +19474,7 @@
         </w:rPr>
         <w:t>static</w:t>
       </w:r>
+      <w:proofErr w:type="gramEnd"/>
       <w:r>
         <w:rPr>
           <w:rFonts w:ascii="Courier New" w:hAnsi="Courier New" w:cs="Courier New"/>
@@ -17675,6 +19484,7 @@
         </w:rPr>
         <w:t xml:space="preserve"> </w:t>
       </w:r>
+      <w:proofErr w:type="spellStart"/>
       <w:r>
         <w:rPr>
           <w:rFonts w:ascii="Courier New" w:hAnsi="Courier New" w:cs="Courier New"/>
@@ -17686,6 +19496,7 @@
         </w:rPr>
         <w:t>struct</w:t>
       </w:r>
+      <w:proofErr w:type="spellEnd"/>
       <w:r>
         <w:rPr>
           <w:rFonts w:ascii="Courier New" w:hAnsi="Courier New" w:cs="Courier New"/>
@@ -17693,7 +19504,27 @@
           <w:sz w:val="24"/>
           <w:szCs w:val="24"/>
         </w:rPr>
-        <w:t xml:space="preserve"> rcCmd </w:t>
+        <w:t xml:space="preserve"> </w:t>
+      </w:r>
+      <w:proofErr w:type="spellStart"/>
+      <w:r>
+        <w:rPr>
+          <w:rFonts w:ascii="Courier New" w:hAnsi="Courier New" w:cs="Courier New"/>
+          <w:color w:val="000000"/>
+          <w:sz w:val="24"/>
+          <w:szCs w:val="24"/>
+        </w:rPr>
+        <w:t>rcCmd</w:t>
+      </w:r>
+      <w:proofErr w:type="spellEnd"/>
+      <w:r>
+        <w:rPr>
+          <w:rFonts w:ascii="Courier New" w:hAnsi="Courier New" w:cs="Courier New"/>
+          <w:color w:val="000000"/>
+          <w:sz w:val="24"/>
+          <w:szCs w:val="24"/>
+        </w:rPr>
+        <w:t xml:space="preserve"> </w:t>
       </w:r>
       <w:r>
         <w:rPr>
@@ -17714,6 +19545,7 @@
         <w:br/>
         <w:t xml:space="preserve">   </w:t>
       </w:r>
+      <w:proofErr w:type="spellStart"/>
       <w:r>
         <w:rPr>
           <w:rFonts w:ascii="Courier New" w:hAnsi="Courier New" w:cs="Courier New"/>
@@ -17725,6 +19557,7 @@
         </w:rPr>
         <w:t>int</w:t>
       </w:r>
+      <w:proofErr w:type="spellEnd"/>
       <w:r>
         <w:rPr>
           <w:rFonts w:ascii="Courier New" w:hAnsi="Courier New" w:cs="Courier New"/>
@@ -17741,8 +19574,9 @@
           <w:sz w:val="24"/>
           <w:szCs w:val="24"/>
         </w:rPr>
-        <w:t>// c</w:t>
-      </w:r>
+        <w:t xml:space="preserve">// </w:t>
+      </w:r>
+      <w:proofErr w:type="spellStart"/>
       <w:r>
         <w:rPr>
           <w:rFonts w:ascii="Courier New" w:hAnsi="Courier New" w:cs="Courier New"/>
@@ -17750,7 +19584,7 @@
           <w:sz w:val="24"/>
           <w:szCs w:val="24"/>
         </w:rPr>
-        <w:t>mdID enum</w:t>
+        <w:t>c</w:t>
       </w:r>
       <w:r>
         <w:rPr>
@@ -17759,6 +19593,36 @@
           <w:sz w:val="24"/>
           <w:szCs w:val="24"/>
         </w:rPr>
+        <w:t>mdID</w:t>
+      </w:r>
+      <w:proofErr w:type="spellEnd"/>
+      <w:r>
+        <w:rPr>
+          <w:rFonts w:ascii="Courier New" w:hAnsi="Courier New" w:cs="Courier New"/>
+          <w:color w:val="339966"/>
+          <w:sz w:val="24"/>
+          <w:szCs w:val="24"/>
+        </w:rPr>
+        <w:t xml:space="preserve"> </w:t>
+      </w:r>
+      <w:proofErr w:type="spellStart"/>
+      <w:r>
+        <w:rPr>
+          <w:rFonts w:ascii="Courier New" w:hAnsi="Courier New" w:cs="Courier New"/>
+          <w:color w:val="339966"/>
+          <w:sz w:val="24"/>
+          <w:szCs w:val="24"/>
+        </w:rPr>
+        <w:t>enum</w:t>
+      </w:r>
+      <w:proofErr w:type="spellEnd"/>
+      <w:r>
+        <w:rPr>
+          <w:rFonts w:ascii="Courier New" w:hAnsi="Courier New" w:cs="Courier New"/>
+          <w:color w:val="339966"/>
+          <w:sz w:val="24"/>
+          <w:szCs w:val="24"/>
+        </w:rPr>
         <w:br/>
       </w:r>
       <w:r>
@@ -17770,6 +19634,7 @@
         </w:rPr>
         <w:t xml:space="preserve">   </w:t>
       </w:r>
+      <w:proofErr w:type="spellStart"/>
       <w:r>
         <w:rPr>
           <w:rFonts w:ascii="Courier New" w:hAnsi="Courier New" w:cs="Courier New"/>
@@ -17781,6 +19646,7 @@
         </w:rPr>
         <w:t>const</w:t>
       </w:r>
+      <w:proofErr w:type="spellEnd"/>
       <w:r>
         <w:rPr>
           <w:rFonts w:ascii="Courier New" w:hAnsi="Courier New" w:cs="Courier New"/>
@@ -17828,7 +19694,27 @@
           <w:sz w:val="24"/>
           <w:szCs w:val="24"/>
         </w:rPr>
-        <w:t xml:space="preserve"> sz;               </w:t>
+        <w:t xml:space="preserve"> </w:t>
+      </w:r>
+      <w:proofErr w:type="spellStart"/>
+      <w:r>
+        <w:rPr>
+          <w:rFonts w:ascii="Courier New" w:hAnsi="Courier New" w:cs="Courier New"/>
+          <w:color w:val="000000"/>
+          <w:sz w:val="24"/>
+          <w:szCs w:val="24"/>
+        </w:rPr>
+        <w:t>sz</w:t>
+      </w:r>
+      <w:proofErr w:type="spellEnd"/>
+      <w:r>
+        <w:rPr>
+          <w:rFonts w:ascii="Courier New" w:hAnsi="Courier New" w:cs="Courier New"/>
+          <w:color w:val="000000"/>
+          <w:sz w:val="24"/>
+          <w:szCs w:val="24"/>
+        </w:rPr>
+        <w:t xml:space="preserve">;               </w:t>
       </w:r>
       <w:r>
         <w:rPr>
@@ -17837,8 +19723,19 @@
           <w:sz w:val="24"/>
           <w:szCs w:val="24"/>
         </w:rPr>
-        <w:t>// ip</w:t>
-      </w:r>
+        <w:t xml:space="preserve">// </w:t>
+      </w:r>
+      <w:proofErr w:type="spellStart"/>
+      <w:r>
+        <w:rPr>
+          <w:rFonts w:ascii="Courier New" w:hAnsi="Courier New" w:cs="Courier New"/>
+          <w:color w:val="339966"/>
+          <w:sz w:val="24"/>
+          <w:szCs w:val="24"/>
+        </w:rPr>
+        <w:t>ip</w:t>
+      </w:r>
+      <w:proofErr w:type="spellEnd"/>
       <w:r>
         <w:rPr>
           <w:rFonts w:ascii="Courier New" w:hAnsi="Courier New" w:cs="Courier New"/>
@@ -17868,6 +19765,7 @@
         </w:rPr>
         <w:t xml:space="preserve">   </w:t>
       </w:r>
+      <w:proofErr w:type="spellStart"/>
       <w:r>
         <w:rPr>
           <w:rFonts w:ascii="Courier New" w:hAnsi="Courier New" w:cs="Courier New"/>
@@ -17879,6 +19777,7 @@
         </w:rPr>
         <w:t>struct</w:t>
       </w:r>
+      <w:proofErr w:type="spellEnd"/>
       <w:r>
         <w:rPr>
           <w:rFonts w:ascii="Courier New" w:hAnsi="Courier New" w:cs="Courier New"/>
@@ -17886,7 +19785,27 @@
           <w:sz w:val="24"/>
           <w:szCs w:val="24"/>
         </w:rPr>
-        <w:t xml:space="preserve"> irRx </w:t>
+        <w:t xml:space="preserve"> </w:t>
+      </w:r>
+      <w:proofErr w:type="spellStart"/>
+      <w:r>
+        <w:rPr>
+          <w:rFonts w:ascii="Courier New" w:hAnsi="Courier New" w:cs="Courier New"/>
+          <w:color w:val="000000"/>
+          <w:sz w:val="24"/>
+          <w:szCs w:val="24"/>
+        </w:rPr>
+        <w:t>irRx</w:t>
+      </w:r>
+      <w:proofErr w:type="spellEnd"/>
+      <w:r>
+        <w:rPr>
+          <w:rFonts w:ascii="Courier New" w:hAnsi="Courier New" w:cs="Courier New"/>
+          <w:color w:val="000000"/>
+          <w:sz w:val="24"/>
+          <w:szCs w:val="24"/>
+        </w:rPr>
+        <w:t xml:space="preserve"> </w:t>
       </w:r>
       <w:r>
         <w:rPr>
@@ -17906,7 +19825,27 @@
           <w:sz w:val="24"/>
           <w:szCs w:val="24"/>
         </w:rPr>
-        <w:t xml:space="preserve"> irRx;            </w:t>
+        <w:t xml:space="preserve"> </w:t>
+      </w:r>
+      <w:proofErr w:type="spellStart"/>
+      <w:r>
+        <w:rPr>
+          <w:rFonts w:ascii="Courier New" w:hAnsi="Courier New" w:cs="Courier New"/>
+          <w:color w:val="000000"/>
+          <w:sz w:val="24"/>
+          <w:szCs w:val="24"/>
+        </w:rPr>
+        <w:t>irRx</w:t>
+      </w:r>
+      <w:proofErr w:type="spellEnd"/>
+      <w:r>
+        <w:rPr>
+          <w:rFonts w:ascii="Courier New" w:hAnsi="Courier New" w:cs="Courier New"/>
+          <w:color w:val="000000"/>
+          <w:sz w:val="24"/>
+          <w:szCs w:val="24"/>
+        </w:rPr>
+        <w:t xml:space="preserve">;            </w:t>
       </w:r>
       <w:r>
         <w:rPr>
@@ -17917,6 +19856,7 @@
         </w:rPr>
         <w:t xml:space="preserve">// </w:t>
       </w:r>
+      <w:proofErr w:type="spellStart"/>
       <w:r>
         <w:rPr>
           <w:rFonts w:ascii="Courier New" w:hAnsi="Courier New" w:cs="Courier New"/>
@@ -17924,8 +19864,9 @@
           <w:sz w:val="24"/>
           <w:szCs w:val="24"/>
         </w:rPr>
-        <w:t xml:space="preserve">tira </w:t>
-      </w:r>
+        <w:t>tira</w:t>
+      </w:r>
+      <w:proofErr w:type="spellEnd"/>
       <w:r>
         <w:rPr>
           <w:rFonts w:ascii="Courier New" w:hAnsi="Courier New" w:cs="Courier New"/>
@@ -17933,8 +19874,9 @@
           <w:sz w:val="24"/>
           <w:szCs w:val="24"/>
         </w:rPr>
-        <w:t>ir input</w:t>
-      </w:r>
+        <w:t xml:space="preserve"> </w:t>
+      </w:r>
+      <w:proofErr w:type="spellStart"/>
       <w:r>
         <w:rPr>
           <w:rFonts w:ascii="Courier New" w:hAnsi="Courier New" w:cs="Courier New"/>
@@ -17942,6 +19884,25 @@
           <w:sz w:val="24"/>
           <w:szCs w:val="24"/>
         </w:rPr>
+        <w:t>ir</w:t>
+      </w:r>
+      <w:proofErr w:type="spellEnd"/>
+      <w:r>
+        <w:rPr>
+          <w:rFonts w:ascii="Courier New" w:hAnsi="Courier New" w:cs="Courier New"/>
+          <w:color w:val="339966"/>
+          <w:sz w:val="24"/>
+          <w:szCs w:val="24"/>
+        </w:rPr>
+        <w:t xml:space="preserve"> input</w:t>
+      </w:r>
+      <w:r>
+        <w:rPr>
+          <w:rFonts w:ascii="Courier New" w:hAnsi="Courier New" w:cs="Courier New"/>
+          <w:color w:val="339966"/>
+          <w:sz w:val="24"/>
+          <w:szCs w:val="24"/>
+        </w:rPr>
         <w:br/>
       </w:r>
       <w:r>
@@ -17953,6 +19914,7 @@
         </w:rPr>
         <w:t xml:space="preserve">   </w:t>
       </w:r>
+      <w:proofErr w:type="spellStart"/>
       <w:r>
         <w:rPr>
           <w:rFonts w:ascii="Courier New" w:hAnsi="Courier New" w:cs="Courier New"/>
@@ -17964,6 +19926,7 @@
         </w:rPr>
         <w:t>struct</w:t>
       </w:r>
+      <w:proofErr w:type="spellEnd"/>
       <w:r>
         <w:rPr>
           <w:rFonts w:ascii="Courier New" w:hAnsi="Courier New" w:cs="Courier New"/>
@@ -18049,6 +20012,7 @@
         </w:rPr>
         <w:t xml:space="preserve">   </w:t>
       </w:r>
+      <w:proofErr w:type="spellStart"/>
       <w:r>
         <w:rPr>
           <w:rFonts w:ascii="Courier New" w:hAnsi="Courier New" w:cs="Courier New"/>
@@ -18060,6 +20024,7 @@
         </w:rPr>
         <w:t>struct</w:t>
       </w:r>
+      <w:proofErr w:type="spellEnd"/>
       <w:r>
         <w:rPr>
           <w:rFonts w:ascii="Courier New" w:hAnsi="Courier New" w:cs="Courier New"/>
@@ -18067,7 +20032,27 @@
           <w:sz w:val="24"/>
           <w:szCs w:val="24"/>
         </w:rPr>
-        <w:t xml:space="preserve"> irTx </w:t>
+        <w:t xml:space="preserve"> </w:t>
+      </w:r>
+      <w:proofErr w:type="spellStart"/>
+      <w:r>
+        <w:rPr>
+          <w:rFonts w:ascii="Courier New" w:hAnsi="Courier New" w:cs="Courier New"/>
+          <w:color w:val="000000"/>
+          <w:sz w:val="24"/>
+          <w:szCs w:val="24"/>
+        </w:rPr>
+        <w:t>irTx</w:t>
+      </w:r>
+      <w:proofErr w:type="spellEnd"/>
+      <w:r>
+        <w:rPr>
+          <w:rFonts w:ascii="Courier New" w:hAnsi="Courier New" w:cs="Courier New"/>
+          <w:color w:val="000000"/>
+          <w:sz w:val="24"/>
+          <w:szCs w:val="24"/>
+        </w:rPr>
+        <w:t xml:space="preserve"> </w:t>
       </w:r>
       <w:r>
         <w:rPr>
@@ -18087,7 +20072,27 @@
           <w:sz w:val="24"/>
           <w:szCs w:val="24"/>
         </w:rPr>
-        <w:t xml:space="preserve"> irTx;            </w:t>
+        <w:t xml:space="preserve"> </w:t>
+      </w:r>
+      <w:proofErr w:type="spellStart"/>
+      <w:r>
+        <w:rPr>
+          <w:rFonts w:ascii="Courier New" w:hAnsi="Courier New" w:cs="Courier New"/>
+          <w:color w:val="000000"/>
+          <w:sz w:val="24"/>
+          <w:szCs w:val="24"/>
+        </w:rPr>
+        <w:t>irTx</w:t>
+      </w:r>
+      <w:proofErr w:type="spellEnd"/>
+      <w:r>
+        <w:rPr>
+          <w:rFonts w:ascii="Courier New" w:hAnsi="Courier New" w:cs="Courier New"/>
+          <w:color w:val="000000"/>
+          <w:sz w:val="24"/>
+          <w:szCs w:val="24"/>
+        </w:rPr>
+        <w:t xml:space="preserve">;            </w:t>
       </w:r>
       <w:r>
         <w:rPr>
@@ -18098,6 +20103,7 @@
         </w:rPr>
         <w:t xml:space="preserve">// </w:t>
       </w:r>
+      <w:proofErr w:type="spellStart"/>
       <w:r>
         <w:rPr>
           <w:rFonts w:ascii="Courier New" w:hAnsi="Courier New" w:cs="Courier New"/>
@@ -18105,8 +20111,9 @@
           <w:sz w:val="24"/>
           <w:szCs w:val="24"/>
         </w:rPr>
-        <w:t xml:space="preserve">itach </w:t>
-      </w:r>
+        <w:t>itach</w:t>
+      </w:r>
+      <w:proofErr w:type="spellEnd"/>
       <w:r>
         <w:rPr>
           <w:rFonts w:ascii="Courier New" w:hAnsi="Courier New" w:cs="Courier New"/>
@@ -18114,8 +20121,9 @@
           <w:sz w:val="24"/>
           <w:szCs w:val="24"/>
         </w:rPr>
-        <w:t xml:space="preserve">wifi to </w:t>
-      </w:r>
+        <w:t xml:space="preserve"> </w:t>
+      </w:r>
+      <w:proofErr w:type="spellStart"/>
       <w:r>
         <w:rPr>
           <w:rFonts w:ascii="Courier New" w:hAnsi="Courier New" w:cs="Courier New"/>
@@ -18123,8 +20131,9 @@
           <w:sz w:val="24"/>
           <w:szCs w:val="24"/>
         </w:rPr>
-        <w:t>ir output</w:t>
-      </w:r>
+        <w:t>wifi</w:t>
+      </w:r>
+      <w:proofErr w:type="spellEnd"/>
       <w:r>
         <w:rPr>
           <w:rFonts w:ascii="Courier New" w:hAnsi="Courier New" w:cs="Courier New"/>
@@ -18132,6 +20141,35 @@
           <w:sz w:val="24"/>
           <w:szCs w:val="24"/>
         </w:rPr>
+        <w:t xml:space="preserve"> to </w:t>
+      </w:r>
+      <w:proofErr w:type="spellStart"/>
+      <w:r>
+        <w:rPr>
+          <w:rFonts w:ascii="Courier New" w:hAnsi="Courier New" w:cs="Courier New"/>
+          <w:color w:val="339966"/>
+          <w:sz w:val="24"/>
+          <w:szCs w:val="24"/>
+        </w:rPr>
+        <w:t>ir</w:t>
+      </w:r>
+      <w:proofErr w:type="spellEnd"/>
+      <w:r>
+        <w:rPr>
+          <w:rFonts w:ascii="Courier New" w:hAnsi="Courier New" w:cs="Courier New"/>
+          <w:color w:val="339966"/>
+          <w:sz w:val="24"/>
+          <w:szCs w:val="24"/>
+        </w:rPr>
+        <w:t xml:space="preserve"> output</w:t>
+      </w:r>
+      <w:r>
+        <w:rPr>
+          <w:rFonts w:ascii="Courier New" w:hAnsi="Courier New" w:cs="Courier New"/>
+          <w:color w:val="339966"/>
+          <w:sz w:val="24"/>
+          <w:szCs w:val="24"/>
+        </w:rPr>
         <w:t xml:space="preserve"> array (TV, DVD, VCR)</w:t>
       </w:r>
       <w:r>
@@ -18152,6 +20190,7 @@
         </w:rPr>
         <w:t xml:space="preserve">   </w:t>
       </w:r>
+      <w:proofErr w:type="spellStart"/>
       <w:r>
         <w:rPr>
           <w:rFonts w:ascii="Courier New" w:hAnsi="Courier New" w:cs="Courier New"/>
@@ -18163,6 +20202,7 @@
         </w:rPr>
         <w:t>struct</w:t>
       </w:r>
+      <w:proofErr w:type="spellEnd"/>
       <w:r>
         <w:rPr>
           <w:rFonts w:ascii="Courier New" w:hAnsi="Courier New" w:cs="Courier New"/>
@@ -18170,7 +20210,27 @@
           <w:sz w:val="24"/>
           <w:szCs w:val="24"/>
         </w:rPr>
-        <w:t xml:space="preserve"> cercCmd </w:t>
+        <w:t xml:space="preserve"> </w:t>
+      </w:r>
+      <w:proofErr w:type="spellStart"/>
+      <w:r>
+        <w:rPr>
+          <w:rFonts w:ascii="Courier New" w:hAnsi="Courier New" w:cs="Courier New"/>
+          <w:color w:val="000000"/>
+          <w:sz w:val="24"/>
+          <w:szCs w:val="24"/>
+        </w:rPr>
+        <w:t>cercCmd</w:t>
+      </w:r>
+      <w:proofErr w:type="spellEnd"/>
+      <w:r>
+        <w:rPr>
+          <w:rFonts w:ascii="Courier New" w:hAnsi="Courier New" w:cs="Courier New"/>
+          <w:color w:val="000000"/>
+          <w:sz w:val="24"/>
+          <w:szCs w:val="24"/>
+        </w:rPr>
+        <w:t xml:space="preserve"> </w:t>
       </w:r>
       <w:r>
         <w:rPr>
@@ -18190,7 +20250,27 @@
           <w:sz w:val="24"/>
           <w:szCs w:val="24"/>
         </w:rPr>
-        <w:t xml:space="preserve"> zrc;          </w:t>
+        <w:t xml:space="preserve"> </w:t>
+      </w:r>
+      <w:proofErr w:type="spellStart"/>
+      <w:r>
+        <w:rPr>
+          <w:rFonts w:ascii="Courier New" w:hAnsi="Courier New" w:cs="Courier New"/>
+          <w:color w:val="000000"/>
+          <w:sz w:val="24"/>
+          <w:szCs w:val="24"/>
+        </w:rPr>
+        <w:t>zrc</w:t>
+      </w:r>
+      <w:proofErr w:type="spellEnd"/>
+      <w:r>
+        <w:rPr>
+          <w:rFonts w:ascii="Courier New" w:hAnsi="Courier New" w:cs="Courier New"/>
+          <w:color w:val="000000"/>
+          <w:sz w:val="24"/>
+          <w:szCs w:val="24"/>
+        </w:rPr>
+        <w:t xml:space="preserve">;          </w:t>
       </w:r>
       <w:r>
         <w:rPr>
@@ -18199,7 +20279,27 @@
           <w:sz w:val="24"/>
           <w:szCs w:val="24"/>
         </w:rPr>
-        <w:t>// zigbee remote control output</w:t>
+        <w:t xml:space="preserve">// </w:t>
+      </w:r>
+      <w:proofErr w:type="spellStart"/>
+      <w:r>
+        <w:rPr>
+          <w:rFonts w:ascii="Courier New" w:hAnsi="Courier New" w:cs="Courier New"/>
+          <w:color w:val="339966"/>
+          <w:sz w:val="24"/>
+          <w:szCs w:val="24"/>
+        </w:rPr>
+        <w:t>zigbee</w:t>
+      </w:r>
+      <w:proofErr w:type="spellEnd"/>
+      <w:r>
+        <w:rPr>
+          <w:rFonts w:ascii="Courier New" w:hAnsi="Courier New" w:cs="Courier New"/>
+          <w:color w:val="339966"/>
+          <w:sz w:val="24"/>
+          <w:szCs w:val="24"/>
+        </w:rPr>
+        <w:t xml:space="preserve"> remote control output</w:t>
       </w:r>
       <w:r>
         <w:rPr>
@@ -18228,14 +20328,24 @@
       <w:r>
         <w:t xml:space="preserve">The </w:t>
       </w:r>
+      <w:proofErr w:type="spellStart"/>
       <w:r>
         <w:rPr>
           <w:rFonts w:ascii="Courier New" w:hAnsi="Courier New" w:cs="Courier New"/>
         </w:rPr>
         <w:t>irRx</w:t>
       </w:r>
-      <w:r>
-        <w:t xml:space="preserve"> structure defines IR codes received from a Tira IR receiver:</w:t>
+      <w:proofErr w:type="spellEnd"/>
+      <w:r>
+        <w:t xml:space="preserve"> structure defines IR codes received from a </w:t>
+      </w:r>
+      <w:proofErr w:type="spellStart"/>
+      <w:r>
+        <w:t>Tira</w:t>
+      </w:r>
+      <w:proofErr w:type="spellEnd"/>
+      <w:r>
+        <w:t xml:space="preserve"> IR receiver:</w:t>
       </w:r>
     </w:p>
     <w:p>
@@ -18250,6 +20360,8 @@
           <w:szCs w:val="24"/>
         </w:rPr>
       </w:pPr>
+      <w:proofErr w:type="spellStart"/>
+      <w:proofErr w:type="gramStart"/>
       <w:r>
         <w:rPr>
           <w:rFonts w:ascii="Courier New" w:hAnsi="Courier New" w:cs="Courier New"/>
@@ -18261,6 +20373,8 @@
         </w:rPr>
         <w:t>struct</w:t>
       </w:r>
+      <w:proofErr w:type="spellEnd"/>
+      <w:proofErr w:type="gramEnd"/>
       <w:r>
         <w:rPr>
           <w:rFonts w:ascii="Courier New" w:hAnsi="Courier New" w:cs="Courier New"/>
@@ -18268,7 +20382,27 @@
           <w:sz w:val="24"/>
           <w:szCs w:val="24"/>
         </w:rPr>
-        <w:t xml:space="preserve"> irRx {</w:t>
+        <w:t xml:space="preserve"> </w:t>
+      </w:r>
+      <w:proofErr w:type="spellStart"/>
+      <w:r>
+        <w:rPr>
+          <w:rFonts w:ascii="Courier New" w:hAnsi="Courier New" w:cs="Courier New"/>
+          <w:color w:val="000000"/>
+          <w:sz w:val="24"/>
+          <w:szCs w:val="24"/>
+        </w:rPr>
+        <w:t>irRx</w:t>
+      </w:r>
+      <w:proofErr w:type="spellEnd"/>
+      <w:r>
+        <w:rPr>
+          <w:rFonts w:ascii="Courier New" w:hAnsi="Courier New" w:cs="Courier New"/>
+          <w:color w:val="000000"/>
+          <w:sz w:val="24"/>
+          <w:szCs w:val="24"/>
+        </w:rPr>
+        <w:t xml:space="preserve"> {</w:t>
       </w:r>
     </w:p>
     <w:p>
@@ -18292,6 +20426,8 @@
         </w:rPr>
         <w:t xml:space="preserve">   </w:t>
       </w:r>
+      <w:proofErr w:type="spellStart"/>
+      <w:proofErr w:type="gramStart"/>
       <w:r>
         <w:rPr>
           <w:rFonts w:ascii="Courier New" w:hAnsi="Courier New" w:cs="Courier New"/>
@@ -18303,6 +20439,8 @@
         </w:rPr>
         <w:t>int</w:t>
       </w:r>
+      <w:proofErr w:type="spellEnd"/>
+      <w:proofErr w:type="gramEnd"/>
       <w:r>
         <w:rPr>
           <w:rFonts w:ascii="Courier New" w:hAnsi="Courier New" w:cs="Courier New"/>
@@ -18328,7 +20466,27 @@
           <w:sz w:val="24"/>
           <w:szCs w:val="24"/>
         </w:rPr>
-        <w:t xml:space="preserve"> ir </w:t>
+        <w:t xml:space="preserve"> </w:t>
+      </w:r>
+      <w:proofErr w:type="spellStart"/>
+      <w:r>
+        <w:rPr>
+          <w:rFonts w:ascii="Courier New" w:hAnsi="Courier New" w:cs="Courier New"/>
+          <w:color w:val="339966"/>
+          <w:sz w:val="24"/>
+          <w:szCs w:val="24"/>
+        </w:rPr>
+        <w:t>ir</w:t>
+      </w:r>
+      <w:proofErr w:type="spellEnd"/>
+      <w:r>
+        <w:rPr>
+          <w:rFonts w:ascii="Courier New" w:hAnsi="Courier New" w:cs="Courier New"/>
+          <w:color w:val="339966"/>
+          <w:sz w:val="24"/>
+          <w:szCs w:val="24"/>
+        </w:rPr>
+        <w:t xml:space="preserve"> </w:t>
       </w:r>
       <w:r>
         <w:rPr>
@@ -18370,6 +20528,8 @@
         </w:rPr>
         <w:t xml:space="preserve">   </w:t>
       </w:r>
+      <w:proofErr w:type="spellStart"/>
+      <w:proofErr w:type="gramStart"/>
       <w:r>
         <w:rPr>
           <w:rFonts w:ascii="Courier New" w:hAnsi="Courier New" w:cs="Courier New"/>
@@ -18379,7 +20539,20 @@
           <w:sz w:val="24"/>
           <w:szCs w:val="24"/>
         </w:rPr>
-        <w:t>const char</w:t>
+        <w:t>const</w:t>
+      </w:r>
+      <w:proofErr w:type="spellEnd"/>
+      <w:proofErr w:type="gramEnd"/>
+      <w:r>
+        <w:rPr>
+          <w:rFonts w:ascii="Courier New" w:hAnsi="Courier New" w:cs="Courier New"/>
+          <w:b/>
+          <w:bCs/>
+          <w:color w:val="000080"/>
+          <w:sz w:val="24"/>
+          <w:szCs w:val="24"/>
+        </w:rPr>
+        <w:t xml:space="preserve"> char</w:t>
       </w:r>
       <w:r>
         <w:rPr>
@@ -18417,7 +20590,27 @@
           <w:sz w:val="24"/>
           <w:szCs w:val="24"/>
         </w:rPr>
-        <w:t>// possible ir codes for a particular command</w:t>
+        <w:t xml:space="preserve">// possible </w:t>
+      </w:r>
+      <w:proofErr w:type="spellStart"/>
+      <w:r>
+        <w:rPr>
+          <w:rFonts w:ascii="Courier New" w:hAnsi="Courier New" w:cs="Courier New"/>
+          <w:color w:val="339966"/>
+          <w:sz w:val="24"/>
+          <w:szCs w:val="24"/>
+        </w:rPr>
+        <w:t>ir</w:t>
+      </w:r>
+      <w:proofErr w:type="spellEnd"/>
+      <w:r>
+        <w:rPr>
+          <w:rFonts w:ascii="Courier New" w:hAnsi="Courier New" w:cs="Courier New"/>
+          <w:color w:val="339966"/>
+          <w:sz w:val="24"/>
+          <w:szCs w:val="24"/>
+        </w:rPr>
+        <w:t xml:space="preserve"> codes for a particular command</w:t>
       </w:r>
     </w:p>
     <w:p>
@@ -18441,6 +20634,8 @@
         </w:rPr>
         <w:t xml:space="preserve">   </w:t>
       </w:r>
+      <w:proofErr w:type="spellStart"/>
+      <w:proofErr w:type="gramStart"/>
       <w:r>
         <w:rPr>
           <w:rFonts w:ascii="Courier New" w:hAnsi="Courier New" w:cs="Courier New"/>
@@ -18452,6 +20647,8 @@
         </w:rPr>
         <w:t>int</w:t>
       </w:r>
+      <w:proofErr w:type="spellEnd"/>
+      <w:proofErr w:type="gramEnd"/>
       <w:r>
         <w:rPr>
           <w:rFonts w:ascii="Courier New" w:hAnsi="Courier New" w:cs="Courier New"/>
@@ -18459,7 +20656,27 @@
           <w:sz w:val="24"/>
           <w:szCs w:val="24"/>
         </w:rPr>
-        <w:t xml:space="preserve"> matchLen;        </w:t>
+        <w:t xml:space="preserve"> </w:t>
+      </w:r>
+      <w:proofErr w:type="spellStart"/>
+      <w:r>
+        <w:rPr>
+          <w:rFonts w:ascii="Courier New" w:hAnsi="Courier New" w:cs="Courier New"/>
+          <w:color w:val="000000"/>
+          <w:sz w:val="24"/>
+          <w:szCs w:val="24"/>
+        </w:rPr>
+        <w:t>matchLen</w:t>
+      </w:r>
+      <w:proofErr w:type="spellEnd"/>
+      <w:r>
+        <w:rPr>
+          <w:rFonts w:ascii="Courier New" w:hAnsi="Courier New" w:cs="Courier New"/>
+          <w:color w:val="000000"/>
+          <w:sz w:val="24"/>
+          <w:szCs w:val="24"/>
+        </w:rPr>
+        <w:t xml:space="preserve">;        </w:t>
       </w:r>
       <w:r>
         <w:rPr>
@@ -18492,6 +20709,8 @@
         </w:rPr>
         <w:t xml:space="preserve">   </w:t>
       </w:r>
+      <w:proofErr w:type="spellStart"/>
+      <w:proofErr w:type="gramStart"/>
       <w:r>
         <w:rPr>
           <w:rFonts w:ascii="Courier New" w:hAnsi="Courier New" w:cs="Courier New"/>
@@ -18501,7 +20720,20 @@
           <w:sz w:val="24"/>
           <w:szCs w:val="24"/>
         </w:rPr>
-        <w:t>const char</w:t>
+        <w:t>const</w:t>
+      </w:r>
+      <w:proofErr w:type="spellEnd"/>
+      <w:proofErr w:type="gramEnd"/>
+      <w:r>
+        <w:rPr>
+          <w:rFonts w:ascii="Courier New" w:hAnsi="Courier New" w:cs="Courier New"/>
+          <w:b/>
+          <w:bCs/>
+          <w:color w:val="000080"/>
+          <w:sz w:val="24"/>
+          <w:szCs w:val="24"/>
+        </w:rPr>
+        <w:t xml:space="preserve"> char</w:t>
       </w:r>
       <w:r>
         <w:rPr>
@@ -18530,7 +20762,27 @@
           <w:sz w:val="24"/>
           <w:szCs w:val="24"/>
         </w:rPr>
-        <w:t xml:space="preserve"> sz;     </w:t>
+        <w:t xml:space="preserve"> </w:t>
+      </w:r>
+      <w:proofErr w:type="spellStart"/>
+      <w:r>
+        <w:rPr>
+          <w:rFonts w:ascii="Courier New" w:hAnsi="Courier New" w:cs="Courier New"/>
+          <w:color w:val="000000"/>
+          <w:sz w:val="24"/>
+          <w:szCs w:val="24"/>
+        </w:rPr>
+        <w:t>sz</w:t>
+      </w:r>
+      <w:proofErr w:type="spellEnd"/>
+      <w:r>
+        <w:rPr>
+          <w:rFonts w:ascii="Courier New" w:hAnsi="Courier New" w:cs="Courier New"/>
+          <w:color w:val="000000"/>
+          <w:sz w:val="24"/>
+          <w:szCs w:val="24"/>
+        </w:rPr>
+        <w:t xml:space="preserve">;     </w:t>
       </w:r>
       <w:r>
         <w:rPr>
@@ -18570,7 +20822,78 @@
           <w:sz w:val="24"/>
           <w:szCs w:val="24"/>
         </w:rPr>
-        <w:t>// GetTickCount() when ir cmd last received</w:t>
+        <w:t xml:space="preserve">// </w:t>
+      </w:r>
+      <w:proofErr w:type="spellStart"/>
+      <w:proofErr w:type="gramStart"/>
+      <w:r>
+        <w:rPr>
+          <w:rFonts w:ascii="Courier New" w:hAnsi="Courier New" w:cs="Courier New"/>
+          <w:color w:val="339966"/>
+          <w:sz w:val="24"/>
+          <w:szCs w:val="24"/>
+        </w:rPr>
+        <w:t>GetTickCount</w:t>
+      </w:r>
+      <w:proofErr w:type="spellEnd"/>
+      <w:r>
+        <w:rPr>
+          <w:rFonts w:ascii="Courier New" w:hAnsi="Courier New" w:cs="Courier New"/>
+          <w:color w:val="339966"/>
+          <w:sz w:val="24"/>
+          <w:szCs w:val="24"/>
+        </w:rPr>
+        <w:t>(</w:t>
+      </w:r>
+      <w:proofErr w:type="gramEnd"/>
+      <w:r>
+        <w:rPr>
+          <w:rFonts w:ascii="Courier New" w:hAnsi="Courier New" w:cs="Courier New"/>
+          <w:color w:val="339966"/>
+          <w:sz w:val="24"/>
+          <w:szCs w:val="24"/>
+        </w:rPr>
+        <w:t xml:space="preserve">) when </w:t>
+      </w:r>
+      <w:proofErr w:type="spellStart"/>
+      <w:r>
+        <w:rPr>
+          <w:rFonts w:ascii="Courier New" w:hAnsi="Courier New" w:cs="Courier New"/>
+          <w:color w:val="339966"/>
+          <w:sz w:val="24"/>
+          <w:szCs w:val="24"/>
+        </w:rPr>
+        <w:t>ir</w:t>
+      </w:r>
+      <w:proofErr w:type="spellEnd"/>
+      <w:r>
+        <w:rPr>
+          <w:rFonts w:ascii="Courier New" w:hAnsi="Courier New" w:cs="Courier New"/>
+          <w:color w:val="339966"/>
+          <w:sz w:val="24"/>
+          <w:szCs w:val="24"/>
+        </w:rPr>
+        <w:t xml:space="preserve"> </w:t>
+      </w:r>
+      <w:proofErr w:type="spellStart"/>
+      <w:r>
+        <w:rPr>
+          <w:rFonts w:ascii="Courier New" w:hAnsi="Courier New" w:cs="Courier New"/>
+          <w:color w:val="339966"/>
+          <w:sz w:val="24"/>
+          <w:szCs w:val="24"/>
+        </w:rPr>
+        <w:t>cmd</w:t>
+      </w:r>
+      <w:proofErr w:type="spellEnd"/>
+      <w:r>
+        <w:rPr>
+          <w:rFonts w:ascii="Courier New" w:hAnsi="Courier New" w:cs="Courier New"/>
+          <w:color w:val="339966"/>
+          <w:sz w:val="24"/>
+          <w:szCs w:val="24"/>
+        </w:rPr>
+        <w:t xml:space="preserve"> last received</w:t>
       </w:r>
     </w:p>
     <w:p>
@@ -18681,14 +21004,24 @@
         <w:t>TIRA_VCR_POWER</w:t>
       </w:r>
       <w:r>
-        <w:t xml:space="preserve"> IR code, the rcAgent looks up the </w:t>
-      </w:r>
+        <w:t xml:space="preserve"> IR code, the </w:t>
+      </w:r>
+      <w:proofErr w:type="spellStart"/>
+      <w:r>
+        <w:t>rcAgent</w:t>
+      </w:r>
+      <w:proofErr w:type="spellEnd"/>
+      <w:r>
+        <w:t xml:space="preserve"> looks up the </w:t>
+      </w:r>
+      <w:proofErr w:type="spellStart"/>
       <w:r>
         <w:rPr>
           <w:rFonts w:ascii="Courier New" w:hAnsi="Courier New" w:cs="Courier New"/>
         </w:rPr>
         <w:t>rcCmd</w:t>
       </w:r>
+      <w:proofErr w:type="spellEnd"/>
       <w:r>
         <w:rPr>
           <w:rFonts w:ascii="Courier New" w:hAnsi="Courier New" w:cs="Courier New"/>
@@ -18755,8 +21088,39 @@
           <w:sz w:val="24"/>
           <w:szCs w:val="24"/>
         </w:rPr>
-        <w:t>// cmdID enum</w:t>
-      </w:r>
+        <w:t xml:space="preserve">// </w:t>
+      </w:r>
+      <w:proofErr w:type="spellStart"/>
+      <w:r>
+        <w:rPr>
+          <w:rFonts w:ascii="Courier New" w:hAnsi="Courier New" w:cs="Courier New"/>
+          <w:color w:val="339966"/>
+          <w:sz w:val="24"/>
+          <w:szCs w:val="24"/>
+        </w:rPr>
+        <w:t>cmdID</w:t>
+      </w:r>
+      <w:proofErr w:type="spellEnd"/>
+      <w:r>
+        <w:rPr>
+          <w:rFonts w:ascii="Courier New" w:hAnsi="Courier New" w:cs="Courier New"/>
+          <w:color w:val="339966"/>
+          <w:sz w:val="24"/>
+          <w:szCs w:val="24"/>
+        </w:rPr>
+        <w:t xml:space="preserve"> </w:t>
+      </w:r>
+      <w:proofErr w:type="spellStart"/>
+      <w:r>
+        <w:rPr>
+          <w:rFonts w:ascii="Courier New" w:hAnsi="Courier New" w:cs="Courier New"/>
+          <w:color w:val="339966"/>
+          <w:sz w:val="24"/>
+          <w:szCs w:val="24"/>
+        </w:rPr>
+        <w:t>enum</w:t>
+      </w:r>
+      <w:proofErr w:type="spellEnd"/>
       <w:r>
         <w:rPr>
           <w:rFonts w:ascii="Courier New" w:hAnsi="Courier New" w:cs="Courier New"/>
@@ -18791,8 +21155,19 @@
           <w:sz w:val="24"/>
           <w:szCs w:val="24"/>
         </w:rPr>
-        <w:t>// ip</w:t>
-      </w:r>
+        <w:t xml:space="preserve">// </w:t>
+      </w:r>
+      <w:proofErr w:type="spellStart"/>
+      <w:r>
+        <w:rPr>
+          <w:rFonts w:ascii="Courier New" w:hAnsi="Courier New" w:cs="Courier New"/>
+          <w:color w:val="339966"/>
+          <w:sz w:val="24"/>
+          <w:szCs w:val="24"/>
+        </w:rPr>
+        <w:t>ip</w:t>
+      </w:r>
+      <w:proofErr w:type="spellEnd"/>
       <w:r>
         <w:rPr>
           <w:rFonts w:ascii="Courier New" w:hAnsi="Courier New" w:cs="Courier New"/>
@@ -18810,8 +21185,10 @@
           <w:szCs w:val="22"/>
         </w:rPr>
         <w:br/>
-        <w:t xml:space="preserve">      &amp;irRxCmd[TIRA_VCR_POWER]</w:t>
-      </w:r>
+        <w:t xml:space="preserve">      &amp;</w:t>
+      </w:r>
+      <w:proofErr w:type="spellStart"/>
+      <w:proofErr w:type="gramStart"/>
       <w:r>
         <w:rPr>
           <w:rFonts w:ascii="Courier New" w:hAnsi="Courier New" w:cs="Courier New"/>
@@ -18819,8 +21196,9 @@
           <w:sz w:val="22"/>
           <w:szCs w:val="22"/>
         </w:rPr>
-        <w:t>,</w:t>
-      </w:r>
+        <w:t>irRxCmd</w:t>
+      </w:r>
+      <w:proofErr w:type="spellEnd"/>
       <w:r>
         <w:rPr>
           <w:rFonts w:ascii="Courier New" w:hAnsi="Courier New" w:cs="Courier New"/>
@@ -18828,26 +21206,9 @@
           <w:sz w:val="22"/>
           <w:szCs w:val="22"/>
         </w:rPr>
-        <w:t xml:space="preserve">        </w:t>
-      </w:r>
-      <w:r>
-        <w:rPr>
-          <w:rFonts w:ascii="Courier New" w:hAnsi="Courier New" w:cs="Courier New"/>
-          <w:color w:val="339966"/>
-          <w:sz w:val="24"/>
-          <w:szCs w:val="24"/>
-        </w:rPr>
-        <w:t>// tira ir input</w:t>
-      </w:r>
-      <w:r>
-        <w:rPr>
-          <w:rFonts w:ascii="Courier New" w:hAnsi="Courier New" w:cs="Courier New"/>
-          <w:color w:val="339966"/>
-          <w:sz w:val="24"/>
-          <w:szCs w:val="24"/>
-        </w:rPr>
-        <w:br/>
-      </w:r>
+        <w:t>[</w:t>
+      </w:r>
+      <w:proofErr w:type="gramEnd"/>
       <w:r>
         <w:rPr>
           <w:rFonts w:ascii="Courier New" w:hAnsi="Courier New" w:cs="Courier New"/>
@@ -18855,7 +21216,7 @@
           <w:sz w:val="22"/>
           <w:szCs w:val="22"/>
         </w:rPr>
-        <w:t xml:space="preserve">      NULL,</w:t>
+        <w:t>TIRA_VCR_POWER]</w:t>
       </w:r>
       <w:r>
         <w:rPr>
@@ -18864,8 +21225,113 @@
           <w:sz w:val="22"/>
           <w:szCs w:val="22"/>
         </w:rPr>
+        <w:t>,</w:t>
+      </w:r>
+      <w:r>
+        <w:rPr>
+          <w:rFonts w:ascii="Courier New" w:hAnsi="Courier New" w:cs="Courier New"/>
+          <w:color w:val="000000"/>
+          <w:sz w:val="22"/>
+          <w:szCs w:val="22"/>
+        </w:rPr>
+        <w:t xml:space="preserve">        </w:t>
+      </w:r>
+      <w:r>
+        <w:rPr>
+          <w:rFonts w:ascii="Courier New" w:hAnsi="Courier New" w:cs="Courier New"/>
+          <w:color w:val="339966"/>
+          <w:sz w:val="24"/>
+          <w:szCs w:val="24"/>
+        </w:rPr>
+        <w:t xml:space="preserve">// </w:t>
+      </w:r>
+      <w:proofErr w:type="spellStart"/>
+      <w:r>
+        <w:rPr>
+          <w:rFonts w:ascii="Courier New" w:hAnsi="Courier New" w:cs="Courier New"/>
+          <w:color w:val="339966"/>
+          <w:sz w:val="24"/>
+          <w:szCs w:val="24"/>
+        </w:rPr>
+        <w:t>tira</w:t>
+      </w:r>
+      <w:proofErr w:type="spellEnd"/>
+      <w:r>
+        <w:rPr>
+          <w:rFonts w:ascii="Courier New" w:hAnsi="Courier New" w:cs="Courier New"/>
+          <w:color w:val="339966"/>
+          <w:sz w:val="24"/>
+          <w:szCs w:val="24"/>
+        </w:rPr>
+        <w:t xml:space="preserve"> </w:t>
+      </w:r>
+      <w:proofErr w:type="spellStart"/>
+      <w:r>
+        <w:rPr>
+          <w:rFonts w:ascii="Courier New" w:hAnsi="Courier New" w:cs="Courier New"/>
+          <w:color w:val="339966"/>
+          <w:sz w:val="24"/>
+          <w:szCs w:val="24"/>
+        </w:rPr>
+        <w:t>ir</w:t>
+      </w:r>
+      <w:proofErr w:type="spellEnd"/>
+      <w:r>
+        <w:rPr>
+          <w:rFonts w:ascii="Courier New" w:hAnsi="Courier New" w:cs="Courier New"/>
+          <w:color w:val="339966"/>
+          <w:sz w:val="24"/>
+          <w:szCs w:val="24"/>
+        </w:rPr>
+        <w:t xml:space="preserve"> input</w:t>
+      </w:r>
+      <w:r>
+        <w:rPr>
+          <w:rFonts w:ascii="Courier New" w:hAnsi="Courier New" w:cs="Courier New"/>
+          <w:color w:val="339966"/>
+          <w:sz w:val="24"/>
+          <w:szCs w:val="24"/>
+        </w:rPr>
         <w:br/>
-        <w:t xml:space="preserve">      irTxCmd[ITACH_POWER]</w:t>
+      </w:r>
+      <w:r>
+        <w:rPr>
+          <w:rFonts w:ascii="Courier New" w:hAnsi="Courier New" w:cs="Courier New"/>
+          <w:color w:val="000000"/>
+          <w:sz w:val="22"/>
+          <w:szCs w:val="22"/>
+        </w:rPr>
+        <w:t xml:space="preserve">      NULL,</w:t>
+      </w:r>
+      <w:r>
+        <w:rPr>
+          <w:rFonts w:ascii="Courier New" w:hAnsi="Courier New" w:cs="Courier New"/>
+          <w:color w:val="000000"/>
+          <w:sz w:val="22"/>
+          <w:szCs w:val="22"/>
+        </w:rPr>
+        <w:br/>
+        <w:t xml:space="preserve">      </w:t>
+      </w:r>
+      <w:proofErr w:type="spellStart"/>
+      <w:r>
+        <w:rPr>
+          <w:rFonts w:ascii="Courier New" w:hAnsi="Courier New" w:cs="Courier New"/>
+          <w:color w:val="000000"/>
+          <w:sz w:val="22"/>
+          <w:szCs w:val="22"/>
+        </w:rPr>
+        <w:t>irTxCmd</w:t>
+      </w:r>
+      <w:proofErr w:type="spellEnd"/>
+      <w:r>
+        <w:rPr>
+          <w:rFonts w:ascii="Courier New" w:hAnsi="Courier New" w:cs="Courier New"/>
+          <w:color w:val="000000"/>
+          <w:sz w:val="22"/>
+          <w:szCs w:val="22"/>
+        </w:rPr>
+        <w:t>[ITACH_POWER]</w:t>
       </w:r>
       <w:r>
         <w:rPr>
@@ -18905,6 +21371,7 @@
         </w:rPr>
         <w:t xml:space="preserve">// </w:t>
       </w:r>
+      <w:proofErr w:type="spellStart"/>
       <w:r>
         <w:rPr>
           <w:rFonts w:ascii="Courier New" w:hAnsi="Courier New" w:cs="Courier New"/>
@@ -18912,8 +21379,9 @@
           <w:sz w:val="24"/>
           <w:szCs w:val="24"/>
         </w:rPr>
-        <w:t xml:space="preserve">itach </w:t>
-      </w:r>
+        <w:t>itach</w:t>
+      </w:r>
+      <w:proofErr w:type="spellEnd"/>
       <w:r>
         <w:rPr>
           <w:rFonts w:ascii="Courier New" w:hAnsi="Courier New" w:cs="Courier New"/>
@@ -18921,8 +21389,9 @@
           <w:sz w:val="24"/>
           <w:szCs w:val="24"/>
         </w:rPr>
-        <w:t xml:space="preserve">wifi to </w:t>
-      </w:r>
+        <w:t xml:space="preserve"> </w:t>
+      </w:r>
+      <w:proofErr w:type="spellStart"/>
       <w:r>
         <w:rPr>
           <w:rFonts w:ascii="Courier New" w:hAnsi="Courier New" w:cs="Courier New"/>
@@ -18930,7 +21399,37 @@
           <w:sz w:val="24"/>
           <w:szCs w:val="24"/>
         </w:rPr>
-        <w:t>ir output</w:t>
+        <w:t>wifi</w:t>
+      </w:r>
+      <w:proofErr w:type="spellEnd"/>
+      <w:r>
+        <w:rPr>
+          <w:rFonts w:ascii="Courier New" w:hAnsi="Courier New" w:cs="Courier New"/>
+          <w:color w:val="339966"/>
+          <w:sz w:val="24"/>
+          <w:szCs w:val="24"/>
+        </w:rPr>
+        <w:t xml:space="preserve"> to </w:t>
+      </w:r>
+      <w:proofErr w:type="spellStart"/>
+      <w:r>
+        <w:rPr>
+          <w:rFonts w:ascii="Courier New" w:hAnsi="Courier New" w:cs="Courier New"/>
+          <w:color w:val="339966"/>
+          <w:sz w:val="24"/>
+          <w:szCs w:val="24"/>
+        </w:rPr>
+        <w:t>ir</w:t>
+      </w:r>
+      <w:proofErr w:type="spellEnd"/>
+      <w:r>
+        <w:rPr>
+          <w:rFonts w:ascii="Courier New" w:hAnsi="Courier New" w:cs="Courier New"/>
+          <w:color w:val="339966"/>
+          <w:sz w:val="24"/>
+          <w:szCs w:val="24"/>
+        </w:rPr>
+        <w:t xml:space="preserve"> output</w:t>
       </w:r>
       <w:r>
         <w:rPr>
@@ -18977,8 +21476,13 @@
         <w:autoSpaceDN w:val="0"/>
         <w:adjustRightInd w:val="0"/>
       </w:pPr>
-      <w:r>
-        <w:t>Tira device IR codes received</w:t>
+      <w:proofErr w:type="spellStart"/>
+      <w:r>
+        <w:t>Tira</w:t>
+      </w:r>
+      <w:proofErr w:type="spellEnd"/>
+      <w:r>
+        <w:t xml:space="preserve"> device IR codes received</w:t>
       </w:r>
       <w:r>
         <w:t xml:space="preserve"> </w:t>
@@ -18998,17 +21502,32 @@
       <w:r>
         <w:t xml:space="preserve">in </w:t>
       </w:r>
-      <w:r>
-        <w:rPr>
-          <w:rFonts w:ascii="Courier New" w:hAnsi="Courier New" w:cs="Courier New"/>
-        </w:rPr>
-        <w:t>mcs/</w:t>
-      </w:r>
-      <w:r>
-        <w:rPr>
-          <w:rFonts w:ascii="Courier New" w:hAnsi="Courier New" w:cs="Courier New"/>
-        </w:rPr>
-        <w:t>agent/remote/tira_rx</w:t>
+      <w:proofErr w:type="spellStart"/>
+      <w:r>
+        <w:rPr>
+          <w:rFonts w:ascii="Courier New" w:hAnsi="Courier New" w:cs="Courier New"/>
+        </w:rPr>
+        <w:t>mcs</w:t>
+      </w:r>
+      <w:proofErr w:type="spellEnd"/>
+      <w:r>
+        <w:rPr>
+          <w:rFonts w:ascii="Courier New" w:hAnsi="Courier New" w:cs="Courier New"/>
+        </w:rPr>
+        <w:t>/</w:t>
+      </w:r>
+      <w:r>
+        <w:rPr>
+          <w:rFonts w:ascii="Courier New" w:hAnsi="Courier New" w:cs="Courier New"/>
+        </w:rPr>
+        <w:t>agent/remote/</w:t>
+      </w:r>
+      <w:proofErr w:type="spellStart"/>
+      <w:r>
+        <w:rPr>
+          <w:rFonts w:ascii="Courier New" w:hAnsi="Courier New" w:cs="Courier New"/>
+        </w:rPr>
+        <w:t>tira_rx</w:t>
       </w:r>
       <w:r>
         <w:rPr>
@@ -19016,6 +21535,7 @@
         </w:rPr>
         <w:t>.h</w:t>
       </w:r>
+      <w:proofErr w:type="spellEnd"/>
       <w:r>
         <w:t>:</w:t>
       </w:r>
@@ -19041,6 +21561,7 @@
         </w:rPr>
         <w:t xml:space="preserve">   </w:t>
       </w:r>
+      <w:proofErr w:type="gramStart"/>
       <w:r>
         <w:rPr>
           <w:rFonts w:ascii="Courier New" w:hAnsi="Courier New" w:cs="Courier New"/>
@@ -19050,8 +21571,9 @@
           <w:sz w:val="24"/>
           <w:szCs w:val="24"/>
         </w:rPr>
-        <w:t xml:space="preserve">static </w:t>
-      </w:r>
+        <w:t>static</w:t>
+      </w:r>
+      <w:proofErr w:type="gramEnd"/>
       <w:r>
         <w:rPr>
           <w:rFonts w:ascii="Courier New" w:hAnsi="Courier New" w:cs="Courier New"/>
@@ -19061,8 +21583,9 @@
           <w:sz w:val="24"/>
           <w:szCs w:val="24"/>
         </w:rPr>
-        <w:t xml:space="preserve">const </w:t>
-      </w:r>
+        <w:t xml:space="preserve"> </w:t>
+      </w:r>
+      <w:proofErr w:type="spellStart"/>
       <w:r>
         <w:rPr>
           <w:rFonts w:ascii="Courier New" w:hAnsi="Courier New" w:cs="Courier New"/>
@@ -19072,6 +21595,29 @@
           <w:sz w:val="24"/>
           <w:szCs w:val="24"/>
         </w:rPr>
+        <w:t>const</w:t>
+      </w:r>
+      <w:proofErr w:type="spellEnd"/>
+      <w:r>
+        <w:rPr>
+          <w:rFonts w:ascii="Courier New" w:hAnsi="Courier New" w:cs="Courier New"/>
+          <w:b/>
+          <w:bCs/>
+          <w:color w:val="000080"/>
+          <w:sz w:val="24"/>
+          <w:szCs w:val="24"/>
+        </w:rPr>
+        <w:t xml:space="preserve"> </w:t>
+      </w:r>
+      <w:r>
+        <w:rPr>
+          <w:rFonts w:ascii="Courier New" w:hAnsi="Courier New" w:cs="Courier New"/>
+          <w:b/>
+          <w:bCs/>
+          <w:color w:val="000080"/>
+          <w:sz w:val="24"/>
+          <w:szCs w:val="24"/>
+        </w:rPr>
         <w:t>char</w:t>
       </w:r>
       <w:r>
@@ -19101,8 +21647,9 @@
           <w:sz w:val="24"/>
           <w:szCs w:val="24"/>
         </w:rPr>
-        <w:t xml:space="preserve"> vcr</w:t>
-      </w:r>
+        <w:t xml:space="preserve"> </w:t>
+      </w:r>
+      <w:proofErr w:type="spellStart"/>
       <w:r>
         <w:rPr>
           <w:rFonts w:ascii="Courier New" w:hAnsi="Courier New" w:cs="Courier New"/>
@@ -19110,8 +21657,18 @@
           <w:sz w:val="24"/>
           <w:szCs w:val="24"/>
         </w:rPr>
+        <w:t>vcr</w:t>
+      </w:r>
+      <w:r>
+        <w:rPr>
+          <w:rFonts w:ascii="Courier New" w:hAnsi="Courier New" w:cs="Courier New"/>
+          <w:color w:val="000000"/>
+          <w:sz w:val="24"/>
+          <w:szCs w:val="24"/>
+        </w:rPr>
         <w:t>Power</w:t>
       </w:r>
+      <w:proofErr w:type="spellEnd"/>
       <w:r>
         <w:rPr>
           <w:rFonts w:ascii="Courier New" w:hAnsi="Courier New" w:cs="Courier New"/>
@@ -19229,7 +21786,27 @@
           <w:sz w:val="24"/>
           <w:szCs w:val="24"/>
         </w:rPr>
-        <w:t>of an IR cmd from a universal remote</w:t>
+        <w:t xml:space="preserve">of an IR </w:t>
+      </w:r>
+      <w:proofErr w:type="spellStart"/>
+      <w:r>
+        <w:rPr>
+          <w:rFonts w:ascii="Courier New" w:hAnsi="Courier New" w:cs="Courier New"/>
+          <w:color w:val="339966"/>
+          <w:sz w:val="24"/>
+          <w:szCs w:val="24"/>
+        </w:rPr>
+        <w:t>cmd</w:t>
+      </w:r>
+      <w:proofErr w:type="spellEnd"/>
+      <w:r>
+        <w:rPr>
+          <w:rFonts w:ascii="Courier New" w:hAnsi="Courier New" w:cs="Courier New"/>
+          <w:color w:val="339966"/>
+          <w:sz w:val="24"/>
+          <w:szCs w:val="24"/>
+        </w:rPr>
+        <w:t xml:space="preserve"> from a universal remote</w:t>
       </w:r>
       <w:r>
         <w:rPr>
@@ -19341,7 +21918,15 @@
         </w:rPr>
       </w:pPr>
       <w:r>
-        <w:t>IR codes are implementation specific and must be manually defined.  Assuming the Tira device is configured on com port 5, run the remote control agent console program with the “–d” debug opt</w:t>
+        <w:t xml:space="preserve">IR codes are implementation specific and must be manually defined.  Assuming the </w:t>
+      </w:r>
+      <w:proofErr w:type="spellStart"/>
+      <w:r>
+        <w:t>Tira</w:t>
+      </w:r>
+      <w:proofErr w:type="spellEnd"/>
+      <w:r>
+        <w:t xml:space="preserve"> device is configured on com port 5, run the remote control agent console program with the “–d” debug opt</w:t>
       </w:r>
       <w:r>
         <w:t>ion.  Running in debug mode</w:t>
@@ -19370,6 +21955,7 @@
       <w:r>
         <w:t xml:space="preserve">in </w:t>
       </w:r>
+      <w:proofErr w:type="spellStart"/>
       <w:r>
         <w:rPr>
           <w:rFonts w:ascii="Courier New" w:hAnsi="Courier New" w:cs="Courier New"/>
@@ -19378,6 +21964,7 @@
         </w:rPr>
         <w:t>tira_rx.h</w:t>
       </w:r>
+      <w:proofErr w:type="spellEnd"/>
       <w:r>
         <w:rPr>
           <w:sz w:val="24"/>
@@ -19435,21 +22022,23 @@
         </w:rPr>
         <w:t xml:space="preserve">   </w:t>
       </w:r>
+      <w:proofErr w:type="spellStart"/>
       <w:r>
         <w:rPr>
           <w:rFonts w:ascii="Courier New" w:hAnsi="Courier New" w:cs="Courier New"/>
           <w:sz w:val="22"/>
           <w:szCs w:val="22"/>
         </w:rPr>
-        <w:t xml:space="preserve">irRx </w:t>
-      </w:r>
+        <w:t>irRx</w:t>
+      </w:r>
+      <w:proofErr w:type="spellEnd"/>
       <w:r>
         <w:rPr>
           <w:rFonts w:ascii="Courier New" w:hAnsi="Courier New" w:cs="Courier New"/>
           <w:sz w:val="22"/>
           <w:szCs w:val="22"/>
         </w:rPr>
-        <w:t>match found 16.20.00: 231700</w:t>
+        <w:t xml:space="preserve"> </w:t>
       </w:r>
       <w:r>
         <w:rPr>
@@ -19457,7 +22046,53 @@
           <w:sz w:val="22"/>
           <w:szCs w:val="22"/>
         </w:rPr>
-        <w:t>000000 -&gt; ir vcr power</w:t>
+        <w:t>match found 16.20.00: 231700</w:t>
+      </w:r>
+      <w:r>
+        <w:rPr>
+          <w:rFonts w:ascii="Courier New" w:hAnsi="Courier New" w:cs="Courier New"/>
+          <w:sz w:val="22"/>
+          <w:szCs w:val="22"/>
+        </w:rPr>
+        <w:t xml:space="preserve">000000 -&gt; </w:t>
+      </w:r>
+      <w:proofErr w:type="spellStart"/>
+      <w:r>
+        <w:rPr>
+          <w:rFonts w:ascii="Courier New" w:hAnsi="Courier New" w:cs="Courier New"/>
+          <w:sz w:val="22"/>
+          <w:szCs w:val="22"/>
+        </w:rPr>
+        <w:t>ir</w:t>
+      </w:r>
+      <w:proofErr w:type="spellEnd"/>
+      <w:r>
+        <w:rPr>
+          <w:rFonts w:ascii="Courier New" w:hAnsi="Courier New" w:cs="Courier New"/>
+          <w:sz w:val="22"/>
+          <w:szCs w:val="22"/>
+        </w:rPr>
+        <w:t xml:space="preserve"> </w:t>
+      </w:r>
+      <w:proofErr w:type="spellStart"/>
+      <w:proofErr w:type="gramStart"/>
+      <w:r>
+        <w:rPr>
+          <w:rFonts w:ascii="Courier New" w:hAnsi="Courier New" w:cs="Courier New"/>
+          <w:sz w:val="22"/>
+          <w:szCs w:val="22"/>
+        </w:rPr>
+        <w:t>vcr</w:t>
+      </w:r>
+      <w:proofErr w:type="spellEnd"/>
+      <w:proofErr w:type="gramEnd"/>
+      <w:r>
+        <w:rPr>
+          <w:rFonts w:ascii="Courier New" w:hAnsi="Courier New" w:cs="Courier New"/>
+          <w:sz w:val="22"/>
+          <w:szCs w:val="22"/>
+        </w:rPr>
+        <w:t xml:space="preserve"> power</w:t>
       </w:r>
     </w:p>
     <w:p>
@@ -19473,14 +22108,24 @@
       <w:r>
         <w:t xml:space="preserve">code definitions become members of an array of </w:t>
       </w:r>
+      <w:proofErr w:type="spellStart"/>
       <w:r>
         <w:rPr>
           <w:rFonts w:ascii="Courier New" w:hAnsi="Courier New" w:cs="Courier New"/>
         </w:rPr>
         <w:t>irRxCmd</w:t>
       </w:r>
-      <w:r>
-        <w:t xml:space="preserve"> structs:</w:t>
+      <w:proofErr w:type="spellEnd"/>
+      <w:r>
+        <w:t xml:space="preserve"> </w:t>
+      </w:r>
+      <w:proofErr w:type="spellStart"/>
+      <w:r>
+        <w:t>structs</w:t>
+      </w:r>
+      <w:proofErr w:type="spellEnd"/>
+      <w:r>
+        <w:t>:</w:t>
       </w:r>
     </w:p>
     <w:p>
@@ -19524,6 +22169,8 @@
         </w:rPr>
         <w:t>{</w:t>
       </w:r>
+      <w:proofErr w:type="spellStart"/>
+      <w:proofErr w:type="gramStart"/>
       <w:r>
         <w:rPr>
           <w:rFonts w:ascii="Courier New" w:hAnsi="Courier New" w:cs="Courier New"/>
@@ -19535,6 +22182,7 @@
         </w:rPr>
         <w:t>sizeof</w:t>
       </w:r>
+      <w:proofErr w:type="spellEnd"/>
       <w:r>
         <w:rPr>
           <w:rFonts w:ascii="Courier New" w:hAnsi="Courier New" w:cs="Courier New"/>
@@ -19542,7 +22190,28 @@
           <w:sz w:val="22"/>
           <w:szCs w:val="22"/>
         </w:rPr>
-        <w:t>(vcrPower)</w:t>
+        <w:t>(</w:t>
+      </w:r>
+      <w:proofErr w:type="spellStart"/>
+      <w:proofErr w:type="gramEnd"/>
+      <w:r>
+        <w:rPr>
+          <w:rFonts w:ascii="Courier New" w:hAnsi="Courier New" w:cs="Courier New"/>
+          <w:color w:val="000000"/>
+          <w:sz w:val="22"/>
+          <w:szCs w:val="22"/>
+        </w:rPr>
+        <w:t>vcrPower</w:t>
+      </w:r>
+      <w:proofErr w:type="spellEnd"/>
+      <w:r>
+        <w:rPr>
+          <w:rFonts w:ascii="Courier New" w:hAnsi="Courier New" w:cs="Courier New"/>
+          <w:color w:val="000000"/>
+          <w:sz w:val="22"/>
+          <w:szCs w:val="22"/>
+        </w:rPr>
+        <w:t>)</w:t>
       </w:r>
       <w:r>
         <w:rPr>
@@ -19555,6 +22224,7 @@
         </w:rPr>
         <w:t>/</w:t>
       </w:r>
+      <w:proofErr w:type="spellStart"/>
       <w:r>
         <w:rPr>
           <w:rFonts w:ascii="Courier New" w:hAnsi="Courier New" w:cs="Courier New"/>
@@ -19566,6 +22236,7 @@
         </w:rPr>
         <w:t>sizeof</w:t>
       </w:r>
+      <w:proofErr w:type="spellEnd"/>
       <w:r>
         <w:rPr>
           <w:rFonts w:ascii="Courier New" w:hAnsi="Courier New" w:cs="Courier New"/>
@@ -19682,7 +22353,15 @@
         <w:t xml:space="preserve"> are free </w:t>
       </w:r>
       <w:r>
-        <w:t>for rcAgent translations.</w:t>
+        <w:t xml:space="preserve">for </w:t>
+      </w:r>
+      <w:proofErr w:type="spellStart"/>
+      <w:r>
+        <w:t>rcAgent</w:t>
+      </w:r>
+      <w:proofErr w:type="spellEnd"/>
+      <w:r>
+        <w:t xml:space="preserve"> translations.</w:t>
       </w:r>
     </w:p>
     <w:p>
@@ -19715,8 +22394,13 @@
         <w:t>SZ_VIDEO_POWER</w:t>
       </w:r>
       <w:r>
-        <w:t>, the rcAgent</w:t>
-      </w:r>
+        <w:t xml:space="preserve">, the </w:t>
+      </w:r>
+      <w:proofErr w:type="spellStart"/>
+      <w:r>
+        <w:t>rcAgent</w:t>
+      </w:r>
+      <w:proofErr w:type="spellEnd"/>
       <w:r>
         <w:t xml:space="preserve"> </w:t>
       </w:r>
@@ -19726,6 +22410,8 @@
       <w:r>
         <w:t xml:space="preserve">IP message </w:t>
       </w:r>
+      <w:proofErr w:type="spellStart"/>
+      <w:proofErr w:type="gramStart"/>
       <w:r>
         <w:rPr>
           <w:rFonts w:ascii="Courier New" w:hAnsi="Courier New" w:cs="Courier New"/>
@@ -19733,7 +22419,27 @@
           <w:sz w:val="22"/>
           <w:szCs w:val="22"/>
         </w:rPr>
-        <w:t>irTxCmd[ITACH_POWER]</w:t>
+        <w:t>irTxCmd</w:t>
+      </w:r>
+      <w:proofErr w:type="spellEnd"/>
+      <w:r>
+        <w:rPr>
+          <w:rFonts w:ascii="Courier New" w:hAnsi="Courier New" w:cs="Courier New"/>
+          <w:color w:val="000000"/>
+          <w:sz w:val="22"/>
+          <w:szCs w:val="22"/>
+        </w:rPr>
+        <w:t>[</w:t>
+      </w:r>
+      <w:proofErr w:type="gramEnd"/>
+      <w:r>
+        <w:rPr>
+          <w:rFonts w:ascii="Courier New" w:hAnsi="Courier New" w:cs="Courier New"/>
+          <w:color w:val="000000"/>
+          <w:sz w:val="22"/>
+          <w:szCs w:val="22"/>
+        </w:rPr>
+        <w:t>ITACH_POWER]</w:t>
       </w:r>
       <w:r>
         <w:rPr>
@@ -19768,10 +22474,18 @@
         <w:t xml:space="preserve"> </w:t>
       </w:r>
       <w:r>
-        <w:t>to the iT</w:t>
-      </w:r>
-      <w:r>
-        <w:t xml:space="preserve">ach device with </w:t>
+        <w:t xml:space="preserve">to the </w:t>
+      </w:r>
+      <w:proofErr w:type="spellStart"/>
+      <w:r>
+        <w:t>iT</w:t>
+      </w:r>
+      <w:r>
+        <w:t>ach</w:t>
+      </w:r>
+      <w:proofErr w:type="spellEnd"/>
+      <w:r>
+        <w:t xml:space="preserve"> device with </w:t>
       </w:r>
       <w:r>
         <w:t xml:space="preserve">the IR </w:t>
@@ -19783,7 +22497,15 @@
         <w:t xml:space="preserve">to turn on the TV display.  </w:t>
       </w:r>
       <w:r>
-        <w:t>The rcAgent also sends the</w:t>
+        <w:t xml:space="preserve">The </w:t>
+      </w:r>
+      <w:proofErr w:type="spellStart"/>
+      <w:r>
+        <w:t>rcAgent</w:t>
+      </w:r>
+      <w:proofErr w:type="spellEnd"/>
+      <w:r>
+        <w:t xml:space="preserve"> also sends the</w:t>
       </w:r>
       <w:r>
         <w:t xml:space="preserve"> </w:t>
@@ -19887,12 +22609,14 @@
       <w:r>
         <w:t xml:space="preserve">d etc., translate via an </w:t>
       </w:r>
+      <w:proofErr w:type="spellStart"/>
       <w:r>
         <w:rPr>
           <w:rFonts w:ascii="Courier New" w:hAnsi="Courier New" w:cs="Courier New"/>
         </w:rPr>
         <w:t>rcCmd</w:t>
       </w:r>
+      <w:proofErr w:type="spellEnd"/>
       <w:r>
         <w:t xml:space="preserve"> lookup to a </w:t>
       </w:r>
@@ -20005,6 +22729,7 @@
       <w:r>
         <w:t xml:space="preserve">0x5011 is added to the </w:t>
       </w:r>
+      <w:proofErr w:type="spellStart"/>
       <w:r>
         <w:rPr>
           <w:rFonts w:ascii="Courier New" w:hAnsi="Courier New" w:cs="Courier New"/>
@@ -20017,6 +22742,7 @@
         </w:rPr>
         <w:t>.h</w:t>
       </w:r>
+      <w:proofErr w:type="spellEnd"/>
       <w:r>
         <w:t xml:space="preserve"> header as a </w:t>
       </w:r>
@@ -20038,12 +22764,14 @@
       <w:r>
         <w:t xml:space="preserve">in an array of </w:t>
       </w:r>
+      <w:proofErr w:type="spellStart"/>
       <w:r>
         <w:rPr>
           <w:rFonts w:ascii="Courier New" w:hAnsi="Courier New" w:cs="Courier New"/>
         </w:rPr>
         <w:t>virtualKey</w:t>
       </w:r>
+      <w:proofErr w:type="spellEnd"/>
       <w:r>
         <w:t xml:space="preserve"> structures</w:t>
       </w:r>
@@ -20307,14 +23035,10 @@
           <w:sz w:val="22"/>
           <w:szCs w:val="22"/>
         </w:rPr>
-        <w:t>// VideoLAN play/pause shortcut</w:t>
-      </w:r>
-    </w:p>
-    <w:p>
-      <w:pPr>
-        <w:autoSpaceDE w:val="0"/>
-        <w:autoSpaceDN w:val="0"/>
-        <w:adjustRightInd w:val="0"/>
+        <w:t xml:space="preserve">// </w:t>
+      </w:r>
+      <w:proofErr w:type="spellStart"/>
+      <w:r>
         <w:rPr>
           <w:rFonts w:ascii="Courier New" w:hAnsi="Courier New" w:cs="Courier New"/>
           <w:iCs/>
@@ -20322,25 +23046,9 @@
           <w:sz w:val="22"/>
           <w:szCs w:val="22"/>
         </w:rPr>
-      </w:pPr>
-      <w:r>
-        <w:rPr>
-          <w:rFonts w:ascii="Courier New" w:hAnsi="Courier New" w:cs="Courier New"/>
-          <w:color w:val="000000"/>
-          <w:sz w:val="22"/>
-          <w:szCs w:val="22"/>
-        </w:rPr>
-        <w:t xml:space="preserve">            KBD_CTRL_P,</w:t>
-      </w:r>
-      <w:r>
-        <w:rPr>
-          <w:rFonts w:ascii="Courier New" w:hAnsi="Courier New" w:cs="Courier New"/>
-          <w:color w:val="000000"/>
-          <w:sz w:val="22"/>
-          <w:szCs w:val="22"/>
-        </w:rPr>
-        <w:t xml:space="preserve">   </w:t>
-      </w:r>
+        <w:t>VideoLAN</w:t>
+      </w:r>
+      <w:proofErr w:type="spellEnd"/>
       <w:r>
         <w:rPr>
           <w:rFonts w:ascii="Courier New" w:hAnsi="Courier New" w:cs="Courier New"/>
@@ -20349,7 +23057,7 @@
           <w:sz w:val="22"/>
           <w:szCs w:val="22"/>
         </w:rPr>
-        <w:t xml:space="preserve">// Windows Media Center play/pause shortcut </w:t>
+        <w:t xml:space="preserve"> play/pause shortcut</w:t>
       </w:r>
     </w:p>
     <w:p>
@@ -20357,32 +23065,6 @@
         <w:autoSpaceDE w:val="0"/>
         <w:autoSpaceDN w:val="0"/>
         <w:adjustRightInd w:val="0"/>
-        <w:rPr>
-          <w:rFonts w:ascii="Courier New" w:hAnsi="Courier New" w:cs="Courier New"/>
-          <w:color w:val="000000"/>
-          <w:sz w:val="22"/>
-          <w:szCs w:val="22"/>
-        </w:rPr>
-      </w:pPr>
-      <w:r>
-        <w:rPr>
-          <w:rFonts w:ascii="Courier New" w:hAnsi="Courier New" w:cs="Courier New"/>
-          <w:color w:val="000000"/>
-          <w:sz w:val="22"/>
-          <w:szCs w:val="22"/>
-        </w:rPr>
-        <w:t xml:space="preserve">            KBD_SPACE</w:t>
-      </w:r>
-      <w:r>
-        <w:rPr>
-          <w:rFonts w:ascii="Courier New" w:hAnsi="Courier New" w:cs="Courier New"/>
-          <w:color w:val="000000"/>
-          <w:sz w:val="22"/>
-          <w:szCs w:val="22"/>
-        </w:rPr>
-        <w:t xml:space="preserve">     </w:t>
-      </w:r>
-      <w:r>
         <w:rPr>
           <w:rFonts w:ascii="Courier New" w:hAnsi="Courier New" w:cs="Courier New"/>
           <w:iCs/>
@@ -20390,6 +23072,74 @@
           <w:sz w:val="22"/>
           <w:szCs w:val="22"/>
         </w:rPr>
+      </w:pPr>
+      <w:r>
+        <w:rPr>
+          <w:rFonts w:ascii="Courier New" w:hAnsi="Courier New" w:cs="Courier New"/>
+          <w:color w:val="000000"/>
+          <w:sz w:val="22"/>
+          <w:szCs w:val="22"/>
+        </w:rPr>
+        <w:t xml:space="preserve">            KBD_CTRL_P,</w:t>
+      </w:r>
+      <w:r>
+        <w:rPr>
+          <w:rFonts w:ascii="Courier New" w:hAnsi="Courier New" w:cs="Courier New"/>
+          <w:color w:val="000000"/>
+          <w:sz w:val="22"/>
+          <w:szCs w:val="22"/>
+        </w:rPr>
+        <w:t xml:space="preserve">   </w:t>
+      </w:r>
+      <w:r>
+        <w:rPr>
+          <w:rFonts w:ascii="Courier New" w:hAnsi="Courier New" w:cs="Courier New"/>
+          <w:iCs/>
+          <w:color w:val="008000"/>
+          <w:sz w:val="22"/>
+          <w:szCs w:val="22"/>
+        </w:rPr>
+        <w:t xml:space="preserve">// Windows Media Center play/pause shortcut </w:t>
+      </w:r>
+    </w:p>
+    <w:p>
+      <w:pPr>
+        <w:autoSpaceDE w:val="0"/>
+        <w:autoSpaceDN w:val="0"/>
+        <w:adjustRightInd w:val="0"/>
+        <w:rPr>
+          <w:rFonts w:ascii="Courier New" w:hAnsi="Courier New" w:cs="Courier New"/>
+          <w:color w:val="000000"/>
+          <w:sz w:val="22"/>
+          <w:szCs w:val="22"/>
+        </w:rPr>
+      </w:pPr>
+      <w:r>
+        <w:rPr>
+          <w:rFonts w:ascii="Courier New" w:hAnsi="Courier New" w:cs="Courier New"/>
+          <w:color w:val="000000"/>
+          <w:sz w:val="22"/>
+          <w:szCs w:val="22"/>
+        </w:rPr>
+        <w:t xml:space="preserve">            KBD_SPACE</w:t>
+      </w:r>
+      <w:r>
+        <w:rPr>
+          <w:rFonts w:ascii="Courier New" w:hAnsi="Courier New" w:cs="Courier New"/>
+          <w:color w:val="000000"/>
+          <w:sz w:val="22"/>
+          <w:szCs w:val="22"/>
+        </w:rPr>
+        <w:t xml:space="preserve">     </w:t>
+      </w:r>
+      <w:r>
+        <w:rPr>
+          <w:rFonts w:ascii="Courier New" w:hAnsi="Courier New" w:cs="Courier New"/>
+          <w:iCs/>
+          <w:color w:val="008000"/>
+          <w:sz w:val="22"/>
+          <w:szCs w:val="22"/>
+        </w:rPr>
         <w:t>// YouTube play/pause shortcut</w:t>
       </w:r>
     </w:p>
@@ -20656,7 +23406,15 @@
         <w:t xml:space="preserve">; </w:t>
       </w:r>
       <w:r>
-        <w:t>i.e. Netflix, VideoLAN and YouTube use &lt;space&gt;, Windows Media Center uses &lt;ctrl&gt;&lt;p&gt;</w:t>
+        <w:t xml:space="preserve">i.e. Netflix, </w:t>
+      </w:r>
+      <w:proofErr w:type="spellStart"/>
+      <w:r>
+        <w:t>VideoLAN</w:t>
+      </w:r>
+      <w:proofErr w:type="spellEnd"/>
+      <w:r>
+        <w:t xml:space="preserve"> and YouTube use &lt;space&gt;, Windows Media Center uses &lt;ctrl&gt;&lt;p&gt;</w:t>
       </w:r>
       <w:r>
         <w:t xml:space="preserve">.  </w:t>
@@ -20664,12 +23422,14 @@
       <w:r>
         <w:t xml:space="preserve">Shortcuts are associated in </w:t>
       </w:r>
+      <w:proofErr w:type="spellStart"/>
       <w:r>
         <w:rPr>
           <w:rFonts w:ascii="Courier New" w:hAnsi="Courier New" w:cs="Courier New"/>
         </w:rPr>
         <w:t>rcCmd</w:t>
       </w:r>
+      <w:proofErr w:type="spellEnd"/>
       <w:r>
         <w:t xml:space="preserve"> translation</w:t>
       </w:r>
@@ -20699,12 +23459,14 @@
       <w:r>
         <w:t xml:space="preserve"> </w:t>
       </w:r>
+      <w:proofErr w:type="spellStart"/>
       <w:r>
         <w:rPr>
           <w:rFonts w:ascii="Courier New" w:hAnsi="Courier New" w:cs="Courier New"/>
         </w:rPr>
         <w:t>virtualKey</w:t>
       </w:r>
+      <w:proofErr w:type="spellEnd"/>
       <w:r>
         <w:t xml:space="preserve"> </w:t>
       </w:r>
@@ -20723,12 +23485,14 @@
       <w:r>
         <w:t xml:space="preserve"> </w:t>
       </w:r>
+      <w:proofErr w:type="spellStart"/>
       <w:r>
         <w:rPr>
           <w:rFonts w:ascii="Courier New" w:hAnsi="Courier New" w:cs="Courier New"/>
         </w:rPr>
         <w:t>rcCmd</w:t>
       </w:r>
+      <w:proofErr w:type="spellEnd"/>
       <w:r>
         <w:t xml:space="preserve"> </w:t>
       </w:r>
@@ -20812,39 +23576,9 @@
           <w:sz w:val="22"/>
           <w:szCs w:val="22"/>
         </w:rPr>
-        <w:t>// unique enum ID</w:t>
-      </w:r>
-    </w:p>
-    <w:p>
-      <w:pPr>
-        <w:autoSpaceDE w:val="0"/>
-        <w:autoSpaceDN w:val="0"/>
-        <w:adjustRightInd w:val="0"/>
-        <w:rPr>
-          <w:rFonts w:ascii="Courier New" w:hAnsi="Courier New" w:cs="Courier New"/>
-          <w:color w:val="000000"/>
-          <w:sz w:val="22"/>
-          <w:szCs w:val="22"/>
-        </w:rPr>
-      </w:pPr>
-      <w:r>
-        <w:rPr>
-          <w:rFonts w:ascii="Courier New" w:hAnsi="Courier New" w:cs="Courier New"/>
-          <w:color w:val="000000"/>
-          <w:sz w:val="22"/>
-          <w:szCs w:val="22"/>
-        </w:rPr>
-        <w:t xml:space="preserve">      SZ_PAUSE,</w:t>
-      </w:r>
-      <w:r>
-        <w:rPr>
-          <w:rFonts w:ascii="Courier New" w:hAnsi="Courier New" w:cs="Courier New"/>
-          <w:color w:val="000000"/>
-          <w:sz w:val="22"/>
-          <w:szCs w:val="22"/>
-        </w:rPr>
-        <w:t xml:space="preserve">                             </w:t>
-      </w:r>
+        <w:t xml:space="preserve">// unique </w:t>
+      </w:r>
+      <w:proofErr w:type="spellStart"/>
       <w:r>
         <w:rPr>
           <w:rFonts w:ascii="Courier New" w:hAnsi="Courier New" w:cs="Courier New"/>
@@ -20853,14 +23587,10 @@
           <w:sz w:val="22"/>
           <w:szCs w:val="22"/>
         </w:rPr>
-        <w:t>// IP message input</w:t>
-      </w:r>
-    </w:p>
-    <w:p>
-      <w:pPr>
-        <w:autoSpaceDE w:val="0"/>
-        <w:autoSpaceDN w:val="0"/>
-        <w:adjustRightInd w:val="0"/>
+        <w:t>enum</w:t>
+      </w:r>
+      <w:proofErr w:type="spellEnd"/>
+      <w:r>
         <w:rPr>
           <w:rFonts w:ascii="Courier New" w:hAnsi="Courier New" w:cs="Courier New"/>
           <w:iCs/>
@@ -20868,16 +23598,21 @@
           <w:sz w:val="22"/>
           <w:szCs w:val="22"/>
         </w:rPr>
-      </w:pPr>
-      <w:r>
+        <w:t xml:space="preserve"> ID</w:t>
+      </w:r>
+    </w:p>
+    <w:p>
+      <w:pPr>
+        <w:autoSpaceDE w:val="0"/>
+        <w:autoSpaceDN w:val="0"/>
+        <w:adjustRightInd w:val="0"/>
         <w:rPr>
           <w:rFonts w:ascii="Courier New" w:hAnsi="Courier New" w:cs="Courier New"/>
           <w:color w:val="000000"/>
           <w:sz w:val="22"/>
           <w:szCs w:val="22"/>
         </w:rPr>
-        <w:t xml:space="preserve">      &amp;irRxCmd[TIRA_VCR_PAUSE].key,</w:t>
-      </w:r>
+      </w:pPr>
       <w:r>
         <w:rPr>
           <w:rFonts w:ascii="Courier New" w:hAnsi="Courier New" w:cs="Courier New"/>
@@ -20885,7 +23620,16 @@
           <w:sz w:val="22"/>
           <w:szCs w:val="22"/>
         </w:rPr>
-        <w:t xml:space="preserve">         </w:t>
+        <w:t xml:space="preserve">      SZ_PAUSE,</w:t>
+      </w:r>
+      <w:r>
+        <w:rPr>
+          <w:rFonts w:ascii="Courier New" w:hAnsi="Courier New" w:cs="Courier New"/>
+          <w:color w:val="000000"/>
+          <w:sz w:val="22"/>
+          <w:szCs w:val="22"/>
+        </w:rPr>
+        <w:t xml:space="preserve">                             </w:t>
       </w:r>
       <w:r>
         <w:rPr>
@@ -20895,9 +23639,14 @@
           <w:sz w:val="22"/>
           <w:szCs w:val="22"/>
         </w:rPr>
-        <w:t xml:space="preserve">// </w:t>
-      </w:r>
-      <w:r>
+        <w:t>// IP message input</w:t>
+      </w:r>
+    </w:p>
+    <w:p>
+      <w:pPr>
+        <w:autoSpaceDE w:val="0"/>
+        <w:autoSpaceDN w:val="0"/>
+        <w:adjustRightInd w:val="0"/>
         <w:rPr>
           <w:rFonts w:ascii="Courier New" w:hAnsi="Courier New" w:cs="Courier New"/>
           <w:iCs/>
@@ -20905,7 +23654,55 @@
           <w:sz w:val="22"/>
           <w:szCs w:val="22"/>
         </w:rPr>
-        <w:t xml:space="preserve">tira </w:t>
+      </w:pPr>
+      <w:r>
+        <w:rPr>
+          <w:rFonts w:ascii="Courier New" w:hAnsi="Courier New" w:cs="Courier New"/>
+          <w:color w:val="000000"/>
+          <w:sz w:val="22"/>
+          <w:szCs w:val="22"/>
+        </w:rPr>
+        <w:t xml:space="preserve">      &amp;</w:t>
+      </w:r>
+      <w:proofErr w:type="spellStart"/>
+      <w:proofErr w:type="gramStart"/>
+      <w:r>
+        <w:rPr>
+          <w:rFonts w:ascii="Courier New" w:hAnsi="Courier New" w:cs="Courier New"/>
+          <w:color w:val="000000"/>
+          <w:sz w:val="22"/>
+          <w:szCs w:val="22"/>
+        </w:rPr>
+        <w:t>irRxCmd</w:t>
+      </w:r>
+      <w:proofErr w:type="spellEnd"/>
+      <w:r>
+        <w:rPr>
+          <w:rFonts w:ascii="Courier New" w:hAnsi="Courier New" w:cs="Courier New"/>
+          <w:color w:val="000000"/>
+          <w:sz w:val="22"/>
+          <w:szCs w:val="22"/>
+        </w:rPr>
+        <w:t>[</w:t>
+      </w:r>
+      <w:proofErr w:type="gramEnd"/>
+      <w:r>
+        <w:rPr>
+          <w:rFonts w:ascii="Courier New" w:hAnsi="Courier New" w:cs="Courier New"/>
+          <w:color w:val="000000"/>
+          <w:sz w:val="22"/>
+          <w:szCs w:val="22"/>
+        </w:rPr>
+        <w:t>TIRA_VCR_PAUSE].key,</w:t>
+      </w:r>
+      <w:r>
+        <w:rPr>
+          <w:rFonts w:ascii="Courier New" w:hAnsi="Courier New" w:cs="Courier New"/>
+          <w:color w:val="000000"/>
+          <w:sz w:val="22"/>
+          <w:szCs w:val="22"/>
+        </w:rPr>
+        <w:t xml:space="preserve">         </w:t>
       </w:r>
       <w:r>
         <w:rPr>
@@ -20915,14 +23712,10 @@
           <w:sz w:val="22"/>
           <w:szCs w:val="22"/>
         </w:rPr>
-        <w:t>IR message input</w:t>
-      </w:r>
-    </w:p>
-    <w:p>
-      <w:pPr>
-        <w:autoSpaceDE w:val="0"/>
-        <w:autoSpaceDN w:val="0"/>
-        <w:adjustRightInd w:val="0"/>
+        <w:t xml:space="preserve">// </w:t>
+      </w:r>
+      <w:proofErr w:type="spellStart"/>
+      <w:r>
         <w:rPr>
           <w:rFonts w:ascii="Courier New" w:hAnsi="Courier New" w:cs="Courier New"/>
           <w:iCs/>
@@ -20930,25 +23723,9 @@
           <w:sz w:val="22"/>
           <w:szCs w:val="22"/>
         </w:rPr>
-      </w:pPr>
-      <w:r>
-        <w:rPr>
-          <w:rFonts w:ascii="Courier New" w:hAnsi="Courier New" w:cs="Courier New"/>
-          <w:color w:val="000000"/>
-          <w:sz w:val="22"/>
-          <w:szCs w:val="22"/>
-        </w:rPr>
-        <w:t xml:space="preserve">      &amp;virtualKey[SC_PLAY_PAUSE].shortcut,</w:t>
-      </w:r>
-      <w:r>
-        <w:rPr>
-          <w:rFonts w:ascii="Courier New" w:hAnsi="Courier New" w:cs="Courier New"/>
-          <w:color w:val="000000"/>
-          <w:sz w:val="22"/>
-          <w:szCs w:val="22"/>
-        </w:rPr>
-        <w:t xml:space="preserve">  </w:t>
-      </w:r>
+        <w:t>tira</w:t>
+      </w:r>
+      <w:proofErr w:type="spellEnd"/>
       <w:r>
         <w:rPr>
           <w:rFonts w:ascii="Courier New" w:hAnsi="Courier New" w:cs="Courier New"/>
@@ -20957,14 +23734,9 @@
           <w:sz w:val="22"/>
           <w:szCs w:val="22"/>
         </w:rPr>
-        <w:t>// keyboard shortcut output</w:t>
-      </w:r>
-    </w:p>
-    <w:p>
-      <w:pPr>
-        <w:autoSpaceDE w:val="0"/>
-        <w:autoSpaceDN w:val="0"/>
-        <w:adjustRightInd w:val="0"/>
+        <w:t xml:space="preserve"> </w:t>
+      </w:r>
+      <w:r>
         <w:rPr>
           <w:rFonts w:ascii="Courier New" w:hAnsi="Courier New" w:cs="Courier New"/>
           <w:iCs/>
@@ -20972,35 +23744,14 @@
           <w:sz w:val="22"/>
           <w:szCs w:val="22"/>
         </w:rPr>
-      </w:pPr>
-      <w:r>
-        <w:rPr>
-          <w:rFonts w:ascii="Courier New" w:hAnsi="Courier New" w:cs="Courier New"/>
-          <w:color w:val="000000"/>
-          <w:sz w:val="22"/>
-          <w:szCs w:val="22"/>
-        </w:rPr>
-        <w:t xml:space="preserve">      irTxCmd[ITACH_PAUSE].remote,</w:t>
-      </w:r>
-      <w:r>
-        <w:rPr>
-          <w:rFonts w:ascii="Courier New" w:hAnsi="Courier New" w:cs="Courier New"/>
-          <w:color w:val="000000"/>
-          <w:sz w:val="22"/>
-          <w:szCs w:val="22"/>
-        </w:rPr>
-        <w:t xml:space="preserve">         </w:t>
-      </w:r>
-      <w:r>
-        <w:rPr>
-          <w:rFonts w:ascii="Courier New" w:hAnsi="Courier New" w:cs="Courier New"/>
-          <w:color w:val="000000"/>
-          <w:sz w:val="22"/>
-          <w:szCs w:val="22"/>
-        </w:rPr>
-        <w:t xml:space="preserve"> </w:t>
-      </w:r>
-      <w:r>
+        <w:t>IR message input</w:t>
+      </w:r>
+    </w:p>
+    <w:p>
+      <w:pPr>
+        <w:autoSpaceDE w:val="0"/>
+        <w:autoSpaceDN w:val="0"/>
+        <w:adjustRightInd w:val="0"/>
         <w:rPr>
           <w:rFonts w:ascii="Courier New" w:hAnsi="Courier New" w:cs="Courier New"/>
           <w:iCs/>
@@ -21008,7 +23759,55 @@
           <w:sz w:val="22"/>
           <w:szCs w:val="22"/>
         </w:rPr>
-        <w:t xml:space="preserve">// </w:t>
+      </w:pPr>
+      <w:r>
+        <w:rPr>
+          <w:rFonts w:ascii="Courier New" w:hAnsi="Courier New" w:cs="Courier New"/>
+          <w:color w:val="000000"/>
+          <w:sz w:val="22"/>
+          <w:szCs w:val="22"/>
+        </w:rPr>
+        <w:t xml:space="preserve">      &amp;</w:t>
+      </w:r>
+      <w:proofErr w:type="spellStart"/>
+      <w:proofErr w:type="gramStart"/>
+      <w:r>
+        <w:rPr>
+          <w:rFonts w:ascii="Courier New" w:hAnsi="Courier New" w:cs="Courier New"/>
+          <w:color w:val="000000"/>
+          <w:sz w:val="22"/>
+          <w:szCs w:val="22"/>
+        </w:rPr>
+        <w:t>virtualKey</w:t>
+      </w:r>
+      <w:proofErr w:type="spellEnd"/>
+      <w:r>
+        <w:rPr>
+          <w:rFonts w:ascii="Courier New" w:hAnsi="Courier New" w:cs="Courier New"/>
+          <w:color w:val="000000"/>
+          <w:sz w:val="22"/>
+          <w:szCs w:val="22"/>
+        </w:rPr>
+        <w:t>[</w:t>
+      </w:r>
+      <w:proofErr w:type="gramEnd"/>
+      <w:r>
+        <w:rPr>
+          <w:rFonts w:ascii="Courier New" w:hAnsi="Courier New" w:cs="Courier New"/>
+          <w:color w:val="000000"/>
+          <w:sz w:val="22"/>
+          <w:szCs w:val="22"/>
+        </w:rPr>
+        <w:t>SC_PLAY_PAUSE].shortcut,</w:t>
+      </w:r>
+      <w:r>
+        <w:rPr>
+          <w:rFonts w:ascii="Courier New" w:hAnsi="Courier New" w:cs="Courier New"/>
+          <w:color w:val="000000"/>
+          <w:sz w:val="22"/>
+          <w:szCs w:val="22"/>
+        </w:rPr>
+        <w:t xml:space="preserve">  </w:t>
       </w:r>
       <w:r>
         <w:rPr>
@@ -21018,9 +23817,14 @@
           <w:sz w:val="22"/>
           <w:szCs w:val="22"/>
         </w:rPr>
-        <w:t xml:space="preserve">itach </w:t>
-      </w:r>
-      <w:r>
+        <w:t>// keyboard shortcut output</w:t>
+      </w:r>
+    </w:p>
+    <w:p>
+      <w:pPr>
+        <w:autoSpaceDE w:val="0"/>
+        <w:autoSpaceDN w:val="0"/>
+        <w:adjustRightInd w:val="0"/>
         <w:rPr>
           <w:rFonts w:ascii="Courier New" w:hAnsi="Courier New" w:cs="Courier New"/>
           <w:iCs/>
@@ -21028,7 +23832,64 @@
           <w:sz w:val="22"/>
           <w:szCs w:val="22"/>
         </w:rPr>
-        <w:t>IR command</w:t>
+      </w:pPr>
+      <w:r>
+        <w:rPr>
+          <w:rFonts w:ascii="Courier New" w:hAnsi="Courier New" w:cs="Courier New"/>
+          <w:color w:val="000000"/>
+          <w:sz w:val="22"/>
+          <w:szCs w:val="22"/>
+        </w:rPr>
+        <w:t xml:space="preserve">      </w:t>
+      </w:r>
+      <w:proofErr w:type="spellStart"/>
+      <w:proofErr w:type="gramStart"/>
+      <w:r>
+        <w:rPr>
+          <w:rFonts w:ascii="Courier New" w:hAnsi="Courier New" w:cs="Courier New"/>
+          <w:color w:val="000000"/>
+          <w:sz w:val="22"/>
+          <w:szCs w:val="22"/>
+        </w:rPr>
+        <w:t>irTxCmd</w:t>
+      </w:r>
+      <w:proofErr w:type="spellEnd"/>
+      <w:r>
+        <w:rPr>
+          <w:rFonts w:ascii="Courier New" w:hAnsi="Courier New" w:cs="Courier New"/>
+          <w:color w:val="000000"/>
+          <w:sz w:val="22"/>
+          <w:szCs w:val="22"/>
+        </w:rPr>
+        <w:t>[</w:t>
+      </w:r>
+      <w:proofErr w:type="gramEnd"/>
+      <w:r>
+        <w:rPr>
+          <w:rFonts w:ascii="Courier New" w:hAnsi="Courier New" w:cs="Courier New"/>
+          <w:color w:val="000000"/>
+          <w:sz w:val="22"/>
+          <w:szCs w:val="22"/>
+        </w:rPr>
+        <w:t>ITACH_PAUSE].remote,</w:t>
+      </w:r>
+      <w:r>
+        <w:rPr>
+          <w:rFonts w:ascii="Courier New" w:hAnsi="Courier New" w:cs="Courier New"/>
+          <w:color w:val="000000"/>
+          <w:sz w:val="22"/>
+          <w:szCs w:val="22"/>
+        </w:rPr>
+        <w:t xml:space="preserve">         </w:t>
+      </w:r>
+      <w:r>
+        <w:rPr>
+          <w:rFonts w:ascii="Courier New" w:hAnsi="Courier New" w:cs="Courier New"/>
+          <w:color w:val="000000"/>
+          <w:sz w:val="22"/>
+          <w:szCs w:val="22"/>
+        </w:rPr>
+        <w:t xml:space="preserve"> </w:t>
       </w:r>
       <w:r>
         <w:rPr>
@@ -21038,8 +23899,9 @@
           <w:sz w:val="22"/>
           <w:szCs w:val="22"/>
         </w:rPr>
-        <w:t xml:space="preserve"> </w:t>
-      </w:r>
+        <w:t xml:space="preserve">// </w:t>
+      </w:r>
+      <w:proofErr w:type="spellStart"/>
       <w:r>
         <w:rPr>
           <w:rFonts w:ascii="Courier New" w:hAnsi="Courier New" w:cs="Courier New"/>
@@ -21048,57 +23910,9 @@
           <w:sz w:val="22"/>
           <w:szCs w:val="22"/>
         </w:rPr>
-        <w:t>output</w:t>
-      </w:r>
-    </w:p>
-    <w:p>
-      <w:pPr>
-        <w:autoSpaceDE w:val="0"/>
-        <w:autoSpaceDN w:val="0"/>
-        <w:adjustRightInd w:val="0"/>
-        <w:rPr>
-          <w:rFonts w:ascii="Courier New" w:hAnsi="Courier New" w:cs="Courier New"/>
-          <w:color w:val="000000"/>
-          <w:sz w:val="22"/>
-          <w:szCs w:val="22"/>
-        </w:rPr>
-      </w:pPr>
-      <w:r>
-        <w:rPr>
-          <w:rFonts w:ascii="Courier New" w:hAnsi="Courier New" w:cs="Courier New"/>
-          <w:color w:val="000000"/>
-          <w:sz w:val="22"/>
-          <w:szCs w:val="22"/>
-        </w:rPr>
-        <w:t xml:space="preserve">      </w:t>
-      </w:r>
-      <w:r>
-        <w:rPr>
-          <w:rFonts w:ascii="Courier New" w:hAnsi="Courier New" w:cs="Courier New"/>
-          <w:color w:val="000000"/>
-          <w:sz w:val="22"/>
-          <w:szCs w:val="22"/>
-        </w:rPr>
-        <w:t>&amp;cercCmd[ZRC_PAUSE]</w:t>
-      </w:r>
-      <w:r>
-        <w:rPr>
-          <w:rFonts w:ascii="Courier New" w:hAnsi="Courier New" w:cs="Courier New"/>
-          <w:color w:val="000000"/>
-          <w:sz w:val="22"/>
-          <w:szCs w:val="22"/>
-        </w:rPr>
-        <w:t xml:space="preserve">                  </w:t>
-      </w:r>
-      <w:r>
-        <w:rPr>
-          <w:rFonts w:ascii="Courier New" w:hAnsi="Courier New" w:cs="Courier New"/>
-          <w:color w:val="000000"/>
-          <w:sz w:val="22"/>
-          <w:szCs w:val="22"/>
-        </w:rPr>
-        <w:t xml:space="preserve"> </w:t>
-      </w:r>
+        <w:t>itach</w:t>
+      </w:r>
+      <w:proofErr w:type="spellEnd"/>
       <w:r>
         <w:rPr>
           <w:rFonts w:ascii="Courier New" w:hAnsi="Courier New" w:cs="Courier New"/>
@@ -21107,7 +23921,7 @@
           <w:sz w:val="22"/>
           <w:szCs w:val="22"/>
         </w:rPr>
-        <w:t xml:space="preserve">// zigbee remote control </w:t>
+        <w:t xml:space="preserve"> </w:t>
       </w:r>
       <w:r>
         <w:rPr>
@@ -21117,6 +23931,26 @@
           <w:sz w:val="22"/>
           <w:szCs w:val="22"/>
         </w:rPr>
+        <w:t>IR command</w:t>
+      </w:r>
+      <w:r>
+        <w:rPr>
+          <w:rFonts w:ascii="Courier New" w:hAnsi="Courier New" w:cs="Courier New"/>
+          <w:iCs/>
+          <w:color w:val="008000"/>
+          <w:sz w:val="22"/>
+          <w:szCs w:val="22"/>
+        </w:rPr>
+        <w:t xml:space="preserve"> </w:t>
+      </w:r>
+      <w:r>
+        <w:rPr>
+          <w:rFonts w:ascii="Courier New" w:hAnsi="Courier New" w:cs="Courier New"/>
+          <w:iCs/>
+          <w:color w:val="008000"/>
+          <w:sz w:val="22"/>
+          <w:szCs w:val="22"/>
+        </w:rPr>
         <w:t>output</w:t>
       </w:r>
     </w:p>
@@ -21127,6 +23961,128 @@
         <w:adjustRightInd w:val="0"/>
         <w:rPr>
           <w:rFonts w:ascii="Courier New" w:hAnsi="Courier New" w:cs="Courier New"/>
+          <w:color w:val="000000"/>
+          <w:sz w:val="22"/>
+          <w:szCs w:val="22"/>
+        </w:rPr>
+      </w:pPr>
+      <w:r>
+        <w:rPr>
+          <w:rFonts w:ascii="Courier New" w:hAnsi="Courier New" w:cs="Courier New"/>
+          <w:color w:val="000000"/>
+          <w:sz w:val="22"/>
+          <w:szCs w:val="22"/>
+        </w:rPr>
+        <w:t xml:space="preserve">      </w:t>
+      </w:r>
+      <w:r>
+        <w:rPr>
+          <w:rFonts w:ascii="Courier New" w:hAnsi="Courier New" w:cs="Courier New"/>
+          <w:color w:val="000000"/>
+          <w:sz w:val="22"/>
+          <w:szCs w:val="22"/>
+        </w:rPr>
+        <w:t>&amp;</w:t>
+      </w:r>
+      <w:proofErr w:type="spellStart"/>
+      <w:proofErr w:type="gramStart"/>
+      <w:r>
+        <w:rPr>
+          <w:rFonts w:ascii="Courier New" w:hAnsi="Courier New" w:cs="Courier New"/>
+          <w:color w:val="000000"/>
+          <w:sz w:val="22"/>
+          <w:szCs w:val="22"/>
+        </w:rPr>
+        <w:t>cercCmd</w:t>
+      </w:r>
+      <w:proofErr w:type="spellEnd"/>
+      <w:r>
+        <w:rPr>
+          <w:rFonts w:ascii="Courier New" w:hAnsi="Courier New" w:cs="Courier New"/>
+          <w:color w:val="000000"/>
+          <w:sz w:val="22"/>
+          <w:szCs w:val="22"/>
+        </w:rPr>
+        <w:t>[</w:t>
+      </w:r>
+      <w:proofErr w:type="gramEnd"/>
+      <w:r>
+        <w:rPr>
+          <w:rFonts w:ascii="Courier New" w:hAnsi="Courier New" w:cs="Courier New"/>
+          <w:color w:val="000000"/>
+          <w:sz w:val="22"/>
+          <w:szCs w:val="22"/>
+        </w:rPr>
+        <w:t>ZRC_PAUSE]</w:t>
+      </w:r>
+      <w:r>
+        <w:rPr>
+          <w:rFonts w:ascii="Courier New" w:hAnsi="Courier New" w:cs="Courier New"/>
+          <w:color w:val="000000"/>
+          <w:sz w:val="22"/>
+          <w:szCs w:val="22"/>
+        </w:rPr>
+        <w:t xml:space="preserve">                  </w:t>
+      </w:r>
+      <w:r>
+        <w:rPr>
+          <w:rFonts w:ascii="Courier New" w:hAnsi="Courier New" w:cs="Courier New"/>
+          <w:color w:val="000000"/>
+          <w:sz w:val="22"/>
+          <w:szCs w:val="22"/>
+        </w:rPr>
+        <w:t xml:space="preserve"> </w:t>
+      </w:r>
+      <w:r>
+        <w:rPr>
+          <w:rFonts w:ascii="Courier New" w:hAnsi="Courier New" w:cs="Courier New"/>
+          <w:iCs/>
+          <w:color w:val="008000"/>
+          <w:sz w:val="22"/>
+          <w:szCs w:val="22"/>
+        </w:rPr>
+        <w:t xml:space="preserve">// </w:t>
+      </w:r>
+      <w:proofErr w:type="spellStart"/>
+      <w:r>
+        <w:rPr>
+          <w:rFonts w:ascii="Courier New" w:hAnsi="Courier New" w:cs="Courier New"/>
+          <w:iCs/>
+          <w:color w:val="008000"/>
+          <w:sz w:val="22"/>
+          <w:szCs w:val="22"/>
+        </w:rPr>
+        <w:t>zigbee</w:t>
+      </w:r>
+      <w:proofErr w:type="spellEnd"/>
+      <w:r>
+        <w:rPr>
+          <w:rFonts w:ascii="Courier New" w:hAnsi="Courier New" w:cs="Courier New"/>
+          <w:iCs/>
+          <w:color w:val="008000"/>
+          <w:sz w:val="22"/>
+          <w:szCs w:val="22"/>
+        </w:rPr>
+        <w:t xml:space="preserve"> remote control </w:t>
+      </w:r>
+      <w:r>
+        <w:rPr>
+          <w:rFonts w:ascii="Courier New" w:hAnsi="Courier New" w:cs="Courier New"/>
+          <w:iCs/>
+          <w:color w:val="008000"/>
+          <w:sz w:val="22"/>
+          <w:szCs w:val="22"/>
+        </w:rPr>
+        <w:t>output</w:t>
+      </w:r>
+    </w:p>
+    <w:p>
+      <w:pPr>
+        <w:autoSpaceDE w:val="0"/>
+        <w:autoSpaceDN w:val="0"/>
+        <w:adjustRightInd w:val="0"/>
+        <w:rPr>
+          <w:rFonts w:ascii="Courier New" w:hAnsi="Courier New" w:cs="Courier New"/>
           <w:color w:val="008080"/>
           <w:sz w:val="22"/>
           <w:szCs w:val="22"/>
@@ -21193,10 +24149,26 @@
         <w:t xml:space="preserve"> media player application (e.g. Net</w:t>
       </w:r>
       <w:r>
-        <w:t>flix, VideoLAN, etc.) is playing</w:t>
-      </w:r>
-      <w:r>
-        <w:t xml:space="preserve"> causes the rcAgent to synthesize </w:t>
+        <w:t xml:space="preserve">flix, </w:t>
+      </w:r>
+      <w:proofErr w:type="spellStart"/>
+      <w:r>
+        <w:t>VideoLAN</w:t>
+      </w:r>
+      <w:proofErr w:type="spellEnd"/>
+      <w:r>
+        <w:t>, etc.) is playing</w:t>
+      </w:r>
+      <w:r>
+        <w:t xml:space="preserve"> causes the </w:t>
+      </w:r>
+      <w:proofErr w:type="spellStart"/>
+      <w:r>
+        <w:t>rcAgent</w:t>
+      </w:r>
+      <w:proofErr w:type="spellEnd"/>
+      <w:r>
+        <w:t xml:space="preserve"> to synthesize </w:t>
       </w:r>
       <w:r>
         <w:t xml:space="preserve">the </w:t>
@@ -21220,7 +24192,38 @@
           <w:sz w:val="24"/>
           <w:szCs w:val="24"/>
         </w:rPr>
-        <w:t>&amp;virtualKey[SC_PLAY_PAUSE].shortcut</w:t>
+        <w:t>&amp;</w:t>
+      </w:r>
+      <w:proofErr w:type="spellStart"/>
+      <w:proofErr w:type="gramStart"/>
+      <w:r>
+        <w:rPr>
+          <w:rFonts w:ascii="Courier New" w:hAnsi="Courier New" w:cs="Courier New"/>
+          <w:color w:val="000000"/>
+          <w:sz w:val="24"/>
+          <w:szCs w:val="24"/>
+        </w:rPr>
+        <w:t>virtualKey</w:t>
+      </w:r>
+      <w:proofErr w:type="spellEnd"/>
+      <w:r>
+        <w:rPr>
+          <w:rFonts w:ascii="Courier New" w:hAnsi="Courier New" w:cs="Courier New"/>
+          <w:color w:val="000000"/>
+          <w:sz w:val="24"/>
+          <w:szCs w:val="24"/>
+        </w:rPr>
+        <w:t>[</w:t>
+      </w:r>
+      <w:proofErr w:type="gramEnd"/>
+      <w:r>
+        <w:rPr>
+          <w:rFonts w:ascii="Courier New" w:hAnsi="Courier New" w:cs="Courier New"/>
+          <w:color w:val="000000"/>
+          <w:sz w:val="24"/>
+          <w:szCs w:val="24"/>
+        </w:rPr>
+        <w:t>SC_PLAY_PAUSE].shortcut</w:t>
       </w:r>
       <w:r>
         <w:t>.</w:t>
@@ -21235,21 +24238,46 @@
         <w:t xml:space="preserve">DVD is playing </w:t>
       </w:r>
       <w:r>
-        <w:t>the rcAgent</w:t>
-      </w:r>
+        <w:t xml:space="preserve">the </w:t>
+      </w:r>
+      <w:proofErr w:type="spellStart"/>
+      <w:r>
+        <w:t>rcAgent</w:t>
+      </w:r>
+      <w:proofErr w:type="spellEnd"/>
       <w:r>
         <w:t xml:space="preserve"> sends</w:t>
       </w:r>
       <w:r>
         <w:t xml:space="preserve"> </w:t>
       </w:r>
-      <w:r>
-        <w:rPr>
-          <w:rFonts w:ascii="Courier New" w:hAnsi="Courier New" w:cs="Courier New"/>
-          <w:sz w:val="24"/>
-          <w:szCs w:val="24"/>
-        </w:rPr>
-        <w:t>irTxCmd[ITACH_PAUSE].remote</w:t>
+      <w:proofErr w:type="spellStart"/>
+      <w:proofErr w:type="gramStart"/>
+      <w:r>
+        <w:rPr>
+          <w:rFonts w:ascii="Courier New" w:hAnsi="Courier New" w:cs="Courier New"/>
+          <w:sz w:val="24"/>
+          <w:szCs w:val="24"/>
+        </w:rPr>
+        <w:t>irTxCmd</w:t>
+      </w:r>
+      <w:proofErr w:type="spellEnd"/>
+      <w:r>
+        <w:rPr>
+          <w:rFonts w:ascii="Courier New" w:hAnsi="Courier New" w:cs="Courier New"/>
+          <w:sz w:val="24"/>
+          <w:szCs w:val="24"/>
+        </w:rPr>
+        <w:t>[</w:t>
+      </w:r>
+      <w:proofErr w:type="gramEnd"/>
+      <w:r>
+        <w:rPr>
+          <w:rFonts w:ascii="Courier New" w:hAnsi="Courier New" w:cs="Courier New"/>
+          <w:sz w:val="24"/>
+          <w:szCs w:val="24"/>
+        </w:rPr>
+        <w:t>ITACH_PAUSE].remote</w:t>
       </w:r>
       <w:r>
         <w:rPr>
@@ -21266,8 +24294,13 @@
         <w:t xml:space="preserve">IR codes as an </w:t>
       </w:r>
       <w:r>
-        <w:t>IP message to the iTach</w:t>
-      </w:r>
+        <w:t xml:space="preserve">IP message to the </w:t>
+      </w:r>
+      <w:proofErr w:type="spellStart"/>
+      <w:r>
+        <w:t>iTach</w:t>
+      </w:r>
+      <w:proofErr w:type="spellEnd"/>
       <w:r>
         <w:t xml:space="preserve"> device</w:t>
       </w:r>
@@ -21284,21 +24317,70 @@
         <w:t xml:space="preserve">  If </w:t>
       </w:r>
       <w:r>
-        <w:t>cable tv</w:t>
-      </w:r>
+        <w:t xml:space="preserve">cable </w:t>
+      </w:r>
+      <w:proofErr w:type="spellStart"/>
+      <w:r>
+        <w:t>tv</w:t>
+      </w:r>
+      <w:proofErr w:type="spellEnd"/>
       <w:r>
         <w:t xml:space="preserve"> is playing</w:t>
       </w:r>
       <w:r>
-        <w:t xml:space="preserve">, the rcAgent sends the zigbee </w:t>
-      </w:r>
-      <w:r>
-        <w:rPr>
-          <w:rFonts w:ascii="Courier New" w:hAnsi="Courier New" w:cs="Courier New"/>
-          <w:sz w:val="24"/>
-          <w:szCs w:val="24"/>
-        </w:rPr>
-        <w:t>&amp;cercCmd[ZRC_PAUSE</w:t>
+        <w:t xml:space="preserve">, the </w:t>
+      </w:r>
+      <w:proofErr w:type="spellStart"/>
+      <w:r>
+        <w:t>rcAgent</w:t>
+      </w:r>
+      <w:proofErr w:type="spellEnd"/>
+      <w:r>
+        <w:t xml:space="preserve"> sends the </w:t>
+      </w:r>
+      <w:proofErr w:type="spellStart"/>
+      <w:r>
+        <w:t>zigbee</w:t>
+      </w:r>
+      <w:proofErr w:type="spellEnd"/>
+      <w:r>
+        <w:t xml:space="preserve"> </w:t>
+      </w:r>
+      <w:r>
+        <w:rPr>
+          <w:rFonts w:ascii="Courier New" w:hAnsi="Courier New" w:cs="Courier New"/>
+          <w:sz w:val="24"/>
+          <w:szCs w:val="24"/>
+        </w:rPr>
+        <w:t>&amp;</w:t>
+      </w:r>
+      <w:proofErr w:type="spellStart"/>
+      <w:proofErr w:type="gramStart"/>
+      <w:r>
+        <w:rPr>
+          <w:rFonts w:ascii="Courier New" w:hAnsi="Courier New" w:cs="Courier New"/>
+          <w:sz w:val="24"/>
+          <w:szCs w:val="24"/>
+        </w:rPr>
+        <w:t>cercCmd</w:t>
+      </w:r>
+      <w:proofErr w:type="spellEnd"/>
+      <w:r>
+        <w:rPr>
+          <w:rFonts w:ascii="Courier New" w:hAnsi="Courier New" w:cs="Courier New"/>
+          <w:sz w:val="24"/>
+          <w:szCs w:val="24"/>
+        </w:rPr>
+        <w:t>[</w:t>
+      </w:r>
+      <w:proofErr w:type="gramEnd"/>
+      <w:r>
+        <w:rPr>
+          <w:rFonts w:ascii="Courier New" w:hAnsi="Courier New" w:cs="Courier New"/>
+          <w:sz w:val="24"/>
+          <w:szCs w:val="24"/>
+        </w:rPr>
+        <w:t>ZRC_PAUSE</w:t>
       </w:r>
       <w:r>
         <w:rPr>
@@ -21338,12 +24420,12 @@
         <w:pStyle w:val="Heading-Primary"/>
         <w:outlineLvl w:val="0"/>
       </w:pPr>
-      <w:bookmarkStart w:id="11" w:name="_Toc227679444"/>
+      <w:bookmarkStart w:id="12" w:name="_Toc227679444"/>
       <w:r>
         <w:lastRenderedPageBreak/>
         <w:t>Third Party Products</w:t>
       </w:r>
-      <w:bookmarkEnd w:id="11"/>
+      <w:bookmarkEnd w:id="12"/>
     </w:p>
     <w:p>
       <w:pPr>
@@ -21383,11 +24465,19 @@
         </w:rPr>
         <w:t xml:space="preserve"> – </w:t>
       </w:r>
+      <w:proofErr w:type="spellStart"/>
       <w:r>
         <w:rPr>
           <w:color w:val="000000"/>
         </w:rPr>
-        <w:t xml:space="preserve">Xantech </w:t>
+        <w:t>Xantech</w:t>
+      </w:r>
+      <w:proofErr w:type="spellEnd"/>
+      <w:r>
+        <w:rPr>
+          <w:color w:val="000000"/>
+        </w:rPr>
+        <w:t xml:space="preserve"> </w:t>
       </w:r>
       <w:r>
         <w:rPr>
@@ -21413,7 +24503,21 @@
         <w:rPr>
           <w:color w:val="000000"/>
         </w:rPr>
-        <w:t xml:space="preserve"> - Wifi to IR control device</w:t>
+        <w:t xml:space="preserve"> - </w:t>
+      </w:r>
+      <w:proofErr w:type="spellStart"/>
+      <w:r>
+        <w:rPr>
+          <w:color w:val="000000"/>
+        </w:rPr>
+        <w:t>Wifi</w:t>
+      </w:r>
+      <w:proofErr w:type="spellEnd"/>
+      <w:r>
+        <w:rPr>
+          <w:color w:val="000000"/>
+        </w:rPr>
+        <w:t xml:space="preserve"> to IR control device</w:t>
       </w:r>
       <w:r>
         <w:rPr>
@@ -21534,29 +24638,14 @@
       <w:r>
         <w:br/>
       </w:r>
-      <w:bookmarkStart w:id="12" w:name="_GoBack"/>
-      <w:bookmarkEnd w:id="12"/>
-      <w:r>
-        <w:fldChar w:fldCharType="begin"/>
-      </w:r>
-      <w:r>
-        <w:instrText xml:space="preserve"> HYPERLINK "https://www.python.org" </w:instrText>
-      </w:r>
-      <w:r>
-        <w:fldChar w:fldCharType="separate"/>
-      </w:r>
-      <w:r>
-        <w:rPr>
-          <w:rStyle w:val="Hyperlink"/>
-        </w:rPr>
-        <w:t>https://www.python.org</w:t>
-      </w:r>
-      <w:r>
-        <w:rPr>
-          <w:rStyle w:val="Hyperlink"/>
-        </w:rPr>
-        <w:fldChar w:fldCharType="end"/>
-      </w:r>
+      <w:hyperlink r:id="rId27" w:history="1">
+        <w:r>
+          <w:rPr>
+            <w:rStyle w:val="Hyperlink"/>
+          </w:rPr>
+          <w:t>https://www.python.org</w:t>
+        </w:r>
+      </w:hyperlink>
       <w:r>
         <w:rPr>
           <w:color w:val="000000"/>
@@ -21569,7 +24658,7 @@
         </w:rPr>
         <w:br/>
       </w:r>
-      <w:hyperlink r:id="rId27" w:history="1">
+      <w:hyperlink r:id="rId28" w:history="1">
         <w:r>
           <w:rPr>
             <w:rStyle w:val="Hyperlink"/>
@@ -21593,12 +24682,26 @@
         <w:rPr>
           <w:color w:val="000000"/>
         </w:rPr>
-        <w:t xml:space="preserve">he Tira </w:t>
-      </w:r>
+        <w:t xml:space="preserve">he </w:t>
+      </w:r>
+      <w:proofErr w:type="spellStart"/>
       <w:r>
         <w:rPr>
           <w:color w:val="000000"/>
         </w:rPr>
+        <w:t>Tira</w:t>
+      </w:r>
+      <w:proofErr w:type="spellEnd"/>
+      <w:r>
+        <w:rPr>
+          <w:color w:val="000000"/>
+        </w:rPr>
+        <w:t xml:space="preserve"> </w:t>
+      </w:r>
+      <w:r>
+        <w:rPr>
+          <w:color w:val="000000"/>
+        </w:rPr>
         <w:t>PC USB interface IR receiver/transmitter</w:t>
       </w:r>
       <w:r>
@@ -21607,7 +24710,7 @@
         </w:rPr>
         <w:br/>
       </w:r>
-      <w:hyperlink r:id="rId28" w:history="1">
+      <w:hyperlink r:id="rId29" w:history="1">
         <w:r>
           <w:rPr>
             <w:rStyle w:val="Hyperlink"/>
@@ -21639,7 +24742,7 @@
         </w:rPr>
         <w:br/>
       </w:r>
-      <w:hyperlink r:id="rId29" w:history="1">
+      <w:hyperlink r:id="rId30" w:history="1">
         <w:r>
           <w:rPr>
             <w:rStyle w:val="Hyperlink"/>
@@ -21677,7 +24780,7 @@
         </w:rPr>
         <w:br/>
       </w:r>
-      <w:hyperlink r:id="rId30" w:history="1">
+      <w:hyperlink r:id="rId31" w:history="1">
         <w:r>
           <w:rPr>
             <w:rStyle w:val="Hyperlink"/>
@@ -21709,7 +24812,7 @@
         </w:rPr>
         <w:br/>
       </w:r>
-      <w:hyperlink r:id="rId31" w:history="1">
+      <w:hyperlink r:id="rId32" w:history="1">
         <w:r>
           <w:rPr>
             <w:rStyle w:val="Hyperlink"/>
@@ -21735,7 +24838,7 @@
         </w:rPr>
         <w:br/>
       </w:r>
-      <w:hyperlink r:id="rId32" w:history="1">
+      <w:hyperlink r:id="rId33" w:history="1">
         <w:r>
           <w:rPr>
             <w:rStyle w:val="Hyperlink"/>
@@ -21767,7 +24870,7 @@
         </w:rPr>
         <w:br/>
       </w:r>
-      <w:hyperlink r:id="rId33" w:history="1">
+      <w:hyperlink r:id="rId34" w:history="1">
         <w:r>
           <w:rPr>
             <w:rStyle w:val="Hyperlink"/>
@@ -21811,7 +24914,7 @@
         </w:rPr>
         <w:br/>
       </w:r>
-      <w:hyperlink r:id="rId34" w:history="1">
+      <w:hyperlink r:id="rId35" w:history="1">
         <w:r>
           <w:rPr>
             <w:rStyle w:val="Hyperlink"/>
@@ -21831,7 +24934,7 @@
         </w:rPr>
         <w:br/>
       </w:r>
-      <w:hyperlink r:id="rId35" w:history="1">
+      <w:hyperlink r:id="rId36" w:history="1">
         <w:r>
           <w:rPr>
             <w:rStyle w:val="Hyperlink"/>
@@ -21843,7 +24946,35 @@
         <w:rPr>
           <w:color w:val="000000"/>
         </w:rPr>
-        <w:t xml:space="preserve"> – CC2531EMK Zigbee Remote Control USB Dongle (search ebay for a less expensive option)</w:t>
+        <w:t xml:space="preserve"> – CC2531EMK </w:t>
+      </w:r>
+      <w:proofErr w:type="spellStart"/>
+      <w:r>
+        <w:rPr>
+          <w:color w:val="000000"/>
+        </w:rPr>
+        <w:t>Zigbee</w:t>
+      </w:r>
+      <w:proofErr w:type="spellEnd"/>
+      <w:r>
+        <w:rPr>
+          <w:color w:val="000000"/>
+        </w:rPr>
+        <w:t xml:space="preserve"> Remote Control USB Dongle (search </w:t>
+      </w:r>
+      <w:proofErr w:type="spellStart"/>
+      <w:r>
+        <w:rPr>
+          <w:color w:val="000000"/>
+        </w:rPr>
+        <w:t>ebay</w:t>
+      </w:r>
+      <w:proofErr w:type="spellEnd"/>
+      <w:r>
+        <w:rPr>
+          <w:color w:val="000000"/>
+        </w:rPr>
+        <w:t xml:space="preserve"> for a less expensive option)</w:t>
       </w:r>
       <w:r>
         <w:rPr>
@@ -21884,8 +25015,13 @@
         <w:t>m Cygwin,</w:t>
       </w:r>
       <w:r>
-        <w:t xml:space="preserve"> MinGW</w:t>
-      </w:r>
+        <w:t xml:space="preserve"> </w:t>
+      </w:r>
+      <w:proofErr w:type="spellStart"/>
+      <w:r>
+        <w:t>MinGW</w:t>
+      </w:r>
+      <w:proofErr w:type="spellEnd"/>
       <w:r>
         <w:t>, or Microsoft</w:t>
       </w:r>
@@ -21934,17 +25070,55 @@
           <w:rFonts w:ascii="ArialMT" w:hAnsi="ArialMT" w:cs="ArialMT"/>
         </w:rPr>
       </w:pPr>
+      <w:proofErr w:type="gramStart"/>
       <w:r>
         <w:rPr>
           <w:rFonts w:ascii="ArialMT" w:hAnsi="ArialMT" w:cs="ArialMT"/>
         </w:rPr>
-        <w:t>add the appropriate packages. Repeat by doing a Search for gcc and adding relevant packages.</w:t>
-      </w:r>
+        <w:t>add</w:t>
+      </w:r>
+      <w:proofErr w:type="gramEnd"/>
       <w:r>
         <w:rPr>
           <w:rFonts w:ascii="ArialMT" w:hAnsi="ArialMT" w:cs="ArialMT"/>
         </w:rPr>
-        <w:t xml:space="preserve">  The Cygwin compiler requires Cygwin DLLs for compatibility with their unix based tools.</w:t>
+        <w:t xml:space="preserve"> the appropriate packages. Repeat by doing a Search for </w:t>
+      </w:r>
+      <w:proofErr w:type="spellStart"/>
+      <w:r>
+        <w:rPr>
+          <w:rFonts w:ascii="ArialMT" w:hAnsi="ArialMT" w:cs="ArialMT"/>
+        </w:rPr>
+        <w:t>gcc</w:t>
+      </w:r>
+      <w:proofErr w:type="spellEnd"/>
+      <w:r>
+        <w:rPr>
+          <w:rFonts w:ascii="ArialMT" w:hAnsi="ArialMT" w:cs="ArialMT"/>
+        </w:rPr>
+        <w:t xml:space="preserve"> and adding relevant packages.</w:t>
+      </w:r>
+      <w:r>
+        <w:rPr>
+          <w:rFonts w:ascii="ArialMT" w:hAnsi="ArialMT" w:cs="ArialMT"/>
+        </w:rPr>
+        <w:t xml:space="preserve">  The Cygwin compiler requires Cygwin DLLs for compatibility with their </w:t>
+      </w:r>
+      <w:proofErr w:type="spellStart"/>
+      <w:proofErr w:type="gramStart"/>
+      <w:r>
+        <w:rPr>
+          <w:rFonts w:ascii="ArialMT" w:hAnsi="ArialMT" w:cs="ArialMT"/>
+        </w:rPr>
+        <w:t>unix</w:t>
+      </w:r>
+      <w:proofErr w:type="spellEnd"/>
+      <w:proofErr w:type="gramEnd"/>
+      <w:r>
+        <w:rPr>
+          <w:rFonts w:ascii="ArialMT" w:hAnsi="ArialMT" w:cs="ArialMT"/>
+        </w:rPr>
+        <w:t xml:space="preserve"> based tools.</w:t>
       </w:r>
       <w:r>
         <w:rPr>
@@ -21979,39 +25153,72 @@
       </w:pPr>
     </w:p>
     <w:p>
+      <w:proofErr w:type="spellStart"/>
       <w:r>
         <w:rPr>
           <w:b/>
         </w:rPr>
-        <w:t>MinGW:</w:t>
-      </w:r>
+        <w:t>MinGW</w:t>
+      </w:r>
+      <w:proofErr w:type="spellEnd"/>
+      <w:proofErr w:type="gramStart"/>
       <w:r>
         <w:rPr>
           <w:b/>
         </w:rPr>
+        <w:t>:</w:t>
+      </w:r>
+      <w:proofErr w:type="gramEnd"/>
+      <w:r>
+        <w:rPr>
+          <w:b/>
+        </w:rPr>
         <w:br/>
       </w:r>
       <w:r>
-        <w:t>Download and run the mingw-get-setup.exe.  Next, open a command-line shell, cd to the mingw bin directory and run:</w:t>
+        <w:t xml:space="preserve">Download and run the mingw-get-setup.exe.  Next, open a command-line shell, cd to the </w:t>
+      </w:r>
+      <w:proofErr w:type="spellStart"/>
+      <w:r>
+        <w:t>mingw</w:t>
+      </w:r>
+      <w:proofErr w:type="spellEnd"/>
+      <w:r>
+        <w:t xml:space="preserve"> bin directory and run:</w:t>
       </w:r>
       <w:r>
         <w:br/>
       </w:r>
     </w:p>
     <w:p>
-      <w:r>
-        <w:t>mingw-get.exe install mingw32-base</w:t>
+      <w:proofErr w:type="gramStart"/>
+      <w:r>
+        <w:t>mingw-get.exe</w:t>
+      </w:r>
+      <w:proofErr w:type="gramEnd"/>
+      <w:r>
+        <w:t xml:space="preserve"> install mingw32-base</w:t>
       </w:r>
     </w:p>
     <w:p>
-      <w:r>
-        <w:t>mingw-get.exe install mingw32-gcc-g++</w:t>
+      <w:proofErr w:type="gramStart"/>
+      <w:r>
+        <w:t>mingw-get.exe</w:t>
+      </w:r>
+      <w:proofErr w:type="gramEnd"/>
+      <w:r>
+        <w:t xml:space="preserve"> install mingw32-gcc-g++</w:t>
       </w:r>
     </w:p>
     <w:p/>
     <w:p>
-      <w:r>
-        <w:t xml:space="preserve">Mingw only uses native Microsoft DLLs so it is a good choice for a production build. </w:t>
+      <w:proofErr w:type="spellStart"/>
+      <w:r>
+        <w:t>Mingw</w:t>
+      </w:r>
+      <w:proofErr w:type="spellEnd"/>
+      <w:r>
+        <w:t xml:space="preserve"> only uses native Microsoft DLLs so it is a good choice for a production build. </w:t>
       </w:r>
     </w:p>
     <w:p/>
@@ -22058,7 +25265,21 @@
         <w:rPr>
           <w:rFonts w:ascii="Courier New" w:hAnsi="Courier New" w:cs="Courier New"/>
         </w:rPr>
-        <w:t>&lt;install dir&gt;\VC\Auxiliary\Build\vcvarsall.bat x86</w:t>
+        <w:t xml:space="preserve">&lt;install </w:t>
+      </w:r>
+      <w:proofErr w:type="spellStart"/>
+      <w:r>
+        <w:rPr>
+          <w:rFonts w:ascii="Courier New" w:hAnsi="Courier New" w:cs="Courier New"/>
+        </w:rPr>
+        <w:t>dir</w:t>
+      </w:r>
+      <w:proofErr w:type="spellEnd"/>
+      <w:r>
+        <w:rPr>
+          <w:rFonts w:ascii="Courier New" w:hAnsi="Courier New" w:cs="Courier New"/>
+        </w:rPr>
+        <w:t>&gt;\VC\Auxiliary\Build\vcvarsall.bat x86</w:t>
       </w:r>
     </w:p>
     <w:p>
@@ -22105,7 +25326,15 @@
         <w:t>s</w:t>
       </w:r>
       <w:r>
-        <w:t xml:space="preserve"> to use the Microsoft compiler instead of Cygwin or MinGW.  Run</w:t>
+        <w:t xml:space="preserve"> to use the Microsoft compiler instead of Cygwin or </w:t>
+      </w:r>
+      <w:proofErr w:type="spellStart"/>
+      <w:r>
+        <w:t>MinGW</w:t>
+      </w:r>
+      <w:proofErr w:type="spellEnd"/>
+      <w:r>
+        <w:t>.  Run</w:t>
       </w:r>
       <w:r>
         <w:t>ning</w:t>
@@ -22184,7 +25413,7 @@
       <w:r>
         <w:br/>
       </w:r>
-      <w:hyperlink r:id="rId36" w:history="1">
+      <w:hyperlink r:id="rId37" w:history="1">
         <w:r>
           <w:rPr>
             <w:rStyle w:val="Hyperlink"/>
@@ -22221,7 +25450,7 @@
         <w:pStyle w:val="TOC1"/>
         <w:jc w:val="left"/>
       </w:pPr>
-      <w:hyperlink r:id="rId37" w:history="1">
+      <w:hyperlink r:id="rId38" w:history="1">
         <w:r>
           <w:rPr>
             <w:rStyle w:val="Hyperlink"/>
@@ -22331,7 +25560,7 @@
           <w:rPr>
             <w:noProof/>
           </w:rPr>
-          <w:t>21</w:t>
+          <w:t>6</w:t>
         </w:r>
         <w:r>
           <w:rPr>
@@ -24035,7 +27264,7 @@
 </file>
 
 <file path=customXml/itemProps1.xml><?xml version="1.0" encoding="utf-8"?>
-<ds:datastoreItem xmlns:ds="http://schemas.openxmlformats.org/officeDocument/2006/customXml" ds:itemID="{B0965C4E-ECA7-49C0-AF23-3225D96E54DB}">
+<ds:datastoreItem xmlns:ds="http://schemas.openxmlformats.org/officeDocument/2006/customXml" ds:itemID="{3999E464-D3C6-4CC3-8C62-A97F96DEA243}">
   <ds:schemaRefs>
     <ds:schemaRef ds:uri="http://schemas.openxmlformats.org/officeDocument/2006/bibliography"/>
   </ds:schemaRefs>

--- a/doc/design/media_control_system.docx
+++ b/doc/design/media_control_system.docx
@@ -13545,18 +13545,72 @@
         <w:t xml:space="preserve">  </w:t>
       </w:r>
       <w:r>
-        <w:t xml:space="preserve">Python is only needed if code modifications are needed.  The steps required </w:t>
+        <w:t>Python is only needed if code modifications are needed.  The steps required to authorize</w:t>
+      </w:r>
+      <w:r>
+        <w:t xml:space="preserve"> a host to cont</w:t>
+      </w:r>
+      <w:r>
+        <w:t xml:space="preserve">rol an LG TV are available in the </w:t>
+      </w:r>
+      <w:proofErr w:type="spellStart"/>
+      <w:r>
+        <w:t>mcs</w:t>
+      </w:r>
+      <w:proofErr w:type="spellEnd"/>
+      <w:r>
+        <w:t>/</w:t>
+      </w:r>
+      <w:proofErr w:type="spellStart"/>
+      <w:r>
+        <w:t>util</w:t>
+      </w:r>
+      <w:proofErr w:type="spellEnd"/>
+      <w:r>
+        <w:t>/</w:t>
+      </w:r>
+      <w:proofErr w:type="spellStart"/>
+      <w:r>
+        <w:t>lgtv</w:t>
+      </w:r>
+      <w:proofErr w:type="spellEnd"/>
+      <w:r>
+        <w:t>/readme.txt</w:t>
+      </w:r>
+      <w:r>
+        <w:t xml:space="preserve"> file</w:t>
+      </w:r>
+      <w:r>
+        <w:t>.</w:t>
+      </w:r>
+    </w:p>
+    <w:p/>
+    <w:p>
+      <w:r>
+        <w:t xml:space="preserve">Because the v2 system no longer has an IR remote, functionality was added to support turning on </w:t>
+      </w:r>
+      <w:r>
+        <w:t>the</w:t>
+      </w:r>
+      <w:r>
+        <w:t xml:space="preserve"> LG TV </w:t>
+      </w:r>
+      <w:proofErr w:type="gramStart"/>
+      <w:r>
+        <w:t xml:space="preserve">and  </w:t>
       </w:r>
       <w:bookmarkStart w:id="5" w:name="_GoBack"/>
       <w:bookmarkEnd w:id="5"/>
       <w:r>
-        <w:t>to authorize</w:t>
-      </w:r>
-      <w:r>
-        <w:t xml:space="preserve"> a host to cont</w:t>
-      </w:r>
-      <w:r>
-        <w:t xml:space="preserve">rol an LG TV are available in the </w:t>
+        <w:t>Audio</w:t>
+      </w:r>
+      <w:proofErr w:type="gramEnd"/>
+      <w:r>
+        <w:t xml:space="preserve"> Receiver simultaneously from a single remote desktop shortcut icon.  </w:t>
+      </w:r>
+      <w:r>
+        <w:br/>
+        <w:t xml:space="preserve">Please see the </w:t>
       </w:r>
       <w:proofErr w:type="spellStart"/>
       <w:r>
@@ -13576,17 +13630,11 @@
       </w:r>
       <w:proofErr w:type="spellStart"/>
       <w:r>
-        <w:t>lgtv</w:t>
+        <w:t>tvpower</w:t>
       </w:r>
       <w:proofErr w:type="spellEnd"/>
       <w:r>
-        <w:t>/readme.txt</w:t>
-      </w:r>
-      <w:r>
-        <w:t xml:space="preserve"> file</w:t>
-      </w:r>
-      <w:r>
-        <w:t>.</w:t>
+        <w:t>/schtask_acClientToggle.bat file for details.</w:t>
       </w:r>
       <w:r>
         <w:br w:type="page"/>
@@ -25560,7 +25608,7 @@
           <w:rPr>
             <w:noProof/>
           </w:rPr>
-          <w:t>6</w:t>
+          <w:t>21</w:t>
         </w:r>
         <w:r>
           <w:rPr>
@@ -27264,7 +27312,7 @@
 </file>
 
 <file path=customXml/itemProps1.xml><?xml version="1.0" encoding="utf-8"?>
-<ds:datastoreItem xmlns:ds="http://schemas.openxmlformats.org/officeDocument/2006/customXml" ds:itemID="{3999E464-D3C6-4CC3-8C62-A97F96DEA243}">
+<ds:datastoreItem xmlns:ds="http://schemas.openxmlformats.org/officeDocument/2006/customXml" ds:itemID="{9831B73C-1B10-49A9-8798-AF6A8A4FC9BE}">
   <ds:schemaRefs>
     <ds:schemaRef ds:uri="http://schemas.openxmlformats.org/officeDocument/2006/bibliography"/>
   </ds:schemaRefs>

--- a/doc/design/media_control_system.docx
+++ b/doc/design/media_control_system.docx
@@ -1203,16 +1203,15 @@
         <w:t>Play media from</w:t>
       </w:r>
       <w:r>
-        <w:t xml:space="preserve"> any home computer</w:t>
-      </w:r>
-      <w:r>
-        <w:t xml:space="preserve"> using</w:t>
-      </w:r>
-      <w:r>
-        <w:t xml:space="preserve"> a single</w:t>
-      </w:r>
-      <w:r>
-        <w:t xml:space="preserve"> home theater</w:t>
+        <w:t xml:space="preserve"> any PC to a </w:t>
+      </w:r>
+      <w:proofErr w:type="spellStart"/>
+      <w:r>
+        <w:t>singe</w:t>
+      </w:r>
+      <w:proofErr w:type="spellEnd"/>
+      <w:r>
+        <w:t xml:space="preserve"> audio receiver</w:t>
       </w:r>
     </w:p>
     <w:p>
@@ -1230,7 +1229,16 @@
         <w:t xml:space="preserve"> </w:t>
       </w:r>
       <w:r>
-        <w:t>from a PC or smartphone</w:t>
+        <w:t xml:space="preserve">from </w:t>
+      </w:r>
+      <w:r>
+        <w:t xml:space="preserve">any </w:t>
+      </w:r>
+      <w:r>
+        <w:t xml:space="preserve">PC </w:t>
+      </w:r>
+      <w:r>
+        <w:t>on the local network</w:t>
       </w:r>
     </w:p>
     <w:p>
@@ -1245,7 +1253,16 @@
         <w:t xml:space="preserve">Consolidation to </w:t>
       </w:r>
       <w:r>
-        <w:t>a single universal remote</w:t>
+        <w:t xml:space="preserve">a single universal </w:t>
+      </w:r>
+      <w:r>
+        <w:t xml:space="preserve">IR </w:t>
+      </w:r>
+      <w:r>
+        <w:t>remote</w:t>
+      </w:r>
+      <w:r>
+        <w:t xml:space="preserve"> (v1) or wireless mouse (v2) </w:t>
       </w:r>
     </w:p>
     <w:p>
@@ -9531,7 +9548,9 @@
                               <w:r>
                                 <w:t xml:space="preserve"> Diagram v2</w:t>
                               </w:r>
+                              <w:bookmarkStart w:id="3" w:name="_GoBack"/>
                               <w:bookmarkEnd w:id="2"/>
+                              <w:bookmarkEnd w:id="3"/>
                             </w:p>
                           </w:txbxContent>
                         </wps:txbx>
@@ -12816,7 +12835,7 @@
                               <w:pPr>
                                 <w:pStyle w:val="Heading1"/>
                               </w:pPr>
-                              <w:bookmarkStart w:id="3" w:name="_Toc227679436"/>
+                              <w:bookmarkStart w:id="4" w:name="_Toc227679436"/>
                               <w:proofErr w:type="spellStart"/>
                               <w:r>
                                 <w:t>Xantech</w:t>
@@ -12825,7 +12844,7 @@
                               <w:r>
                                 <w:t xml:space="preserve"> Speaker Switch Matrix</w:t>
                               </w:r>
-                              <w:bookmarkEnd w:id="3"/>
+                              <w:bookmarkEnd w:id="4"/>
                             </w:p>
                           </w:txbxContent>
                         </wps:txbx>
@@ -13430,12 +13449,12 @@
       <w:pPr>
         <w:pStyle w:val="Heading1"/>
       </w:pPr>
-      <w:bookmarkStart w:id="4" w:name="_Toc227679437"/>
+      <w:bookmarkStart w:id="5" w:name="_Toc227679437"/>
       <w:r>
         <w:lastRenderedPageBreak/>
         <w:t>Media Control System Diagram v1 vs v2</w:t>
       </w:r>
-      <w:bookmarkEnd w:id="4"/>
+      <w:bookmarkEnd w:id="5"/>
     </w:p>
     <w:p>
       <w:r>
@@ -13597,12 +13616,7 @@
       </w:r>
       <w:proofErr w:type="gramStart"/>
       <w:r>
-        <w:t xml:space="preserve">and  </w:t>
-      </w:r>
-      <w:bookmarkStart w:id="5" w:name="_GoBack"/>
-      <w:bookmarkEnd w:id="5"/>
-      <w:r>
-        <w:t>Audio</w:t>
+        <w:t>and  Audio</w:t>
       </w:r>
       <w:proofErr w:type="gramEnd"/>
       <w:r>
@@ -27312,7 +27326,7 @@
 </file>
 
 <file path=customXml/itemProps1.xml><?xml version="1.0" encoding="utf-8"?>
-<ds:datastoreItem xmlns:ds="http://schemas.openxmlformats.org/officeDocument/2006/customXml" ds:itemID="{9831B73C-1B10-49A9-8798-AF6A8A4FC9BE}">
+<ds:datastoreItem xmlns:ds="http://schemas.openxmlformats.org/officeDocument/2006/customXml" ds:itemID="{24FE12A7-CDF6-4D40-BA50-3F69A5FE3127}">
   <ds:schemaRefs>
     <ds:schemaRef ds:uri="http://schemas.openxmlformats.org/officeDocument/2006/bibliography"/>
   </ds:schemaRefs>

--- a/doc/design/media_control_system.docx
+++ b/doc/design/media_control_system.docx
@@ -1203,15 +1203,15 @@
         <w:t>Play media from</w:t>
       </w:r>
       <w:r>
-        <w:t xml:space="preserve"> any PC to a </w:t>
-      </w:r>
-      <w:proofErr w:type="spellStart"/>
-      <w:r>
-        <w:t>singe</w:t>
-      </w:r>
-      <w:proofErr w:type="spellEnd"/>
-      <w:r>
-        <w:t xml:space="preserve"> audio receiver</w:t>
+        <w:t xml:space="preserve"> any PC to a sing</w:t>
+      </w:r>
+      <w:r>
+        <w:t>l</w:t>
+      </w:r>
+      <w:bookmarkStart w:id="1" w:name="_GoBack"/>
+      <w:bookmarkEnd w:id="1"/>
+      <w:r>
+        <w:t>e audio receiver</w:t>
       </w:r>
     </w:p>
     <w:p>
@@ -4541,7 +4541,7 @@
                               <w:pPr>
                                 <w:pStyle w:val="Heading1"/>
                               </w:pPr>
-                              <w:bookmarkStart w:id="1" w:name="_Toc227679434"/>
+                              <w:bookmarkStart w:id="2" w:name="_Toc227679434"/>
                               <w:r>
                                 <w:t>Media Control System</w:t>
                               </w:r>
@@ -4551,7 +4551,7 @@
                               <w:r>
                                 <w:t xml:space="preserve"> v1</w:t>
                               </w:r>
-                              <w:bookmarkEnd w:id="1"/>
+                              <w:bookmarkEnd w:id="2"/>
                             </w:p>
                           </w:txbxContent>
                         </wps:txbx>
@@ -9541,15 +9541,13 @@
                               <w:pPr>
                                 <w:pStyle w:val="Heading1"/>
                               </w:pPr>
-                              <w:bookmarkStart w:id="2" w:name="_Toc227679435"/>
+                              <w:bookmarkStart w:id="3" w:name="_Toc227679435"/>
                               <w:r>
                                 <w:t>Media Control System</w:t>
                               </w:r>
                               <w:r>
                                 <w:t xml:space="preserve"> Diagram v2</w:t>
                               </w:r>
-                              <w:bookmarkStart w:id="3" w:name="_GoBack"/>
-                              <w:bookmarkEnd w:id="2"/>
                               <w:bookmarkEnd w:id="3"/>
                             </w:p>
                           </w:txbxContent>
@@ -27326,7 +27324,7 @@
 </file>
 
 <file path=customXml/itemProps1.xml><?xml version="1.0" encoding="utf-8"?>
-<ds:datastoreItem xmlns:ds="http://schemas.openxmlformats.org/officeDocument/2006/customXml" ds:itemID="{24FE12A7-CDF6-4D40-BA50-3F69A5FE3127}">
+<ds:datastoreItem xmlns:ds="http://schemas.openxmlformats.org/officeDocument/2006/customXml" ds:itemID="{9A4D1A33-6AB5-4302-A8DE-36605ADE9FDA}">
   <ds:schemaRefs>
     <ds:schemaRef ds:uri="http://schemas.openxmlformats.org/officeDocument/2006/bibliography"/>
   </ds:schemaRefs>

--- a/doc/design/media_control_system.docx
+++ b/doc/design/media_control_system.docx
@@ -1208,8 +1208,6 @@
       <w:r>
         <w:t>l</w:t>
       </w:r>
-      <w:bookmarkStart w:id="1" w:name="_GoBack"/>
-      <w:bookmarkEnd w:id="1"/>
       <w:r>
         <w:t>e audio receiver</w:t>
       </w:r>
@@ -4541,7 +4539,7 @@
                               <w:pPr>
                                 <w:pStyle w:val="Heading1"/>
                               </w:pPr>
-                              <w:bookmarkStart w:id="2" w:name="_Toc227679434"/>
+                              <w:bookmarkStart w:id="1" w:name="_Toc227679434"/>
                               <w:r>
                                 <w:t>Media Control System</w:t>
                               </w:r>
@@ -4551,7 +4549,7 @@
                               <w:r>
                                 <w:t xml:space="preserve"> v1</w:t>
                               </w:r>
-                              <w:bookmarkEnd w:id="2"/>
+                              <w:bookmarkEnd w:id="1"/>
                             </w:p>
                           </w:txbxContent>
                         </wps:txbx>
@@ -9541,14 +9539,14 @@
                               <w:pPr>
                                 <w:pStyle w:val="Heading1"/>
                               </w:pPr>
-                              <w:bookmarkStart w:id="3" w:name="_Toc227679435"/>
+                              <w:bookmarkStart w:id="2" w:name="_Toc227679435"/>
                               <w:r>
                                 <w:t>Media Control System</w:t>
                               </w:r>
                               <w:r>
                                 <w:t xml:space="preserve"> Diagram v2</w:t>
                               </w:r>
-                              <w:bookmarkEnd w:id="3"/>
+                              <w:bookmarkEnd w:id="2"/>
                             </w:p>
                           </w:txbxContent>
                         </wps:txbx>
@@ -12833,7 +12831,7 @@
                               <w:pPr>
                                 <w:pStyle w:val="Heading1"/>
                               </w:pPr>
-                              <w:bookmarkStart w:id="4" w:name="_Toc227679436"/>
+                              <w:bookmarkStart w:id="3" w:name="_Toc227679436"/>
                               <w:proofErr w:type="spellStart"/>
                               <w:r>
                                 <w:t>Xantech</w:t>
@@ -12842,7 +12840,7 @@
                               <w:r>
                                 <w:t xml:space="preserve"> Speaker Switch Matrix</w:t>
                               </w:r>
-                              <w:bookmarkEnd w:id="4"/>
+                              <w:bookmarkEnd w:id="3"/>
                             </w:p>
                           </w:txbxContent>
                         </wps:txbx>
@@ -13447,12 +13445,12 @@
       <w:pPr>
         <w:pStyle w:val="Heading1"/>
       </w:pPr>
-      <w:bookmarkStart w:id="5" w:name="_Toc227679437"/>
+      <w:bookmarkStart w:id="4" w:name="_Toc227679437"/>
       <w:r>
         <w:lastRenderedPageBreak/>
         <w:t>Media Control System Diagram v1 vs v2</w:t>
       </w:r>
-      <w:bookmarkEnd w:id="5"/>
+      <w:bookmarkEnd w:id="4"/>
     </w:p>
     <w:p>
       <w:r>
@@ -13642,11 +13640,19 @@
       </w:r>
       <w:proofErr w:type="spellStart"/>
       <w:r>
-        <w:t>tvpower</w:t>
+        <w:t>tv</w:t>
+      </w:r>
+      <w:r>
+        <w:t>power</w:t>
       </w:r>
       <w:proofErr w:type="spellEnd"/>
       <w:r>
-        <w:t>/schtask_acClientToggle.bat file for details.</w:t>
+        <w:t>/readme.txt</w:t>
+      </w:r>
+      <w:bookmarkStart w:id="5" w:name="_GoBack"/>
+      <w:bookmarkEnd w:id="5"/>
+      <w:r>
+        <w:t xml:space="preserve"> file for details.</w:t>
       </w:r>
       <w:r>
         <w:br w:type="page"/>
@@ -27324,7 +27330,7 @@
 </file>
 
 <file path=customXml/itemProps1.xml><?xml version="1.0" encoding="utf-8"?>
-<ds:datastoreItem xmlns:ds="http://schemas.openxmlformats.org/officeDocument/2006/customXml" ds:itemID="{9A4D1A33-6AB5-4302-A8DE-36605ADE9FDA}">
+<ds:datastoreItem xmlns:ds="http://schemas.openxmlformats.org/officeDocument/2006/customXml" ds:itemID="{13F4A916-F5C1-4622-B2B3-4BFEE0E8CB28}">
   <ds:schemaRefs>
     <ds:schemaRef ds:uri="http://schemas.openxmlformats.org/officeDocument/2006/bibliography"/>
   </ds:schemaRefs>
